--- a/downloads/workbook/ai-1-week-03.docx
+++ b/downloads/workbook/ai-1-week-03.docx
@@ -1236,6 +1236,178 @@
         <w:t>Project connection: Save sorter measurements with device, location and time so unusual inputs can be checked before decisions.</w:t>
       </w:r>
     </w:p>
+    <w:p>
+      <w:pPr>
+        <w:pStyle w:val="Heading1"/>
+      </w:pPr>
+      <w:r>
+        <w:t>19. Project portfolio milestone</w:t>
+      </w:r>
+    </w:p>
+    <w:p>
+      <w:r>
+        <w:t>Project: Helpful Classroom Sorter</w:t>
+      </w:r>
+    </w:p>
+    <w:p>
+      <w:r>
+        <w:t>Current milestone: Frame the need. Name the user, the problem, allowed inputs and a safe simple starting method.</w:t>
+      </w:r>
+    </w:p>
+    <w:p>
+      <w:r>
+        <w:t>Save sorter measurements with device, location and time so unusual inputs can be checked before decisions.</w:t>
+      </w:r>
+    </w:p>
+    <w:tbl>
+      <w:tblPr>
+        <w:tblStyle w:val="LightShading-Accent1"/>
+        <w:tblW w:type="auto" w:w="0"/>
+        <w:tblLook w:firstColumn="1" w:firstRow="1" w:lastColumn="0" w:lastRow="0" w:noHBand="0" w:noVBand="1" w:val="04A0"/>
+      </w:tblPr>
+      <w:tblGrid>
+        <w:gridCol w:w="5112"/>
+        <w:gridCol w:w="5112"/>
+      </w:tblGrid>
+      <w:tr>
+        <w:trPr>
+          <w:tblHeader/>
+        </w:trPr>
+        <w:tc>
+          <w:tcPr>
+            <w:tcW w:type="dxa" w:w="5112"/>
+          </w:tcPr>
+          <w:p>
+            <w:r>
+              <w:t>Evidence to keep</w:t>
+            </w:r>
+          </w:p>
+        </w:tc>
+        <w:tc>
+          <w:tcPr>
+            <w:tcW w:type="dxa" w:w="5112"/>
+          </w:tcPr>
+          <w:p>
+            <w:r>
+              <w:t>My record</w:t>
+            </w:r>
+          </w:p>
+        </w:tc>
+      </w:tr>
+      <w:tr>
+        <w:tc>
+          <w:tcPr>
+            <w:tcW w:type="dxa" w:w="5112"/>
+          </w:tcPr>
+          <w:p>
+            <w:r>
+              <w:t>This week’s input and deciding step</w:t>
+            </w:r>
+          </w:p>
+        </w:tc>
+        <w:tc>
+          <w:tcPr>
+            <w:tcW w:type="dxa" w:w="5112"/>
+          </w:tcPr>
+          <w:p>
+            <w:r/>
+          </w:p>
+        </w:tc>
+      </w:tr>
+      <w:tr>
+        <w:tc>
+          <w:tcPr>
+            <w:tcW w:type="dxa" w:w="5112"/>
+          </w:tcPr>
+          <w:p>
+            <w:r>
+              <w:t>Prediction and actual result (or labelled paper trace)</w:t>
+            </w:r>
+          </w:p>
+        </w:tc>
+        <w:tc>
+          <w:tcPr>
+            <w:tcW w:type="dxa" w:w="5112"/>
+          </w:tcPr>
+          <w:p>
+            <w:r/>
+          </w:p>
+        </w:tc>
+      </w:tr>
+      <w:tr>
+        <w:tc>
+          <w:tcPr>
+            <w:tcW w:type="dxa" w:w="5112"/>
+          </w:tcPr>
+          <w:p>
+            <w:r>
+              <w:t>One change since the previous checkpoint and why</w:t>
+            </w:r>
+          </w:p>
+        </w:tc>
+        <w:tc>
+          <w:tcPr>
+            <w:tcW w:type="dxa" w:w="5112"/>
+          </w:tcPr>
+          <w:p>
+            <w:r/>
+          </w:p>
+        </w:tc>
+      </w:tr>
+      <w:tr>
+        <w:tc>
+          <w:tcPr>
+            <w:tcW w:type="dxa" w:w="5112"/>
+          </w:tcPr>
+          <w:p>
+            <w:r>
+              <w:t>One error or limit and the next test</w:t>
+            </w:r>
+          </w:p>
+        </w:tc>
+        <w:tc>
+          <w:tcPr>
+            <w:tcW w:type="dxa" w:w="5112"/>
+          </w:tcPr>
+          <w:p>
+            <w:r/>
+          </w:p>
+        </w:tc>
+      </w:tr>
+    </w:tbl>
+    <w:p>
+      <w:pPr>
+        <w:pStyle w:val="Heading3"/>
+      </w:pPr>
+      <w:r>
+        <w:t>Explain what this week adds to your project. Reuse last week’s record rather than starting again.</w:t>
+      </w:r>
+    </w:p>
+    <w:p>
+      <w:r>
+        <w:t>________________________________________________________________</w:t>
+      </w:r>
+    </w:p>
+    <w:p>
+      <w:r>
+        <w:t>________________________________________________________________</w:t>
+      </w:r>
+    </w:p>
+    <w:p>
+      <w:r>
+        <w:t>________________________________________________________________</w:t>
+      </w:r>
+    </w:p>
+    <w:p>
+      <w:r>
+        <w:t>________________________________________________________________</w:t>
+      </w:r>
+    </w:p>
+    <w:p>
+      <w:r>
+        <w:t>________________________________________________________________</w:t>
+      </w:r>
+    </w:p>
     <w:sectPr>
       <w:pgSz w:w="12240" w:h="15840"/>
       <w:pgMar w:top="936" w:right="1008" w:bottom="936" w:left="1008" w:header="720" w:footer="720" w:gutter="0"/>

--- a/downloads/workbook/ai-1-week-03.docx
+++ b/downloads/workbook/ai-1-week-03.docx
@@ -1408,6 +1408,230 @@
         <w:t>________________________________________________________________</w:t>
       </w:r>
     </w:p>
+    <w:p>
+      <w:pPr>
+        <w:pStyle w:val="Heading1"/>
+      </w:pPr>
+      <w:r>
+        <w:t>20. Supported practice and learning evidence</w:t>
+      </w:r>
+    </w:p>
+    <w:p>
+      <w:r>
+        <w:t>Use this supported practice once, in the browser or on paper. Keep the reserved independent assessment for a separate first attempt before teacher feedback.</w:t>
+      </w:r>
+    </w:p>
+    <w:p>
+      <w:r>
+        <w:t>Two fictional light sensors disagree in a classroom. Compare them fairly rather than declaring one broken.</w:t>
+      </w:r>
+    </w:p>
+    <w:p>
+      <w:pPr>
+        <w:pStyle w:val="Heading3"/>
+      </w:pPr>
+      <w:r>
+        <w:t>Practice 1: explain the deciding evidence</w:t>
+      </w:r>
+    </w:p>
+    <w:p>
+      <w:r>
+        <w:t>Which labelled step matches this detail? A trusted reference is needed to decide which reading is closer.</w:t>
+      </w:r>
+    </w:p>
+    <w:p>
+      <w:r>
+        <w:t>1. Compare gaps</w:t>
+      </w:r>
+    </w:p>
+    <w:p>
+      <w:r>
+        <w:t>2. Check a reference</w:t>
+      </w:r>
+    </w:p>
+    <w:p>
+      <w:r>
+        <w:t>3. Paired readings</w:t>
+      </w:r>
+    </w:p>
+    <w:p>
+      <w:r>
+        <w:t>4. Same shelf</w:t>
+      </w:r>
+    </w:p>
+    <w:p>
+      <w:pPr>
+        <w:pStyle w:val="Heading3"/>
+      </w:pPr>
+      <w:r>
+        <w:t>My selected conclusion, deciding fact and explanation</w:t>
+      </w:r>
+    </w:p>
+    <w:p>
+      <w:r>
+        <w:t>________________________________________________________________</w:t>
+      </w:r>
+    </w:p>
+    <w:p>
+      <w:r>
+        <w:t>________________________________________________________________</w:t>
+      </w:r>
+    </w:p>
+    <w:p>
+      <w:r>
+        <w:t>________________________________________________________________</w:t>
+      </w:r>
+    </w:p>
+    <w:p>
+      <w:r>
+        <w:t>________________________________________________________________</w:t>
+      </w:r>
+    </w:p>
+    <w:p>
+      <w:r>
+        <w:t>________________________________________________________________</w:t>
+      </w:r>
+    </w:p>
+    <w:p>
+      <w:r>
+        <w:t>Hint if needed: Read the steps in the pictorial case. Match the supplied detail to the stage that performs or records it.</w:t>
+      </w:r>
+    </w:p>
+    <w:p>
+      <w:r>
+        <w:t>After your attempt, compare with the supported explanation: Check a reference A trusted reference is needed to decide which reading is closer. A repeated difference of 5 supports investigating an offset between devices. Matching time and location removes two obvious comparison problems. It does not show which device is correct: both could have errors. Preserve paired readings instead of adjusting them silently.</w:t>
+      </w:r>
+    </w:p>
+    <w:p>
+      <w:pPr>
+        <w:pStyle w:val="Heading3"/>
+      </w:pPr>
+      <w:r>
+        <w:t>Practice 2: explain the deciding evidence</w:t>
+      </w:r>
+    </w:p>
+    <w:p>
+      <w:r>
+        <w:t>Changed-case practice: Move only B into brighter light. Which conclusion is supported by the supplied facts?</w:t>
+      </w:r>
+    </w:p>
+    <w:p>
+      <w:r>
+        <w:t>1. The next gap could change for reasons other than a difference in device accuracy.</w:t>
+      </w:r>
+    </w:p>
+    <w:p>
+      <w:r>
+        <w:t>2. This one example guarantees correct results for every future input.</w:t>
+      </w:r>
+    </w:p>
+    <w:p>
+      <w:r>
+        <w:t>3. We can decide the result without examining the changed input or the procedure.</w:t>
+      </w:r>
+    </w:p>
+    <w:p>
+      <w:pPr>
+        <w:pStyle w:val="Heading3"/>
+      </w:pPr>
+      <w:r>
+        <w:t>My selected conclusion, deciding fact and explanation</w:t>
+      </w:r>
+    </w:p>
+    <w:p>
+      <w:r>
+        <w:t>________________________________________________________________</w:t>
+      </w:r>
+    </w:p>
+    <w:p>
+      <w:r>
+        <w:t>________________________________________________________________</w:t>
+      </w:r>
+    </w:p>
+    <w:p>
+      <w:r>
+        <w:t>________________________________________________________________</w:t>
+      </w:r>
+    </w:p>
+    <w:p>
+      <w:r>
+        <w:t>________________________________________________________________</w:t>
+      </w:r>
+    </w:p>
+    <w:p>
+      <w:r>
+        <w:t>________________________________________________________________</w:t>
+      </w:r>
+    </w:p>
+    <w:p>
+      <w:r>
+        <w:t>Hint if needed: Use the changed condition and the deciding step in the pictorial trace. The answer must say what follows from those facts.</w:t>
+      </w:r>
+    </w:p>
+    <w:p>
+      <w:r>
+        <w:t>After your attempt, compare with the supported explanation: The next gap could change for reasons other than a difference in device accuracy. The comparison now changes location as well as device; there is no supplied reading from the new location.</w:t>
+      </w:r>
+    </w:p>
+    <w:p>
+      <w:pPr>
+        <w:pStyle w:val="Heading3"/>
+      </w:pPr>
+      <w:r>
+        <w:t>Repair a missing building block</w:t>
+      </w:r>
+    </w:p>
+    <w:p>
+      <w:r>
+        <w:t>Review Input, Process, Output (ai-1/2). Goal: Trace information through a system without confusing information with a physical action. Short practice: Use the richer record to find blue pencils in Box B. Explain why total alone was insufficient.. Return to this week and explain what you changed.</w:t>
+      </w:r>
+    </w:p>
+    <w:p>
+      <w:pPr>
+        <w:pStyle w:val="Heading3"/>
+      </w:pPr>
+      <w:r>
+        <w:t>Keep your completed work</w:t>
+      </w:r>
+    </w:p>
+    <w:p>
+      <w:r>
+        <w:t>Use Download completed work in the hosted lesson to export your answers, reflections, practice feedback and code-run evidence. Open the HTML copy to read or print it. Drafts stay in this browser when storage is available; clear drafts on a shared device.</w:t>
+      </w:r>
+    </w:p>
+    <w:p>
+      <w:pPr>
+        <w:pStyle w:val="Heading3"/>
+      </w:pPr>
+      <w:r>
+        <w:t>What I repaired, the evidence I kept and the next test</w:t>
+      </w:r>
+    </w:p>
+    <w:p>
+      <w:r>
+        <w:t>________________________________________________________________</w:t>
+      </w:r>
+    </w:p>
+    <w:p>
+      <w:r>
+        <w:t>________________________________________________________________</w:t>
+      </w:r>
+    </w:p>
+    <w:p>
+      <w:r>
+        <w:t>________________________________________________________________</w:t>
+      </w:r>
+    </w:p>
+    <w:p>
+      <w:r>
+        <w:t>________________________________________________________________</w:t>
+      </w:r>
+    </w:p>
+    <w:p>
+      <w:r>
+        <w:t>________________________________________________________________</w:t>
+      </w:r>
+    </w:p>
     <w:sectPr>
       <w:pgSz w:w="12240" w:h="15840"/>
       <w:pgMar w:top="936" w:right="1008" w:bottom="936" w:left="1008" w:header="720" w:footer="720" w:gutter="0"/>

--- a/downloads/workbook/ai-1-week-03.docx
+++ b/downloads/workbook/ai-1-week-03.docx
@@ -30,6 +30,17 @@
     </w:p>
     <w:p>
       <w:r>
+        <w:t>Record your starting explanation for Sensors Are Messengers before opening notes. Show any later correction separately.</w:t>
+      </w:r>
+    </w:p>
+    <w:p>
+      <w:pPr>
+        <w:spacing w:line="336" w:lineRule="auto" w:after="180"/>
+      </w:pPr>
+      <w:r>
+        <w:rPr>
+          <w:b w:val="0"/>
+        </w:rPr>
         <w:t>Try the recall before opening notes. Then use a different colour or a labelled second line to correct your explanation.</w:t>
       </w:r>
     </w:p>
@@ -42,8 +53,50 @@
       </w:r>
     </w:p>
     <w:p>
-      <w:r>
-        <w:t>Without opening the old lesson, explain one key idea from Input, Process, Output. Give an example and a mistake that the idea helps you avoid.</w:t>
+      <w:pPr>
+        <w:spacing w:line="336" w:lineRule="auto" w:after="180"/>
+      </w:pPr>
+      <w:r>
+        <w:rPr>
+          <w:b w:val="0"/>
+        </w:rPr>
+        <w:t xml:space="preserve">Without opening the old lesson, explain one key idea from </w:t>
+      </w:r>
+      <w:r>
+        <w:rPr>
+          <w:b/>
+        </w:rPr>
+        <w:t>Input</w:t>
+      </w:r>
+      <w:r>
+        <w:rPr>
+          <w:b w:val="0"/>
+        </w:rPr>
+        <w:t xml:space="preserve">, </w:t>
+      </w:r>
+      <w:r>
+        <w:rPr>
+          <w:b/>
+        </w:rPr>
+        <w:t>Process</w:t>
+      </w:r>
+      <w:r>
+        <w:rPr>
+          <w:b w:val="0"/>
+        </w:rPr>
+        <w:t xml:space="preserve">, </w:t>
+      </w:r>
+      <w:r>
+        <w:rPr>
+          <w:b/>
+        </w:rPr>
+        <w:t>Output</w:t>
+      </w:r>
+      <w:r>
+        <w:rPr>
+          <w:b w:val="0"/>
+        </w:rPr>
+        <w:t>. Give an example and a mistake that the idea helps you avoid.</w:t>
       </w:r>
     </w:p>
     <w:p>
@@ -79,7 +132,42 @@
     </w:p>
     <w:p>
       <w:r>
-        <w:t>Use W2: Trace a boundary for Sensors and measurement. Record the answer once; the lesson and workbook refer to the same attempt.</w:t>
+        <w:t>Complete the supported Sensors Are Messengers trace and record the first step you can explain without help.</w:t>
+      </w:r>
+    </w:p>
+    <w:p>
+      <w:pPr>
+        <w:spacing w:line="336" w:lineRule="auto" w:after="180"/>
+      </w:pPr>
+      <w:r>
+        <w:rPr>
+          <w:b w:val="0"/>
+        </w:rPr>
+        <w:t xml:space="preserve">Use W2: Trace a boundary for </w:t>
+      </w:r>
+      <w:r>
+        <w:rPr>
+          <w:b/>
+        </w:rPr>
+        <w:t>Sensor</w:t>
+      </w:r>
+      <w:r>
+        <w:rPr>
+          <w:b w:val="0"/>
+        </w:rPr>
+        <w:t xml:space="preserve">s and </w:t>
+      </w:r>
+      <w:r>
+        <w:rPr>
+          <w:b/>
+        </w:rPr>
+        <w:t>measurement</w:t>
+      </w:r>
+      <w:r>
+        <w:rPr>
+          <w:b w:val="0"/>
+        </w:rPr>
+        <w:t>. Record the answer once; the lesson and workbook refer to the same attempt.</w:t>
       </w:r>
     </w:p>
     <w:tbl>
@@ -207,7 +295,53 @@
     </w:p>
     <w:p>
       <w:r>
-        <w:t>Use the worked case for Sensors and measurement. Proposed explanation: “The more stable device must be accurate”. Decide whether this explanation is supported. Point to the step or supplied fact that decides; explain your repair if needed.</w:t>
+        <w:t>Check the proposed Sensors Are Messengers explanation against the supplied facts before discussing it.</w:t>
+      </w:r>
+    </w:p>
+    <w:p>
+      <w:pPr>
+        <w:spacing w:line="336" w:lineRule="auto" w:after="180"/>
+      </w:pPr>
+      <w:r>
+        <w:rPr>
+          <w:b w:val="0"/>
+        </w:rPr>
+        <w:t xml:space="preserve">Use the worked case for </w:t>
+      </w:r>
+      <w:r>
+        <w:rPr>
+          <w:b/>
+        </w:rPr>
+        <w:t>Sensor</w:t>
+      </w:r>
+      <w:r>
+        <w:rPr>
+          <w:b w:val="0"/>
+        </w:rPr>
+        <w:t xml:space="preserve">s and </w:t>
+      </w:r>
+      <w:r>
+        <w:rPr>
+          <w:b/>
+        </w:rPr>
+        <w:t>measurement</w:t>
+      </w:r>
+      <w:r>
+        <w:rPr>
+          <w:b w:val="0"/>
+        </w:rPr>
+        <w:t>. Proposed explanation: “The more stable device must be accurate”. Decide whether this explanation is supported.</w:t>
+      </w:r>
+    </w:p>
+    <w:p>
+      <w:pPr>
+        <w:spacing w:line="336" w:lineRule="auto" w:after="180"/>
+      </w:pPr>
+      <w:r>
+        <w:rPr>
+          <w:b w:val="0"/>
+        </w:rPr>
+        <w:t>Point to the step or supplied fact that decides; explain your repair if needed.</w:t>
       </w:r>
     </w:p>
     <w:p>
@@ -247,6 +381,11 @@
       </w:r>
     </w:p>
     <w:p>
+      <w:r>
+        <w:t>Write one first attempt at the reserved independent case before feedback. Repeated copies of that case refer to the same recorded attempt.</w:t>
+      </w:r>
+    </w:p>
+    <w:p>
       <w:pPr>
         <w:pStyle w:val="Heading3"/>
       </w:pPr>
@@ -255,8 +394,25 @@
       </w:r>
     </w:p>
     <w:p>
-      <w:r>
-        <w:t>A classroom sound display near a speaker reads higher than one near the door. A student declares the door device broken. Propose a safe comparison using normal classroom sound. Predict one result consistent with location explaining the difference and one result that would leave a device difference worth investigating.</w:t>
+      <w:pPr>
+        <w:spacing w:line="336" w:lineRule="auto" w:after="180"/>
+      </w:pPr>
+      <w:r>
+        <w:rPr>
+          <w:b w:val="0"/>
+        </w:rPr>
+        <w:t>A classroom sound display near a speaker reads higher than one near the door. A student declares the door device broken. Propose a safe comparison using normal classroom sound.</w:t>
+      </w:r>
+    </w:p>
+    <w:p>
+      <w:pPr>
+        <w:spacing w:line="336" w:lineRule="auto" w:after="180"/>
+      </w:pPr>
+      <w:r>
+        <w:rPr>
+          <w:b w:val="0"/>
+        </w:rPr>
+        <w:t>Predict one result consistent with location explaining the difference and one result that would leave a device difference worth investigating.</w:t>
       </w:r>
     </w:p>
     <w:p>
@@ -303,7 +459,13 @@
       </w:r>
     </w:p>
     <w:p>
-      <w:r>
+      <w:pPr>
+        <w:spacing w:line="336" w:lineRule="auto" w:after="180"/>
+      </w:pPr>
+      <w:r>
+        <w:rPr>
+          <w:b w:val="0"/>
+        </w:rPr>
         <w:t>Attempt this case before feedback. Record any help. Earlier examples below are further practice; a case already practised with feedback cannot establish fresh transfer.</w:t>
       </w:r>
     </w:p>
@@ -317,7 +479,54 @@
     </w:p>
     <w:p>
       <w:r>
-        <w:t>Two light sensors report 40 and 80 in different rooms. Their settings and units are unknown. Can you conclude the second room is twice as bright? Design a fair comparison without using a camera or personal data.</w:t>
+        <w:t>Connect the Sensors Are Messengers target to a trace and a justified conclusion.</w:t>
+      </w:r>
+    </w:p>
+    <w:p>
+      <w:pPr>
+        <w:spacing w:line="336" w:lineRule="auto" w:after="180"/>
+      </w:pPr>
+      <w:r>
+        <w:rPr>
+          <w:b w:val="0"/>
+        </w:rPr>
+        <w:t xml:space="preserve">Two light </w:t>
+      </w:r>
+      <w:r>
+        <w:rPr>
+          <w:b/>
+        </w:rPr>
+        <w:t>sensor</w:t>
+      </w:r>
+      <w:r>
+        <w:rPr>
+          <w:b w:val="0"/>
+        </w:rPr>
+        <w:t xml:space="preserve">s report 40 and 80 in different rooms. Their settings and </w:t>
+      </w:r>
+      <w:r>
+        <w:rPr>
+          <w:b/>
+        </w:rPr>
+        <w:t>unit</w:t>
+      </w:r>
+      <w:r>
+        <w:rPr>
+          <w:b w:val="0"/>
+        </w:rPr>
+        <w:t xml:space="preserve">s are unknown. Can you conclude the second room is twice as bright? Design a fair comparison without using a camera or personal </w:t>
+      </w:r>
+      <w:r>
+        <w:rPr>
+          <w:b/>
+        </w:rPr>
+        <w:t>data</w:t>
+      </w:r>
+      <w:r>
+        <w:rPr>
+          <w:b w:val="0"/>
+        </w:rPr>
+        <w:t>.</w:t>
       </w:r>
     </w:p>
     <w:p>
@@ -330,17 +539,71 @@
     </w:p>
     <w:p>
       <w:r>
-        <w:t>A light sensor reads 15 in a cupboard and 90 near a window. A microphone records a clap.</w:t>
-      </w:r>
-    </w:p>
-    <w:p>
-      <w:r>
-        <w:t>Which measures a light-related signal? Can either directly measure happiness?</w:t>
-      </w:r>
-    </w:p>
-    <w:p>
-      <w:r>
-        <w:t>Show your trace, calculation or evidence</w:t>
+        <w:t>Solve the supplied Sensors Are Messengers case and show the deciding evidence.</w:t>
+      </w:r>
+    </w:p>
+    <w:p>
+      <w:pPr>
+        <w:spacing w:line="336" w:lineRule="auto" w:after="180"/>
+      </w:pPr>
+      <w:r>
+        <w:rPr>
+          <w:b w:val="0"/>
+        </w:rPr>
+        <w:t xml:space="preserve">A light </w:t>
+      </w:r>
+      <w:r>
+        <w:rPr>
+          <w:b/>
+        </w:rPr>
+        <w:t>sensor</w:t>
+      </w:r>
+      <w:r>
+        <w:rPr>
+          <w:b w:val="0"/>
+        </w:rPr>
+        <w:t xml:space="preserve"> reads 15 in a cupboard and 90 near a window. A microphone records a clap.</w:t>
+      </w:r>
+    </w:p>
+    <w:p>
+      <w:pPr>
+        <w:spacing w:line="336" w:lineRule="auto" w:after="180"/>
+        <w:shd w:fill="F5F1FB"/>
+      </w:pPr>
+      <w:r>
+        <w:rPr>
+          <w:b w:val="0"/>
+        </w:rPr>
+        <w:t xml:space="preserve">Which measures a light-related </w:t>
+      </w:r>
+      <w:r>
+        <w:rPr>
+          <w:b/>
+        </w:rPr>
+        <w:t>signal</w:t>
+      </w:r>
+      <w:r>
+        <w:rPr>
+          <w:b w:val="0"/>
+        </w:rPr>
+        <w:t>? Can either directly measure happiness?</w:t>
+      </w:r>
+    </w:p>
+    <w:p>
+      <w:pPr>
+        <w:spacing w:line="336" w:lineRule="auto" w:after="180"/>
+      </w:pPr>
+      <w:r>
+        <w:rPr>
+          <w:b w:val="0"/>
+        </w:rPr>
+        <w:t xml:space="preserve">Show your trace, calculation or </w:t>
+      </w:r>
+      <w:r>
+        <w:rPr>
+          <w:b/>
+        </w:rPr>
+        <w:t>evidence</w:t>
       </w:r>
     </w:p>
     <w:p>
@@ -386,11 +649,40 @@
     </w:p>
     <w:p>
       <w:r>
-        <w:t>A station reports light level 18 and temperature 22 degrees C. Which sensor produced each reading? Can either reading alone tell whether a child feels comfortable? Explain.</w:t>
-      </w:r>
-    </w:p>
-    <w:p>
-      <w:r>
+        <w:t>Apply the procedure to the changed case and record why the conclusion follows.</w:t>
+      </w:r>
+    </w:p>
+    <w:p>
+      <w:pPr>
+        <w:spacing w:line="336" w:lineRule="auto" w:after="180"/>
+      </w:pPr>
+      <w:r>
+        <w:rPr>
+          <w:b w:val="0"/>
+        </w:rPr>
+        <w:t xml:space="preserve">A station reports light level 18 and temperature 22 degrees C. Which </w:t>
+      </w:r>
+      <w:r>
+        <w:rPr>
+          <w:b/>
+        </w:rPr>
+        <w:t>sensor</w:t>
+      </w:r>
+      <w:r>
+        <w:rPr>
+          <w:b w:val="0"/>
+        </w:rPr>
+        <w:t xml:space="preserve"> produced each reading? Can either reading alone tell whether a child feels comfortable? Explain.</w:t>
+      </w:r>
+    </w:p>
+    <w:p>
+      <w:pPr>
+        <w:spacing w:line="336" w:lineRule="auto" w:after="180"/>
+      </w:pPr>
+      <w:r>
+        <w:rPr>
+          <w:b w:val="0"/>
+        </w:rPr>
         <w:t>My independent answer and reason</w:t>
       </w:r>
     </w:p>
@@ -445,7 +737,30 @@
     </w:p>
     <w:p>
       <w:r>
-        <w:t>Create a changed input, boundary case or missing-information case. Write the expected answer or safe response before testing.</w:t>
+        <w:t>Specify a changed input, expected result and observation separately.</w:t>
+      </w:r>
+    </w:p>
+    <w:p>
+      <w:pPr>
+        <w:spacing w:line="336" w:lineRule="auto" w:after="180"/>
+      </w:pPr>
+      <w:r>
+        <w:rPr>
+          <w:b w:val="0"/>
+        </w:rPr>
+        <w:t xml:space="preserve">Create a changed </w:t>
+      </w:r>
+      <w:r>
+        <w:rPr>
+          <w:b/>
+        </w:rPr>
+        <w:t>input</w:t>
+      </w:r>
+      <w:r>
+        <w:rPr>
+          <w:b w:val="0"/>
+        </w:rPr>
+        <w:t>, boundary case or missing-information case. Write the expected answer or safe response before testing.</w:t>
       </w:r>
     </w:p>
     <w:tbl>
@@ -574,12 +889,77 @@
     </w:p>
     <w:p>
       <w:r>
-        <w:t>Mark which sensor, if any, would collect each Classroom Sorter input; prefer direct human entry when a sensor is unnecessary.</w:t>
-      </w:r>
-    </w:p>
-    <w:p>
-      <w:r>
-        <w:t>The project change and evidence I will keep</w:t>
+        <w:t>Justify what Sensors Are Messengers adds to Helpful Classroom Sorter and keep the evidence.</w:t>
+      </w:r>
+    </w:p>
+    <w:p>
+      <w:pPr>
+        <w:spacing w:line="336" w:lineRule="auto" w:after="180"/>
+      </w:pPr>
+      <w:r>
+        <w:rPr>
+          <w:b w:val="0"/>
+        </w:rPr>
+        <w:t xml:space="preserve">Mark which </w:t>
+      </w:r>
+      <w:r>
+        <w:rPr>
+          <w:b/>
+        </w:rPr>
+        <w:t>sensor</w:t>
+      </w:r>
+      <w:r>
+        <w:rPr>
+          <w:b w:val="0"/>
+        </w:rPr>
+        <w:t xml:space="preserve">, if any, would collect each Classroom Sorter </w:t>
+      </w:r>
+      <w:r>
+        <w:rPr>
+          <w:b/>
+        </w:rPr>
+        <w:t>input</w:t>
+      </w:r>
+      <w:r>
+        <w:rPr>
+          <w:b w:val="0"/>
+        </w:rPr>
+        <w:t xml:space="preserve">; prefer direct human entry when a </w:t>
+      </w:r>
+      <w:r>
+        <w:rPr>
+          <w:b/>
+        </w:rPr>
+        <w:t>sensor</w:t>
+      </w:r>
+      <w:r>
+        <w:rPr>
+          <w:b w:val="0"/>
+        </w:rPr>
+        <w:t xml:space="preserve"> is unnecessary.</w:t>
+      </w:r>
+    </w:p>
+    <w:p>
+      <w:pPr>
+        <w:spacing w:line="336" w:lineRule="auto" w:after="180"/>
+      </w:pPr>
+      <w:r>
+        <w:rPr>
+          <w:b w:val="0"/>
+        </w:rPr>
+        <w:t xml:space="preserve">The project change and </w:t>
+      </w:r>
+      <w:r>
+        <w:rPr>
+          <w:b/>
+        </w:rPr>
+        <w:t>evidence</w:t>
+      </w:r>
+      <w:r>
+        <w:rPr>
+          <w:b w:val="0"/>
+        </w:rPr>
+        <w:t xml:space="preserve"> I will keep</w:t>
       </w:r>
     </w:p>
     <w:p>
@@ -625,11 +1005,54 @@
     </w:p>
     <w:p>
       <w:r>
-        <w:t>I can explain the mechanism. I can show evidence. I can handle a changed case. I can name a limit. Mark each as not yet, with help or independently, and attach supporting work.</w:t>
-      </w:r>
-    </w:p>
-    <w:p>
-      <w:r>
+        <w:t>Judge explanation, evidence, transfer and limits separately; attach the work behind your judgement.</w:t>
+      </w:r>
+    </w:p>
+    <w:p>
+      <w:pPr>
+        <w:pStyle w:val="ListBullet"/>
+      </w:pPr>
+      <w:r>
+        <w:t>I can explain the mechanism.</w:t>
+      </w:r>
+    </w:p>
+    <w:p>
+      <w:pPr>
+        <w:pStyle w:val="ListBullet"/>
+      </w:pPr>
+      <w:r>
+        <w:t>I can show evidence.</w:t>
+      </w:r>
+    </w:p>
+    <w:p>
+      <w:pPr>
+        <w:pStyle w:val="ListBullet"/>
+      </w:pPr>
+      <w:r>
+        <w:t>I can handle a changed case.</w:t>
+      </w:r>
+    </w:p>
+    <w:p>
+      <w:pPr>
+        <w:pStyle w:val="ListBullet"/>
+      </w:pPr>
+      <w:r>
+        <w:t>I can name a limit.</w:t>
+      </w:r>
+    </w:p>
+    <w:p>
+      <w:r>
+        <w:t>Mark each as not yet, with help or independently, and attach supporting work.</w:t>
+      </w:r>
+    </w:p>
+    <w:p>
+      <w:pPr>
+        <w:spacing w:line="336" w:lineRule="auto" w:after="180"/>
+      </w:pPr>
+      <w:r>
+        <w:rPr>
+          <w:b w:val="0"/>
+        </w:rPr>
         <w:t>Teacher review ____________________  Next step ____________________</w:t>
       </w:r>
     </w:p>
@@ -643,7 +1066,54 @@
     </w:p>
     <w:p>
       <w:r>
-        <w:t>Two light sensors report 40 and 80 in different rooms. Their settings and units are unknown. Can you conclude the second room is twice as bright? Design a fair comparison without using a camera or personal data.</w:t>
+        <w:t>Use this earlier case as transfer practice. A case already discussed with feedback is not fresh assessment evidence.</w:t>
+      </w:r>
+    </w:p>
+    <w:p>
+      <w:pPr>
+        <w:spacing w:line="336" w:lineRule="auto" w:after="180"/>
+      </w:pPr>
+      <w:r>
+        <w:rPr>
+          <w:b w:val="0"/>
+        </w:rPr>
+        <w:t xml:space="preserve">Two light </w:t>
+      </w:r>
+      <w:r>
+        <w:rPr>
+          <w:b/>
+        </w:rPr>
+        <w:t>sensor</w:t>
+      </w:r>
+      <w:r>
+        <w:rPr>
+          <w:b w:val="0"/>
+        </w:rPr>
+        <w:t xml:space="preserve">s report 40 and 80 in different rooms. Their settings and </w:t>
+      </w:r>
+      <w:r>
+        <w:rPr>
+          <w:b/>
+        </w:rPr>
+        <w:t>unit</w:t>
+      </w:r>
+      <w:r>
+        <w:rPr>
+          <w:b w:val="0"/>
+        </w:rPr>
+        <w:t xml:space="preserve">s are unknown. Can you conclude the second room is twice as bright? Design a fair comparison without using a camera or personal </w:t>
+      </w:r>
+      <w:r>
+        <w:rPr>
+          <w:b/>
+        </w:rPr>
+        <w:t>data</w:t>
+      </w:r>
+      <w:r>
+        <w:rPr>
+          <w:b w:val="0"/>
+        </w:rPr>
+        <w:t>.</w:t>
       </w:r>
     </w:p>
     <w:p>
@@ -690,7 +1160,13 @@
       </w:r>
     </w:p>
     <w:p>
-      <w:r>
+      <w:pPr>
+        <w:spacing w:line="336" w:lineRule="auto" w:after="180"/>
+      </w:pPr>
+      <w:r>
+        <w:rPr>
+          <w:b w:val="0"/>
+        </w:rPr>
         <w:t>Record support used: none, hint or teacher explanation.</w:t>
       </w:r>
     </w:p>
@@ -704,6 +1180,17 @@
     </w:p>
     <w:p>
       <w:r>
+        <w:t>Repair an incomplete record. Apply the supplied Sensors Are Messengers facts and keep your reasoning.</w:t>
+      </w:r>
+    </w:p>
+    <w:p>
+      <w:pPr>
+        <w:spacing w:line="336" w:lineRule="auto" w:after="180"/>
+      </w:pPr>
+      <w:r>
+        <w:rPr>
+          <w:b w:val="0"/>
+        </w:rPr>
         <w:t>A notebook entry says 24 at lunchtime. Rewrite it as a useful air-temperature record by stating which missing fields must be collected. Do not invent values that were not observed.</w:t>
       </w:r>
     </w:p>
@@ -750,7 +1237,42 @@
     </w:p>
     <w:p>
       <w:r>
-        <w:t>A warning rule is recorded temperature greater than 28 degrees C. State its output for 27, 28 and 29 degrees C. Explain why an off warning does not prove that the sensor is working correctly.</w:t>
+        <w:t>Trace a boundary. Apply the supplied Sensors Are Messengers facts and keep your reasoning.</w:t>
+      </w:r>
+    </w:p>
+    <w:p>
+      <w:pPr>
+        <w:spacing w:line="336" w:lineRule="auto" w:after="180"/>
+      </w:pPr>
+      <w:r>
+        <w:rPr>
+          <w:b w:val="0"/>
+        </w:rPr>
+        <w:t xml:space="preserve">A warning rule is recorded temperature greater than 28 degrees C. State its </w:t>
+      </w:r>
+      <w:r>
+        <w:rPr>
+          <w:b/>
+        </w:rPr>
+        <w:t>output</w:t>
+      </w:r>
+      <w:r>
+        <w:rPr>
+          <w:b w:val="0"/>
+        </w:rPr>
+        <w:t xml:space="preserve"> for 27, 28 and 29 degrees C. Explain why an off warning does not prove that the </w:t>
+      </w:r>
+      <w:r>
+        <w:rPr>
+          <w:b/>
+        </w:rPr>
+        <w:t>sensor</w:t>
+      </w:r>
+      <w:r>
+        <w:rPr>
+          <w:b w:val="0"/>
+        </w:rPr>
+        <w:t xml:space="preserve"> is working correctly.</w:t>
       </w:r>
     </w:p>
     <w:p>
@@ -796,7 +1318,31 @@
     </w:p>
     <w:p>
       <w:r>
-        <w:t>At the same three times, A records 18, 19 and 18 degrees C and B records 21, 22 and 21 degrees C in the same location. Calculate the paired differences. What is established, and what further evidence would help judge accuracy?</w:t>
+        <w:t>Compare without choosing a winner. Apply the supplied Sensors Are Messengers facts and keep your reasoning.</w:t>
+      </w:r>
+    </w:p>
+    <w:p>
+      <w:pPr>
+        <w:spacing w:line="336" w:lineRule="auto" w:after="180"/>
+        <w:shd w:fill="F5F1FB"/>
+      </w:pPr>
+      <w:r>
+        <w:rPr>
+          <w:b w:val="0"/>
+        </w:rPr>
+        <w:t xml:space="preserve">At the same three times, A records 18, 19 and 18 degrees C and B records 21, 22 and 21 degrees C in the same location. Calculate the paired differences. What is established, and what further </w:t>
+      </w:r>
+      <w:r>
+        <w:rPr>
+          <w:b/>
+        </w:rPr>
+        <w:t>evidence</w:t>
+      </w:r>
+      <w:r>
+        <w:rPr>
+          <w:b w:val="0"/>
+        </w:rPr>
+        <w:t xml:space="preserve"> would help judge accuracy?</w:t>
       </w:r>
     </w:p>
     <w:p>
@@ -847,7 +1393,29 @@
     </w:p>
     <w:p>
       <w:r>
-        <w:t>A classroom sound display near a speaker reads higher than one near the door. A student declares the door device broken. Propose a safe comparison using normal classroom sound. Predict one result consistent with location explaining the difference and one result that would leave a device difference worth investigating.</w:t>
+        <w:t>Attempt before feedback. If this repeats the selected independent case, reuse that first attempt; otherwise keep a separate record. Investigate a new measurement dispute. Apply the supplied Sensors Are Messengers facts and keep your reasoning.</w:t>
+      </w:r>
+    </w:p>
+    <w:p>
+      <w:pPr>
+        <w:spacing w:line="336" w:lineRule="auto" w:after="180"/>
+      </w:pPr>
+      <w:r>
+        <w:rPr>
+          <w:b w:val="0"/>
+        </w:rPr>
+        <w:t>A classroom sound display near a speaker reads higher than one near the door. A student declares the door device broken. Propose a safe comparison using normal classroom sound.</w:t>
+      </w:r>
+    </w:p>
+    <w:p>
+      <w:pPr>
+        <w:spacing w:line="336" w:lineRule="auto" w:after="180"/>
+      </w:pPr>
+      <w:r>
+        <w:rPr>
+          <w:b w:val="0"/>
+        </w:rPr>
+        <w:t>Predict one result consistent with location explaining the difference and one result that would leave a device difference worth investigating.</w:t>
       </w:r>
     </w:p>
     <w:p>
@@ -903,7 +1471,41 @@
     </w:p>
     <w:p>
       <w:r>
-        <w:t>An air-temperature sensor reports 29 degrees C and a rule turns on a warning. Someone writes The plant is thirsty. Explain the unsupported step and name information more directly relevant to deciding whether watering is needed.</w:t>
+        <w:t>Limit a system's conclusion. Apply the supplied Sensors Are Messengers facts and keep your reasoning.</w:t>
+      </w:r>
+    </w:p>
+    <w:p>
+      <w:pPr>
+        <w:spacing w:line="336" w:lineRule="auto" w:after="180"/>
+      </w:pPr>
+      <w:r>
+        <w:rPr>
+          <w:b w:val="0"/>
+        </w:rPr>
+        <w:t xml:space="preserve">An air-temperature </w:t>
+      </w:r>
+      <w:r>
+        <w:rPr>
+          <w:b/>
+        </w:rPr>
+        <w:t>sensor</w:t>
+      </w:r>
+      <w:r>
+        <w:rPr>
+          <w:b w:val="0"/>
+        </w:rPr>
+        <w:t xml:space="preserve"> reports 29 degrees C and a rule turns on a warning. Someone writes The plant is thirsty.</w:t>
+      </w:r>
+    </w:p>
+    <w:p>
+      <w:pPr>
+        <w:spacing w:line="336" w:lineRule="auto" w:after="180"/>
+      </w:pPr>
+      <w:r>
+        <w:rPr>
+          <w:b w:val="0"/>
+        </w:rPr>
+        <w:t>Explain the unsupported step and name information more directly relevant to deciding whether watering is needed.</w:t>
       </w:r>
     </w:p>
     <w:p>
@@ -945,6 +1547,11 @@
       </w:pPr>
       <w:r>
         <w:t>17. Feedback, return check and learning record</w:t>
+      </w:r>
+    </w:p>
+    <w:p>
+      <w:r>
+        <w:t>Record the first repaired step and a different case to revisit after a delay.</w:t>
       </w:r>
     </w:p>
     <w:tbl>
@@ -1084,7 +1691,13 @@
       </w:tr>
     </w:tbl>
     <w:p>
-      <w:r>
+      <w:pPr>
+        <w:spacing w:line="336" w:lineRule="auto" w:after="180"/>
+      </w:pPr>
+      <w:r>
+        <w:rPr>
+          <w:b w:val="0"/>
+        </w:rPr>
         <w:t>Revisit this idea with your teacher after a delay. Familiarity is different from explaining and using it on a changed case.</w:t>
       </w:r>
     </w:p>
@@ -1098,16 +1711,63 @@
     </w:p>
     <w:p>
       <w:r>
-        <w:t>Two fictional light sensors disagree in a classroom. Compare them fairly rather than declaring one broken.</w:t>
-      </w:r>
-    </w:p>
-    <w:p>
-      <w:r>
-        <w:t>On the same shelf, simultaneous readings are A: 40,50,60 and B: 45,55,65 in declared toy light units.</w:t>
-      </w:r>
-    </w:p>
-    <w:p>
-      <w:r>
+        <w:t>Two fictional light sensors disagree in a classroom. Compare them fairly rather than declaring one broken. Explain the labelled step before checking the changed condition.</w:t>
+      </w:r>
+    </w:p>
+    <w:p>
+      <w:pPr>
+        <w:spacing w:line="336" w:lineRule="auto" w:after="180"/>
+      </w:pPr>
+      <w:r>
+        <w:rPr>
+          <w:b w:val="0"/>
+        </w:rPr>
+        <w:t xml:space="preserve">Two fictional light </w:t>
+      </w:r>
+      <w:r>
+        <w:rPr>
+          <w:b/>
+        </w:rPr>
+        <w:t>sensor</w:t>
+      </w:r>
+      <w:r>
+        <w:rPr>
+          <w:b w:val="0"/>
+        </w:rPr>
+        <w:t>s disagree in a classroom. Compare them fairly rather than declaring one broken.</w:t>
+      </w:r>
+    </w:p>
+    <w:p>
+      <w:pPr>
+        <w:spacing w:line="336" w:lineRule="auto" w:after="180"/>
+      </w:pPr>
+      <w:r>
+        <w:rPr>
+          <w:b w:val="0"/>
+        </w:rPr>
+        <w:t xml:space="preserve">On the same shelf, simultaneous readings are A: 40,50,60 and B: 45,55,65 in declared toy light </w:t>
+      </w:r>
+      <w:r>
+        <w:rPr>
+          <w:b/>
+        </w:rPr>
+        <w:t>unit</w:t>
+      </w:r>
+      <w:r>
+        <w:rPr>
+          <w:b w:val="0"/>
+        </w:rPr>
+        <w:t>s.</w:t>
+      </w:r>
+    </w:p>
+    <w:p>
+      <w:pPr>
+        <w:spacing w:line="336" w:lineRule="auto" w:after="180"/>
+      </w:pPr>
+      <w:r>
+        <w:rPr>
+          <w:b w:val="0"/>
+        </w:rPr>
         <w:t>Neither device has been compared with a trusted reference.</w:t>
       </w:r>
     </w:p>
@@ -1184,7 +1844,14 @@
       </w:r>
     </w:p>
     <w:p>
-      <w:r>
+      <w:pPr>
+        <w:spacing w:line="336" w:lineRule="auto" w:after="180"/>
+        <w:shd w:fill="F5F1FB"/>
+      </w:pPr>
+      <w:r>
+        <w:rPr>
+          <w:b w:val="0"/>
+        </w:rPr>
         <w:t>Why can we calculate the earlier gap but not predict an exact new B reading?</w:t>
       </w:r>
     </w:p>
@@ -1227,13 +1894,70 @@
       </w:r>
     </w:p>
     <w:p>
-      <w:r>
-        <w:t>Support used: alone / hint / worked example. This record is practice evidence.</w:t>
-      </w:r>
-    </w:p>
-    <w:p>
-      <w:r>
-        <w:t>Project connection: Save sorter measurements with device, location and time so unusual inputs can be checked before decisions.</w:t>
+      <w:pPr>
+        <w:pStyle w:val="Heading3"/>
+      </w:pPr>
+      <w:r>
+        <w:t>Record the help used</w:t>
+      </w:r>
+    </w:p>
+    <w:p>
+      <w:pPr>
+        <w:spacing w:line="336" w:lineRule="auto" w:after="180"/>
+        <w:shd w:fill="F1F6F8"/>
+      </w:pPr>
+      <w:r>
+        <w:rPr>
+          <w:b w:val="0"/>
+        </w:rPr>
+        <w:t xml:space="preserve">Support used: alone / hint / worked example. This record is practice </w:t>
+      </w:r>
+      <w:r>
+        <w:rPr>
+          <w:b/>
+        </w:rPr>
+        <w:t>evidence</w:t>
+      </w:r>
+      <w:r>
+        <w:rPr>
+          <w:b w:val="0"/>
+        </w:rPr>
+        <w:t>.</w:t>
+      </w:r>
+    </w:p>
+    <w:p>
+      <w:pPr>
+        <w:spacing w:line="336" w:lineRule="auto" w:after="180"/>
+      </w:pPr>
+      <w:r>
+        <w:rPr>
+          <w:b w:val="0"/>
+        </w:rPr>
+        <w:t xml:space="preserve">Project connection: Save sorter </w:t>
+      </w:r>
+      <w:r>
+        <w:rPr>
+          <w:b/>
+        </w:rPr>
+        <w:t>measurement</w:t>
+      </w:r>
+      <w:r>
+        <w:rPr>
+          <w:b w:val="0"/>
+        </w:rPr>
+        <w:t xml:space="preserve">s with device, location and time so unusual </w:t>
+      </w:r>
+      <w:r>
+        <w:rPr>
+          <w:b/>
+        </w:rPr>
+        <w:t>input</w:t>
+      </w:r>
+      <w:r>
+        <w:rPr>
+          <w:b w:val="0"/>
+        </w:rPr>
+        <w:t>s can be checked before decisions.</w:t>
       </w:r>
     </w:p>
     <w:p>
@@ -1246,17 +1970,76 @@
     </w:p>
     <w:p>
       <w:r>
+        <w:t>Keep this week’s input, deciding step, result and limit together in the Helpful Classroom Sorter record.</w:t>
+      </w:r>
+    </w:p>
+    <w:p>
+      <w:pPr>
+        <w:spacing w:line="336" w:lineRule="auto" w:after="180"/>
+      </w:pPr>
+      <w:r>
+        <w:rPr>
+          <w:b w:val="0"/>
+        </w:rPr>
         <w:t>Project: Helpful Classroom Sorter</w:t>
       </w:r>
     </w:p>
     <w:p>
-      <w:r>
-        <w:t>Current milestone: Frame the need. Name the user, the problem, allowed inputs and a safe simple starting method.</w:t>
-      </w:r>
-    </w:p>
-    <w:p>
-      <w:r>
-        <w:t>Save sorter measurements with device, location and time so unusual inputs can be checked before decisions.</w:t>
+      <w:pPr>
+        <w:spacing w:line="336" w:lineRule="auto" w:after="180"/>
+      </w:pPr>
+      <w:r>
+        <w:rPr>
+          <w:b w:val="0"/>
+        </w:rPr>
+        <w:t xml:space="preserve">Current milestone: Frame the need. Name the user, the problem, allowed </w:t>
+      </w:r>
+      <w:r>
+        <w:rPr>
+          <w:b/>
+        </w:rPr>
+        <w:t>input</w:t>
+      </w:r>
+      <w:r>
+        <w:rPr>
+          <w:b w:val="0"/>
+        </w:rPr>
+        <w:t>s and a safe simple starting method.</w:t>
+      </w:r>
+    </w:p>
+    <w:p>
+      <w:pPr>
+        <w:spacing w:line="336" w:lineRule="auto" w:after="180"/>
+      </w:pPr>
+      <w:r>
+        <w:rPr>
+          <w:b w:val="0"/>
+        </w:rPr>
+        <w:t xml:space="preserve">Save sorter </w:t>
+      </w:r>
+      <w:r>
+        <w:rPr>
+          <w:b/>
+        </w:rPr>
+        <w:t>measurement</w:t>
+      </w:r>
+      <w:r>
+        <w:rPr>
+          <w:b w:val="0"/>
+        </w:rPr>
+        <w:t xml:space="preserve">s with device, location and time so unusual </w:t>
+      </w:r>
+      <w:r>
+        <w:rPr>
+          <w:b/>
+        </w:rPr>
+        <w:t>input</w:t>
+      </w:r>
+      <w:r>
+        <w:rPr>
+          <w:b w:val="0"/>
+        </w:rPr>
+        <w:t>s can be checked before decisions.</w:t>
       </w:r>
     </w:p>
     <w:tbl>
@@ -1418,12 +2201,41 @@
     </w:p>
     <w:p>
       <w:r>
+        <w:t>Try the supported questions before comparing with hints and feedback. Record what you repaired and the evidence you retained.</w:t>
+      </w:r>
+    </w:p>
+    <w:p>
+      <w:pPr>
+        <w:spacing w:line="336" w:lineRule="auto" w:after="180"/>
+      </w:pPr>
+      <w:r>
+        <w:rPr>
+          <w:b w:val="0"/>
+        </w:rPr>
         <w:t>Use this supported practice once, in the browser or on paper. Keep the reserved independent assessment for a separate first attempt before teacher feedback.</w:t>
       </w:r>
     </w:p>
     <w:p>
-      <w:r>
-        <w:t>Two fictional light sensors disagree in a classroom. Compare them fairly rather than declaring one broken.</w:t>
+      <w:pPr>
+        <w:spacing w:line="336" w:lineRule="auto" w:after="180"/>
+      </w:pPr>
+      <w:r>
+        <w:rPr>
+          <w:b w:val="0"/>
+        </w:rPr>
+        <w:t xml:space="preserve">Two fictional light </w:t>
+      </w:r>
+      <w:r>
+        <w:rPr>
+          <w:b/>
+        </w:rPr>
+        <w:t>sensor</w:t>
+      </w:r>
+      <w:r>
+        <w:rPr>
+          <w:b w:val="0"/>
+        </w:rPr>
+        <w:t>s disagree in a classroom. Compare them fairly rather than declaring one broken.</w:t>
       </w:r>
     </w:p>
     <w:p>
@@ -1435,27 +2247,61 @@
       </w:r>
     </w:p>
     <w:p>
-      <w:r>
+      <w:pPr>
+        <w:spacing w:line="336" w:lineRule="auto" w:after="180"/>
+      </w:pPr>
+      <w:r>
+        <w:rPr>
+          <w:b w:val="0"/>
+        </w:rPr>
         <w:t>Which labelled step matches this detail? A trusted reference is needed to decide which reading is closer.</w:t>
       </w:r>
     </w:p>
     <w:p>
-      <w:r>
+      <w:pPr>
+        <w:spacing w:line="336" w:lineRule="auto" w:after="180"/>
+        <w:shd w:fill="F4F9FC"/>
+      </w:pPr>
+      <w:r>
+        <w:rPr>
+          <w:b w:val="0"/>
+        </w:rPr>
         <w:t>1. Compare gaps</w:t>
       </w:r>
     </w:p>
     <w:p>
-      <w:r>
+      <w:pPr>
+        <w:spacing w:line="336" w:lineRule="auto" w:after="180"/>
+        <w:shd w:fill="F4F9FC"/>
+      </w:pPr>
+      <w:r>
+        <w:rPr>
+          <w:b w:val="0"/>
+        </w:rPr>
         <w:t>2. Check a reference</w:t>
       </w:r>
     </w:p>
     <w:p>
-      <w:r>
+      <w:pPr>
+        <w:spacing w:line="336" w:lineRule="auto" w:after="180"/>
+        <w:shd w:fill="F4F9FC"/>
+      </w:pPr>
+      <w:r>
+        <w:rPr>
+          <w:b w:val="0"/>
+        </w:rPr>
         <w:t>3. Paired readings</w:t>
       </w:r>
     </w:p>
     <w:p>
-      <w:r>
+      <w:pPr>
+        <w:spacing w:line="336" w:lineRule="auto" w:after="180"/>
+        <w:shd w:fill="F4F9FC"/>
+      </w:pPr>
+      <w:r>
+        <w:rPr>
+          <w:b w:val="0"/>
+        </w:rPr>
         <w:t>4. Same shelf</w:t>
       </w:r>
     </w:p>
@@ -1493,41 +2339,143 @@
       </w:r>
     </w:p>
     <w:p>
-      <w:r>
+      <w:pPr>
+        <w:pStyle w:val="Heading3"/>
+      </w:pPr>
+      <w:r>
+        <w:t>Hint · try first</w:t>
+      </w:r>
+    </w:p>
+    <w:p>
+      <w:pPr>
+        <w:spacing w:line="336" w:lineRule="auto" w:after="180"/>
+        <w:shd w:fill="F1F6F8"/>
+      </w:pPr>
+      <w:r>
+        <w:rPr>
+          <w:b w:val="0"/>
+        </w:rPr>
         <w:t>Hint if needed: Read the steps in the pictorial case. Match the supplied detail to the stage that performs or records it.</w:t>
       </w:r>
     </w:p>
     <w:p>
-      <w:r>
-        <w:t>After your attempt, compare with the supported explanation: Check a reference A trusted reference is needed to decide which reading is closer. A repeated difference of 5 supports investigating an offset between devices. Matching time and location removes two obvious comparison problems. It does not show which device is correct: both could have errors. Preserve paired readings instead of adjusting them silently.</w:t>
-      </w:r>
-    </w:p>
-    <w:p>
       <w:pPr>
         <w:pStyle w:val="Heading3"/>
       </w:pPr>
       <w:r>
+        <w:t>Feedback · compare after trying</w:t>
+      </w:r>
+    </w:p>
+    <w:p>
+      <w:pPr>
+        <w:spacing w:line="336" w:lineRule="auto" w:after="180"/>
+        <w:shd w:fill="F1F6FC"/>
+      </w:pPr>
+      <w:r>
+        <w:rPr>
+          <w:b w:val="0"/>
+        </w:rPr>
+        <w:t>After your attempt, compare with the supported explanation: Check a reference A trusted reference is needed to decide which reading is closer. A repeated difference of 5 supports investigating an offset between devices.</w:t>
+      </w:r>
+    </w:p>
+    <w:p>
+      <w:pPr>
+        <w:spacing w:line="336" w:lineRule="auto" w:after="180"/>
+        <w:shd w:fill="F1F6FC"/>
+      </w:pPr>
+      <w:r>
+        <w:rPr>
+          <w:b w:val="0"/>
+        </w:rPr>
+        <w:t>Matching time and location removes two obvious comparison problems. It does not show which device is correct: both could have errors. Preserve paired readings instead of adjusting them silently.</w:t>
+      </w:r>
+    </w:p>
+    <w:p>
+      <w:pPr>
+        <w:pStyle w:val="Heading3"/>
+      </w:pPr>
+      <w:r>
         <w:t>Practice 2: explain the deciding evidence</w:t>
       </w:r>
     </w:p>
     <w:p>
-      <w:r>
+      <w:pPr>
+        <w:pStyle w:val="Heading3"/>
+      </w:pPr>
+      <w:r>
+        <w:t>Changed case · predict first</w:t>
+      </w:r>
+    </w:p>
+    <w:p>
+      <w:pPr>
+        <w:spacing w:line="336" w:lineRule="auto" w:after="180"/>
+        <w:shd w:fill="F5F1FB"/>
+      </w:pPr>
+      <w:r>
+        <w:rPr>
+          <w:b w:val="0"/>
+        </w:rPr>
         <w:t>Changed-case practice: Move only B into brighter light. Which conclusion is supported by the supplied facts?</w:t>
       </w:r>
     </w:p>
     <w:p>
-      <w:r>
+      <w:pPr>
+        <w:spacing w:line="336" w:lineRule="auto" w:after="180"/>
+        <w:shd w:fill="F4F9FC"/>
+      </w:pPr>
+      <w:r>
+        <w:rPr>
+          <w:b w:val="0"/>
+        </w:rPr>
         <w:t>1. The next gap could change for reasons other than a difference in device accuracy.</w:t>
       </w:r>
     </w:p>
     <w:p>
-      <w:r>
-        <w:t>2. This one example guarantees correct results for every future input.</w:t>
-      </w:r>
-    </w:p>
-    <w:p>
-      <w:r>
-        <w:t>3. We can decide the result without examining the changed input or the procedure.</w:t>
+      <w:pPr>
+        <w:spacing w:line="336" w:lineRule="auto" w:after="180"/>
+        <w:shd w:fill="F4F9FC"/>
+      </w:pPr>
+      <w:r>
+        <w:rPr>
+          <w:b w:val="0"/>
+        </w:rPr>
+        <w:t xml:space="preserve">2. This one example guarantees correct results for every future </w:t>
+      </w:r>
+      <w:r>
+        <w:rPr>
+          <w:b/>
+        </w:rPr>
+        <w:t>input</w:t>
+      </w:r>
+      <w:r>
+        <w:rPr>
+          <w:b w:val="0"/>
+        </w:rPr>
+        <w:t>.</w:t>
+      </w:r>
+    </w:p>
+    <w:p>
+      <w:pPr>
+        <w:spacing w:line="336" w:lineRule="auto" w:after="180"/>
+        <w:shd w:fill="F4F9FC"/>
+      </w:pPr>
+      <w:r>
+        <w:rPr>
+          <w:b w:val="0"/>
+        </w:rPr>
+        <w:t xml:space="preserve">3. We can decide the result without examining the changed </w:t>
+      </w:r>
+      <w:r>
+        <w:rPr>
+          <w:b/>
+        </w:rPr>
+        <w:t>input</w:t>
+      </w:r>
+      <w:r>
+        <w:rPr>
+          <w:b w:val="0"/>
+        </w:rPr>
+        <w:t xml:space="preserve"> or the procedure.</w:t>
       </w:r>
     </w:p>
     <w:p>
@@ -1564,26 +2512,121 @@
       </w:r>
     </w:p>
     <w:p>
-      <w:r>
+      <w:pPr>
+        <w:pStyle w:val="Heading3"/>
+      </w:pPr>
+      <w:r>
+        <w:t>Hint · try first</w:t>
+      </w:r>
+    </w:p>
+    <w:p>
+      <w:pPr>
+        <w:spacing w:line="336" w:lineRule="auto" w:after="180"/>
+        <w:shd w:fill="F1F6F8"/>
+      </w:pPr>
+      <w:r>
+        <w:rPr>
+          <w:b w:val="0"/>
+        </w:rPr>
         <w:t>Hint if needed: Use the changed condition and the deciding step in the pictorial trace. The answer must say what follows from those facts.</w:t>
       </w:r>
     </w:p>
     <w:p>
-      <w:r>
-        <w:t>After your attempt, compare with the supported explanation: The next gap could change for reasons other than a difference in device accuracy. The comparison now changes location as well as device; there is no supplied reading from the new location.</w:t>
-      </w:r>
-    </w:p>
-    <w:p>
       <w:pPr>
         <w:pStyle w:val="Heading3"/>
       </w:pPr>
       <w:r>
+        <w:t>Feedback · compare after trying</w:t>
+      </w:r>
+    </w:p>
+    <w:p>
+      <w:pPr>
+        <w:spacing w:line="336" w:lineRule="auto" w:after="180"/>
+        <w:shd w:fill="F1F6FC"/>
+      </w:pPr>
+      <w:r>
+        <w:rPr>
+          <w:b w:val="0"/>
+        </w:rPr>
+        <w:t>After your attempt, compare with the supported explanation: The next gap could change for reasons other than a difference in device accuracy.</w:t>
+      </w:r>
+    </w:p>
+    <w:p>
+      <w:pPr>
+        <w:spacing w:line="336" w:lineRule="auto" w:after="180"/>
+        <w:shd w:fill="F1F6FC"/>
+      </w:pPr>
+      <w:r>
+        <w:rPr>
+          <w:b w:val="0"/>
+        </w:rPr>
+        <w:t>The comparison now changes location as well as device; there is no supplied reading from the new location.</w:t>
+      </w:r>
+    </w:p>
+    <w:p>
+      <w:pPr>
+        <w:pStyle w:val="Heading3"/>
+      </w:pPr>
+      <w:r>
         <w:t>Repair a missing building block</w:t>
       </w:r>
     </w:p>
     <w:p>
-      <w:r>
-        <w:t>Review Input, Process, Output (ai-1/2). Goal: Trace information through a system without confusing information with a physical action. Short practice: Use the richer record to find blue pencils in Box B. Explain why total alone was insufficient.. Return to this week and explain what you changed.</w:t>
+      <w:pPr>
+        <w:spacing w:line="336" w:lineRule="auto" w:after="180"/>
+      </w:pPr>
+      <w:r>
+        <w:rPr>
+          <w:b w:val="0"/>
+        </w:rPr>
+        <w:t xml:space="preserve">Review </w:t>
+      </w:r>
+      <w:r>
+        <w:rPr>
+          <w:b/>
+        </w:rPr>
+        <w:t>Input</w:t>
+      </w:r>
+      <w:r>
+        <w:rPr>
+          <w:b w:val="0"/>
+        </w:rPr>
+        <w:t xml:space="preserve">, </w:t>
+      </w:r>
+      <w:r>
+        <w:rPr>
+          <w:b/>
+        </w:rPr>
+        <w:t>Process</w:t>
+      </w:r>
+      <w:r>
+        <w:rPr>
+          <w:b w:val="0"/>
+        </w:rPr>
+        <w:t xml:space="preserve">, </w:t>
+      </w:r>
+      <w:r>
+        <w:rPr>
+          <w:b/>
+        </w:rPr>
+        <w:t>Output</w:t>
+      </w:r>
+      <w:r>
+        <w:rPr>
+          <w:b w:val="0"/>
+        </w:rPr>
+        <w:t xml:space="preserve"> (ai-1/2). Goal: Trace information through a system without confusing information with a physical action. Short practice: Use the richer record to find blue pencils in Box B.</w:t>
+      </w:r>
+    </w:p>
+    <w:p>
+      <w:pPr>
+        <w:spacing w:line="336" w:lineRule="auto" w:after="180"/>
+      </w:pPr>
+      <w:r>
+        <w:rPr>
+          <w:b w:val="0"/>
+        </w:rPr>
+        <w:t>Explain why total alone was insufficient.. Return to this week and explain what you changed.</w:t>
       </w:r>
     </w:p>
     <w:p>
@@ -1595,8 +2638,37 @@
       </w:r>
     </w:p>
     <w:p>
-      <w:r>
-        <w:t>Use Download completed work in the hosted lesson to export your answers, reflections, practice feedback and code-run evidence. Open the HTML copy to read or print it. Drafts stay in this browser when storage is available; clear drafts on a shared device.</w:t>
+      <w:pPr>
+        <w:spacing w:line="336" w:lineRule="auto" w:after="180"/>
+      </w:pPr>
+      <w:r>
+        <w:rPr>
+          <w:b w:val="0"/>
+        </w:rPr>
+        <w:t xml:space="preserve">Use Download completed work in the hosted lesson to export your answers, reflections, practice feedback and code-run </w:t>
+      </w:r>
+      <w:r>
+        <w:rPr>
+          <w:b/>
+        </w:rPr>
+        <w:t>evidence</w:t>
+      </w:r>
+      <w:r>
+        <w:rPr>
+          <w:b w:val="0"/>
+        </w:rPr>
+        <w:t>. Open the HTML copy to read or print it.</w:t>
+      </w:r>
+    </w:p>
+    <w:p>
+      <w:pPr>
+        <w:spacing w:line="336" w:lineRule="auto" w:after="180"/>
+      </w:pPr>
+      <w:r>
+        <w:rPr>
+          <w:b w:val="0"/>
+        </w:rPr>
+        <w:t>Drafts stay in this browser when storage is available; clear drafts on a shared device.</w:t>
       </w:r>
     </w:p>
     <w:p>
@@ -1610,6 +2682,803 @@
     <w:p>
       <w:r>
         <w:t>________________________________________________________________</w:t>
+      </w:r>
+    </w:p>
+    <w:p>
+      <w:r>
+        <w:t>________________________________________________________________</w:t>
+      </w:r>
+    </w:p>
+    <w:p>
+      <w:r>
+        <w:t>________________________________________________________________</w:t>
+      </w:r>
+    </w:p>
+    <w:p>
+      <w:r>
+        <w:t>________________________________________________________________</w:t>
+      </w:r>
+    </w:p>
+    <w:p>
+      <w:r>
+        <w:t>________________________________________________________________</w:t>
+      </w:r>
+    </w:p>
+    <w:p>
+      <w:pPr>
+        <w:pStyle w:val="Heading1"/>
+      </w:pPr>
+      <w:r>
+        <w:t>21. Visual concept journey</w:t>
+      </w:r>
+    </w:p>
+    <w:p>
+      <w:r>
+        <w:t>Explain each Sensors Are Messengers picture from its labels, then record a relevant limit.</w:t>
+      </w:r>
+    </w:p>
+    <w:p>
+      <w:pPr>
+        <w:pStyle w:val="Heading3"/>
+      </w:pPr>
+      <w:r>
+        <w:t>01. Sensors Are Messengers: the case</w:t>
+      </w:r>
+    </w:p>
+    <w:p>
+      <w:r>
+        <w:drawing>
+          <wp:inline xmlns:a="http://schemas.openxmlformats.org/drawingml/2006/main" xmlns:pic="http://schemas.openxmlformats.org/drawingml/2006/picture">
+            <wp:extent cx="5486400" cy="2840736"/>
+            <wp:docPr id="3" name="Picture 3" descr="Two fictional light sensors disagree in a classroom. Compare them fairly rather than declaring one broken. Supplied facts: On the same shelf, simultaneous readings are A: 40,50,60 and B: 45,55,65 in declared toy light units. Neither device has been compared with a trusted reference."/>
+            <wp:cNvGraphicFramePr>
+              <a:graphicFrameLocks noChangeAspect="1"/>
+            </wp:cNvGraphicFramePr>
+            <a:graphic>
+              <a:graphicData uri="http://schemas.openxmlformats.org/drawingml/2006/picture">
+                <pic:pic>
+                  <pic:nvPicPr>
+                    <pic:cNvPr id="0" name="academy-story-ai-1-3-01.png"/>
+                    <pic:cNvPicPr/>
+                  </pic:nvPicPr>
+                  <pic:blipFill>
+                    <a:blip r:embed="rId11"/>
+                    <a:stretch>
+                      <a:fillRect/>
+                    </a:stretch>
+                  </pic:blipFill>
+                  <pic:spPr>
+                    <a:xfrm>
+                      <a:off x="0" y="0"/>
+                      <a:ext cx="5486400" cy="2840736"/>
+                    </a:xfrm>
+                    <a:prstGeom prst="rect"/>
+                  </pic:spPr>
+                </pic:pic>
+              </a:graphicData>
+            </a:graphic>
+          </wp:inline>
+        </w:drawing>
+      </w:r>
+    </w:p>
+    <w:p>
+      <w:pPr>
+        <w:spacing w:line="336" w:lineRule="auto" w:after="180"/>
+      </w:pPr>
+      <w:r>
+        <w:rPr>
+          <w:b w:val="0"/>
+        </w:rPr>
+        <w:t xml:space="preserve">Two fictional light </w:t>
+      </w:r>
+      <w:r>
+        <w:rPr>
+          <w:b/>
+        </w:rPr>
+        <w:t>sensor</w:t>
+      </w:r>
+      <w:r>
+        <w:rPr>
+          <w:b w:val="0"/>
+        </w:rPr>
+        <w:t xml:space="preserve">s disagree in a classroom. Compare them fairly rather than declaring one broken. Supplied facts: On the same shelf, simultaneous readings are A: 40,50,60 and B: 45,55,65 in declared toy light </w:t>
+      </w:r>
+      <w:r>
+        <w:rPr>
+          <w:b/>
+        </w:rPr>
+        <w:t>unit</w:t>
+      </w:r>
+      <w:r>
+        <w:rPr>
+          <w:b w:val="0"/>
+        </w:rPr>
+        <w:t>s.</w:t>
+      </w:r>
+    </w:p>
+    <w:p>
+      <w:pPr>
+        <w:spacing w:line="336" w:lineRule="auto" w:after="180"/>
+      </w:pPr>
+      <w:r>
+        <w:rPr>
+          <w:b w:val="0"/>
+        </w:rPr>
+        <w:t>Neither device has been compared with a trusted reference.</w:t>
+      </w:r>
+    </w:p>
+    <w:p>
+      <w:pPr>
+        <w:spacing w:line="336" w:lineRule="auto" w:after="180"/>
+        <w:shd w:fill="F5F1FB"/>
+      </w:pPr>
+      <w:r>
+        <w:rPr>
+          <w:b w:val="0"/>
+        </w:rPr>
+        <w:t>Point to the given fact that matters most. Explain why it matters.</w:t>
+      </w:r>
+    </w:p>
+    <w:p>
+      <w:pPr>
+        <w:pStyle w:val="Heading3"/>
+      </w:pPr>
+      <w:r>
+        <w:t>My picture explanation, deciding evidence and one limit</w:t>
+      </w:r>
+    </w:p>
+    <w:p>
+      <w:r>
+        <w:t>________________________________________________________________</w:t>
+      </w:r>
+    </w:p>
+    <w:p>
+      <w:r>
+        <w:t>________________________________________________________________</w:t>
+      </w:r>
+    </w:p>
+    <w:p>
+      <w:r>
+        <w:t>________________________________________________________________</w:t>
+      </w:r>
+    </w:p>
+    <w:p>
+      <w:r>
+        <w:t>________________________________________________________________</w:t>
+      </w:r>
+    </w:p>
+    <w:p>
+      <w:pPr>
+        <w:pStyle w:val="Heading3"/>
+      </w:pPr>
+      <w:r>
+        <w:t>02. Follow the deciding steps</w:t>
+      </w:r>
+    </w:p>
+    <w:p>
+      <w:r>
+        <w:drawing>
+          <wp:inline xmlns:a="http://schemas.openxmlformats.org/drawingml/2006/main" xmlns:pic="http://schemas.openxmlformats.org/drawingml/2006/picture">
+            <wp:extent cx="5486400" cy="4005072"/>
+            <wp:docPr id="4" name="Picture 4" descr="Same shelf: Place both devices together and allow them to settle. → Paired readings: Record three matching times: (40,45), (50,55), (60,65). → Compare gaps: B minus A is 5, 5 and 5 units. → Check a reference: A trusted reference is needed to decide which reading is closer."/>
+            <wp:cNvGraphicFramePr>
+              <a:graphicFrameLocks noChangeAspect="1"/>
+            </wp:cNvGraphicFramePr>
+            <a:graphic>
+              <a:graphicData uri="http://schemas.openxmlformats.org/drawingml/2006/picture">
+                <pic:pic>
+                  <pic:nvPicPr>
+                    <pic:cNvPr id="0" name="academy-story-ai-1-3-02.png"/>
+                    <pic:cNvPicPr/>
+                  </pic:nvPicPr>
+                  <pic:blipFill>
+                    <a:blip r:embed="rId12"/>
+                    <a:stretch>
+                      <a:fillRect/>
+                    </a:stretch>
+                  </pic:blipFill>
+                  <pic:spPr>
+                    <a:xfrm>
+                      <a:off x="0" y="0"/>
+                      <a:ext cx="5486400" cy="4005072"/>
+                    </a:xfrm>
+                    <a:prstGeom prst="rect"/>
+                  </pic:spPr>
+                </pic:pic>
+              </a:graphicData>
+            </a:graphic>
+          </wp:inline>
+        </w:drawing>
+      </w:r>
+    </w:p>
+    <w:p>
+      <w:pPr>
+        <w:spacing w:line="336" w:lineRule="auto" w:after="180"/>
+      </w:pPr>
+      <w:r>
+        <w:rPr>
+          <w:b w:val="0"/>
+        </w:rPr>
+        <w:t xml:space="preserve">Same shelf: Place both devices together and allow them to settle. → Paired readings: Record three matching times: (40,45), (50,55), (60,65). → Compare gaps: B minus A is 5, 5 and 5 </w:t>
+      </w:r>
+      <w:r>
+        <w:rPr>
+          <w:b/>
+        </w:rPr>
+        <w:t>unit</w:t>
+      </w:r>
+      <w:r>
+        <w:rPr>
+          <w:b w:val="0"/>
+        </w:rPr>
+        <w:t>s. → Check a reference: A trusted reference is needed to decide which reading is closer.</w:t>
+      </w:r>
+    </w:p>
+    <w:p>
+      <w:pPr>
+        <w:spacing w:line="336" w:lineRule="auto" w:after="180"/>
+        <w:shd w:fill="F5F1FB"/>
+      </w:pPr>
+      <w:r>
+        <w:rPr>
+          <w:b w:val="0"/>
+        </w:rPr>
+        <w:t xml:space="preserve">Point to each numbered stage and explain which recorded </w:t>
+      </w:r>
+      <w:r>
+        <w:rPr>
+          <w:b/>
+        </w:rPr>
+        <w:t>input</w:t>
+      </w:r>
+      <w:r>
+        <w:rPr>
+          <w:b w:val="0"/>
+        </w:rPr>
+        <w:t xml:space="preserve"> it uses.</w:t>
+      </w:r>
+    </w:p>
+    <w:p>
+      <w:pPr>
+        <w:pStyle w:val="Heading3"/>
+      </w:pPr>
+      <w:r>
+        <w:t>My picture explanation, deciding evidence and one limit</w:t>
+      </w:r>
+    </w:p>
+    <w:p>
+      <w:r>
+        <w:t>________________________________________________________________</w:t>
+      </w:r>
+    </w:p>
+    <w:p>
+      <w:r>
+        <w:t>________________________________________________________________</w:t>
+      </w:r>
+    </w:p>
+    <w:p>
+      <w:r>
+        <w:t>________________________________________________________________</w:t>
+      </w:r>
+    </w:p>
+    <w:p>
+      <w:r>
+        <w:t>________________________________________________________________</w:t>
+      </w:r>
+    </w:p>
+    <w:p>
+      <w:pPr>
+        <w:pStyle w:val="Heading3"/>
+      </w:pPr>
+      <w:r>
+        <w:t>03. Simultaneous light readings</w:t>
+      </w:r>
+    </w:p>
+    <w:p>
+      <w:r>
+        <w:drawing>
+          <wp:inline xmlns:a="http://schemas.openxmlformats.org/drawingml/2006/main" xmlns:pic="http://schemas.openxmlformats.org/drawingml/2006/picture">
+            <wp:extent cx="5486400" cy="3617976"/>
+            <wp:docPr id="5" name="Picture 5" descr="Simultaneous light readings. Time 1: Sensor A = 40, Sensor B = 45, B minus A = 5. Time 2: Sensor A = 50, Sensor B = 55, B minus A = 5. Time 3: Sensor A = 60, Sensor B = 65, B minus A = 5."/>
+            <wp:cNvGraphicFramePr>
+              <a:graphicFrameLocks noChangeAspect="1"/>
+            </wp:cNvGraphicFramePr>
+            <a:graphic>
+              <a:graphicData uri="http://schemas.openxmlformats.org/drawingml/2006/picture">
+                <pic:pic>
+                  <pic:nvPicPr>
+                    <pic:cNvPr id="0" name="academy-story-ai-1-3-03.png"/>
+                    <pic:cNvPicPr/>
+                  </pic:nvPicPr>
+                  <pic:blipFill>
+                    <a:blip r:embed="rId13"/>
+                    <a:stretch>
+                      <a:fillRect/>
+                    </a:stretch>
+                  </pic:blipFill>
+                  <pic:spPr>
+                    <a:xfrm>
+                      <a:off x="0" y="0"/>
+                      <a:ext cx="5486400" cy="3617976"/>
+                    </a:xfrm>
+                    <a:prstGeom prst="rect"/>
+                  </pic:spPr>
+                </pic:pic>
+              </a:graphicData>
+            </a:graphic>
+          </wp:inline>
+        </w:drawing>
+      </w:r>
+    </w:p>
+    <w:p>
+      <w:pPr>
+        <w:spacing w:line="336" w:lineRule="auto" w:after="180"/>
+      </w:pPr>
+      <w:r>
+        <w:rPr>
+          <w:b w:val="0"/>
+        </w:rPr>
+        <w:t xml:space="preserve">Simultaneous light readings. Time 1: </w:t>
+      </w:r>
+      <w:r>
+        <w:rPr>
+          <w:b/>
+        </w:rPr>
+        <w:t>Sensor</w:t>
+      </w:r>
+      <w:r>
+        <w:rPr>
+          <w:b w:val="0"/>
+        </w:rPr>
+        <w:t xml:space="preserve"> A = 40, </w:t>
+      </w:r>
+      <w:r>
+        <w:rPr>
+          <w:b/>
+        </w:rPr>
+        <w:t>Sensor</w:t>
+      </w:r>
+      <w:r>
+        <w:rPr>
+          <w:b w:val="0"/>
+        </w:rPr>
+        <w:t xml:space="preserve"> B = 45, B minus A = 5. Time 2: </w:t>
+      </w:r>
+      <w:r>
+        <w:rPr>
+          <w:b/>
+        </w:rPr>
+        <w:t>Sensor</w:t>
+      </w:r>
+      <w:r>
+        <w:rPr>
+          <w:b w:val="0"/>
+        </w:rPr>
+        <w:t xml:space="preserve"> A = 50, </w:t>
+      </w:r>
+      <w:r>
+        <w:rPr>
+          <w:b/>
+        </w:rPr>
+        <w:t>Sensor</w:t>
+      </w:r>
+      <w:r>
+        <w:rPr>
+          <w:b w:val="0"/>
+        </w:rPr>
+        <w:t xml:space="preserve"> B = 55, B minus A = 5. Time 3: </w:t>
+      </w:r>
+      <w:r>
+        <w:rPr>
+          <w:b/>
+        </w:rPr>
+        <w:t>Sensor</w:t>
+      </w:r>
+      <w:r>
+        <w:rPr>
+          <w:b w:val="0"/>
+        </w:rPr>
+        <w:t xml:space="preserve"> A = 60, </w:t>
+      </w:r>
+      <w:r>
+        <w:rPr>
+          <w:b/>
+        </w:rPr>
+        <w:t>Sensor</w:t>
+      </w:r>
+      <w:r>
+        <w:rPr>
+          <w:b w:val="0"/>
+        </w:rPr>
+        <w:t xml:space="preserve"> B = 65, B minus A = 5.</w:t>
+      </w:r>
+    </w:p>
+    <w:p>
+      <w:pPr>
+        <w:spacing w:line="336" w:lineRule="auto" w:after="180"/>
+        <w:shd w:fill="F5F1FB"/>
+      </w:pPr>
+      <w:r>
+        <w:rPr>
+          <w:b w:val="0"/>
+        </w:rPr>
+        <w:t>Read the labels and values. Explain the relationship the model shows.</w:t>
+      </w:r>
+    </w:p>
+    <w:p>
+      <w:pPr>
+        <w:pStyle w:val="Heading3"/>
+      </w:pPr>
+      <w:r>
+        <w:t>My picture explanation, deciding evidence and one limit</w:t>
+      </w:r>
+    </w:p>
+    <w:p>
+      <w:r>
+        <w:t>________________________________________________________________</w:t>
+      </w:r>
+    </w:p>
+    <w:p>
+      <w:r>
+        <w:t>________________________________________________________________</w:t>
+      </w:r>
+    </w:p>
+    <w:p>
+      <w:r>
+        <w:t>________________________________________________________________</w:t>
+      </w:r>
+    </w:p>
+    <w:p>
+      <w:r>
+        <w:t>________________________________________________________________</w:t>
+      </w:r>
+    </w:p>
+    <w:p>
+      <w:pPr>
+        <w:pStyle w:val="Heading3"/>
+      </w:pPr>
+      <w:r>
+        <w:t>04. Change one thing. Trace what follows.</w:t>
+      </w:r>
+    </w:p>
+    <w:p>
+      <w:r>
+        <w:drawing>
+          <wp:inline xmlns:a="http://schemas.openxmlformats.org/drawingml/2006/main" xmlns:pic="http://schemas.openxmlformats.org/drawingml/2006/picture">
+            <wp:extent cx="5486400" cy="3179064"/>
+            <wp:docPr id="6" name="Picture 6" descr="Original case: A trusted reference is needed to decide which reading is closer. Changed condition: Move only B into brighter light. Expected result: The next gap could change for reasons other than a difference in device accuracy. Reason: The comparison now changes location as well as device; there is no supplied reading from the new location."/>
+            <wp:cNvGraphicFramePr>
+              <a:graphicFrameLocks noChangeAspect="1"/>
+            </wp:cNvGraphicFramePr>
+            <a:graphic>
+              <a:graphicData uri="http://schemas.openxmlformats.org/drawingml/2006/picture">
+                <pic:pic>
+                  <pic:nvPicPr>
+                    <pic:cNvPr id="0" name="academy-story-ai-1-3-04.png"/>
+                    <pic:cNvPicPr/>
+                  </pic:nvPicPr>
+                  <pic:blipFill>
+                    <a:blip r:embed="rId14"/>
+                    <a:stretch>
+                      <a:fillRect/>
+                    </a:stretch>
+                  </pic:blipFill>
+                  <pic:spPr>
+                    <a:xfrm>
+                      <a:off x="0" y="0"/>
+                      <a:ext cx="5486400" cy="3179064"/>
+                    </a:xfrm>
+                    <a:prstGeom prst="rect"/>
+                  </pic:spPr>
+                </pic:pic>
+              </a:graphicData>
+            </a:graphic>
+          </wp:inline>
+        </w:drawing>
+      </w:r>
+    </w:p>
+    <w:p>
+      <w:pPr>
+        <w:spacing w:line="336" w:lineRule="auto" w:after="180"/>
+      </w:pPr>
+      <w:r>
+        <w:rPr>
+          <w:b w:val="0"/>
+        </w:rPr>
+        <w:t>Original case: A trusted reference is needed to decide which reading is closer. Changed condition: Move only B into brighter light.</w:t>
+      </w:r>
+    </w:p>
+    <w:p>
+      <w:pPr>
+        <w:spacing w:line="336" w:lineRule="auto" w:after="180"/>
+      </w:pPr>
+      <w:r>
+        <w:rPr>
+          <w:b w:val="0"/>
+        </w:rPr>
+        <w:t>Expected result: The next gap could change for reasons other than a difference in device accuracy. Reason: The comparison now changes location as well as device; there is no supplied reading from the new location.</w:t>
+      </w:r>
+    </w:p>
+    <w:p>
+      <w:pPr>
+        <w:spacing w:line="336" w:lineRule="auto" w:after="180"/>
+        <w:shd w:fill="F5F1FB"/>
+      </w:pPr>
+      <w:r>
+        <w:rPr>
+          <w:b w:val="0"/>
+        </w:rPr>
+        <w:t>Predict before checking the worked changed-case result. Name what changed and what the supplied facts allow you to conclude.</w:t>
+      </w:r>
+    </w:p>
+    <w:p>
+      <w:pPr>
+        <w:pStyle w:val="Heading3"/>
+      </w:pPr>
+      <w:r>
+        <w:t>My picture explanation, deciding evidence and one limit</w:t>
+      </w:r>
+    </w:p>
+    <w:p>
+      <w:r>
+        <w:t>________________________________________________________________</w:t>
+      </w:r>
+    </w:p>
+    <w:p>
+      <w:r>
+        <w:t>________________________________________________________________</w:t>
+      </w:r>
+    </w:p>
+    <w:p>
+      <w:r>
+        <w:t>________________________________________________________________</w:t>
+      </w:r>
+    </w:p>
+    <w:p>
+      <w:r>
+        <w:t>________________________________________________________________</w:t>
+      </w:r>
+    </w:p>
+    <w:p>
+      <w:pPr>
+        <w:pStyle w:val="Heading3"/>
+      </w:pPr>
+      <w:r>
+        <w:t>05. Connect the explanation to its limit</w:t>
+      </w:r>
+    </w:p>
+    <w:p>
+      <w:r>
+        <w:drawing>
+          <wp:inline xmlns:a="http://schemas.openxmlformats.org/drawingml/2006/main" xmlns:pic="http://schemas.openxmlformats.org/drawingml/2006/picture">
+            <wp:extent cx="5486400" cy="2834640"/>
+            <wp:docPr id="7" name="Picture 7" descr="A repeated difference of 5 supports investigating an offset between devices. Matching time and location removes two obvious comparison problems. It does not show which device is correct: both could have errors. Preserve paired readings instead of adjusting them silently. Limit: Three pairs do not prove an offset holds at every light level, nor identify the accurate device."/>
+            <wp:cNvGraphicFramePr>
+              <a:graphicFrameLocks noChangeAspect="1"/>
+            </wp:cNvGraphicFramePr>
+            <a:graphic>
+              <a:graphicData uri="http://schemas.openxmlformats.org/drawingml/2006/picture">
+                <pic:pic>
+                  <pic:nvPicPr>
+                    <pic:cNvPr id="0" name="academy-story-ai-1-3-05.png"/>
+                    <pic:cNvPicPr/>
+                  </pic:nvPicPr>
+                  <pic:blipFill>
+                    <a:blip r:embed="rId15"/>
+                    <a:stretch>
+                      <a:fillRect/>
+                    </a:stretch>
+                  </pic:blipFill>
+                  <pic:spPr>
+                    <a:xfrm>
+                      <a:off x="0" y="0"/>
+                      <a:ext cx="5486400" cy="2834640"/>
+                    </a:xfrm>
+                    <a:prstGeom prst="rect"/>
+                  </pic:spPr>
+                </pic:pic>
+              </a:graphicData>
+            </a:graphic>
+          </wp:inline>
+        </w:drawing>
+      </w:r>
+    </w:p>
+    <w:p>
+      <w:pPr>
+        <w:spacing w:line="336" w:lineRule="auto" w:after="180"/>
+      </w:pPr>
+      <w:r>
+        <w:rPr>
+          <w:b w:val="0"/>
+        </w:rPr>
+        <w:t>A repeated difference of 5 supports investigating an offset between devices. Matching time and location removes two obvious comparison problems. It does not show which device is correct: both could have errors.</w:t>
+      </w:r>
+    </w:p>
+    <w:p>
+      <w:pPr>
+        <w:spacing w:line="336" w:lineRule="auto" w:after="180"/>
+      </w:pPr>
+      <w:r>
+        <w:rPr>
+          <w:b w:val="0"/>
+        </w:rPr>
+        <w:t>Preserve paired readings instead of adjusting them silently. Limit: Three pairs do not prove an offset holds at every light level, nor identify the accurate device.</w:t>
+      </w:r>
+    </w:p>
+    <w:p>
+      <w:pPr>
+        <w:spacing w:line="336" w:lineRule="auto" w:after="180"/>
+        <w:shd w:fill="F5F1FB"/>
+      </w:pPr>
+      <w:r>
+        <w:rPr>
+          <w:b w:val="0"/>
+        </w:rPr>
+        <w:t>Explain the case, then point to a limit on the claim.</w:t>
+      </w:r>
+    </w:p>
+    <w:p>
+      <w:pPr>
+        <w:pStyle w:val="Heading3"/>
+      </w:pPr>
+      <w:r>
+        <w:t>My picture explanation, deciding evidence and one limit</w:t>
+      </w:r>
+    </w:p>
+    <w:p>
+      <w:r>
+        <w:t>________________________________________________________________</w:t>
+      </w:r>
+    </w:p>
+    <w:p>
+      <w:r>
+        <w:t>________________________________________________________________</w:t>
+      </w:r>
+    </w:p>
+    <w:p>
+      <w:r>
+        <w:t>________________________________________________________________</w:t>
+      </w:r>
+    </w:p>
+    <w:p>
+      <w:r>
+        <w:t>________________________________________________________________</w:t>
+      </w:r>
+    </w:p>
+    <w:p>
+      <w:pPr>
+        <w:pStyle w:val="Heading3"/>
+      </w:pPr>
+      <w:r>
+        <w:t>06. Make the idea visible in your project</w:t>
+      </w:r>
+    </w:p>
+    <w:p>
+      <w:r>
+        <w:drawing>
+          <wp:inline xmlns:a="http://schemas.openxmlformats.org/drawingml/2006/main" xmlns:pic="http://schemas.openxmlformats.org/drawingml/2006/picture">
+            <wp:extent cx="5486400" cy="3380232"/>
+            <wp:docPr id="8" name="Picture 8" descr="Save sorter measurements with device, location and time so unusual inputs can be checked before decisions. Draw your input, deciding step, result and limit. Supported question: Why can we calculate the earlier gap but not predict an exact new B reading?"/>
+            <wp:cNvGraphicFramePr>
+              <a:graphicFrameLocks noChangeAspect="1"/>
+            </wp:cNvGraphicFramePr>
+            <a:graphic>
+              <a:graphicData uri="http://schemas.openxmlformats.org/drawingml/2006/picture">
+                <pic:pic>
+                  <pic:nvPicPr>
+                    <pic:cNvPr id="0" name="academy-story-ai-1-3-06.png"/>
+                    <pic:cNvPicPr/>
+                  </pic:nvPicPr>
+                  <pic:blipFill>
+                    <a:blip r:embed="rId16"/>
+                    <a:stretch>
+                      <a:fillRect/>
+                    </a:stretch>
+                  </pic:blipFill>
+                  <pic:spPr>
+                    <a:xfrm>
+                      <a:off x="0" y="0"/>
+                      <a:ext cx="5486400" cy="3380232"/>
+                    </a:xfrm>
+                    <a:prstGeom prst="rect"/>
+                  </pic:spPr>
+                </pic:pic>
+              </a:graphicData>
+            </a:graphic>
+          </wp:inline>
+        </w:drawing>
+      </w:r>
+    </w:p>
+    <w:p>
+      <w:pPr>
+        <w:spacing w:line="336" w:lineRule="auto" w:after="180"/>
+        <w:shd w:fill="F5F1FB"/>
+      </w:pPr>
+      <w:r>
+        <w:rPr>
+          <w:b w:val="0"/>
+        </w:rPr>
+        <w:t xml:space="preserve">Save sorter </w:t>
+      </w:r>
+      <w:r>
+        <w:rPr>
+          <w:b/>
+        </w:rPr>
+        <w:t>measurement</w:t>
+      </w:r>
+      <w:r>
+        <w:rPr>
+          <w:b w:val="0"/>
+        </w:rPr>
+        <w:t xml:space="preserve">s with device, location and time so unusual </w:t>
+      </w:r>
+      <w:r>
+        <w:rPr>
+          <w:b/>
+        </w:rPr>
+        <w:t>input</w:t>
+      </w:r>
+      <w:r>
+        <w:rPr>
+          <w:b w:val="0"/>
+        </w:rPr>
+        <w:t xml:space="preserve">s can be checked before decisions. Draw your </w:t>
+      </w:r>
+      <w:r>
+        <w:rPr>
+          <w:b/>
+        </w:rPr>
+        <w:t>input</w:t>
+      </w:r>
+      <w:r>
+        <w:rPr>
+          <w:b w:val="0"/>
+        </w:rPr>
+        <w:t>, deciding step, result and limit.</w:t>
+      </w:r>
+    </w:p>
+    <w:p>
+      <w:pPr>
+        <w:spacing w:line="336" w:lineRule="auto" w:after="180"/>
+        <w:shd w:fill="F5F1FB"/>
+      </w:pPr>
+      <w:r>
+        <w:rPr>
+          <w:b w:val="0"/>
+        </w:rPr>
+        <w:t>Supported question: Why can we calculate the earlier gap but not predict an exact new B reading?</w:t>
+      </w:r>
+    </w:p>
+    <w:p>
+      <w:pPr>
+        <w:spacing w:line="336" w:lineRule="auto" w:after="180"/>
+        <w:shd w:fill="F5F1FB"/>
+      </w:pPr>
+      <w:r>
+        <w:rPr>
+          <w:b w:val="0"/>
+        </w:rPr>
+        <w:t xml:space="preserve">Draw your project trace and justify the deciding step using </w:t>
+      </w:r>
+      <w:r>
+        <w:rPr>
+          <w:b/>
+        </w:rPr>
+        <w:t>evidence</w:t>
+      </w:r>
+      <w:r>
+        <w:rPr>
+          <w:b w:val="0"/>
+        </w:rPr>
+        <w:t>.</w:t>
+      </w:r>
+    </w:p>
+    <w:p>
+      <w:pPr>
+        <w:pStyle w:val="Heading3"/>
+      </w:pPr>
+      <w:r>
+        <w:t>My picture explanation, deciding evidence and one limit</w:t>
       </w:r>
     </w:p>
     <w:p>

--- a/downloads/workbook/ai-1-week-03.docx
+++ b/downloads/workbook/ai-1-week-03.docx
@@ -25,12 +25,114 @@
         <w:pStyle w:val="Heading1"/>
       </w:pPr>
       <w:r>
-        <w:t>01. Recall and choose your starting point</w:t>
-      </w:r>
-    </w:p>
-    <w:p>
-      <w:r>
-        <w:t>Record your starting explanation for Sensors Are Messengers before opening notes. Show any later correction separately.</w:t>
+        <w:t>One connected measurement record.</w:t>
+      </w:r>
+    </w:p>
+    <w:p>
+      <w:r>
+        <w:t>Repair a record, trace a boundary, compare pairs, limit a conclusion and plan the reserved new investigation.</w:t>
+      </w:r>
+    </w:p>
+    <w:p>
+      <w:r>
+        <w:t>Keep the original reading, the conditions and the reason for your conclusion.</w:t>
+      </w:r>
+    </w:p>
+    <w:p>
+      <w:pPr>
+        <w:pStyle w:val="Heading1"/>
+      </w:pPr>
+      <w:r>
+        <w:t>01. Recall · What did the summary lose?</w:t>
+      </w:r>
+    </w:p>
+    <w:p>
+      <w:r>
+        <w:t>Retrieve Week 2 before opening notes.</w:t>
+      </w:r>
+    </w:p>
+    <w:p>
+      <w:pPr>
+        <w:pStyle w:val="Heading2"/>
+      </w:pPr>
+      <w:r>
+        <w:t>Retrieve and explain</w:t>
+      </w:r>
+    </w:p>
+    <w:p>
+      <w:pPr>
+        <w:pStyle w:val="ListBullet"/>
+      </w:pPr>
+      <w:r>
+        <w:t>Try the recall before opening notes. Then use a different colour or a labelled second line to correct your explanation.</w:t>
+      </w:r>
+    </w:p>
+    <w:p>
+      <w:pPr>
+        <w:pStyle w:val="ListBullet"/>
+      </w:pPr>
+      <w:r>
+        <w:t>Without opening the old lesson, explain one key idea from Input, Process, Output. Give an example and a mistake that the idea helps you avoid.</w:t>
+      </w:r>
+    </w:p>
+    <w:p>
+      <w:pPr>
+        <w:pStyle w:val="Heading3"/>
+      </w:pPr>
+      <w:r>
+        <w:t>My remembered idea, example and correction</w:t>
+      </w:r>
+    </w:p>
+    <w:p>
+      <w:r>
+        <w:t>________________________________________________________________</w:t>
+      </w:r>
+    </w:p>
+    <w:p>
+      <w:r>
+        <w:t>________________________________________________________________</w:t>
+      </w:r>
+    </w:p>
+    <w:p>
+      <w:r>
+        <w:t>________________________________________________________________</w:t>
+      </w:r>
+    </w:p>
+    <w:p>
+      <w:pPr>
+        <w:pStyle w:val="Heading2"/>
+      </w:pPr>
+      <w:r>
+        <w:t>Earlier wording, alternative practice and picture transcripts · reference / check after trying</w:t>
+      </w:r>
+    </w:p>
+    <w:p>
+      <w:pPr>
+        <w:pStyle w:val="Heading3"/>
+      </w:pPr>
+      <w:r>
+        <w:t>Input, Process, Output</w:t>
+      </w:r>
+    </w:p>
+    <w:p>
+      <w:pPr>
+        <w:pStyle w:val="Heading1"/>
+      </w:pPr>
+      <w:r>
+        <w:t>12. W1 · Repair an incomplete record</w:t>
+      </w:r>
+    </w:p>
+    <w:p>
+      <w:r>
+        <w:t>Name missing fields without inventing observations.</w:t>
+      </w:r>
+    </w:p>
+    <w:p>
+      <w:pPr>
+        <w:pStyle w:val="Heading2"/>
+      </w:pPr>
+      <w:r>
+        <w:t>Your evidence record</w:t>
       </w:r>
     </w:p>
     <w:p>
@@ -41,7 +143,7 @@
         <w:rPr>
           <w:b w:val="0"/>
         </w:rPr>
-        <w:t>Try the recall before opening notes. Then use a different colour or a labelled second line to correct your explanation.</w:t>
+        <w:t>A notebook entry says 24 at lunchtime. Rewrite it as a useful air-temperature record by stating which missing fields must be collected. Do not invent values that were not observed.</w:t>
       </w:r>
     </w:p>
     <w:p>
@@ -49,7 +151,53 @@
         <w:pStyle w:val="Heading3"/>
       </w:pPr>
       <w:r>
-        <w:t>Input, Process, Output</w:t>
+        <w:t>My reasoning and evidence</w:t>
+      </w:r>
+    </w:p>
+    <w:p>
+      <w:r>
+        <w:t>________________________________________________________________</w:t>
+      </w:r>
+    </w:p>
+    <w:p>
+      <w:r>
+        <w:t>________________________________________________________________</w:t>
+      </w:r>
+    </w:p>
+    <w:p>
+      <w:r>
+        <w:t>________________________________________________________________</w:t>
+      </w:r>
+    </w:p>
+    <w:p>
+      <w:r>
+        <w:t>________________________________________________________________</w:t>
+      </w:r>
+    </w:p>
+    <w:p>
+      <w:r>
+        <w:t>________________________________________________________________</w:t>
+      </w:r>
+    </w:p>
+    <w:p>
+      <w:pPr>
+        <w:pStyle w:val="Heading1"/>
+      </w:pPr>
+      <w:r>
+        <w:t>13. W2 · Trace the warning boundary</w:t>
+      </w:r>
+    </w:p>
+    <w:p>
+      <w:r>
+        <w:t>Apply greater than 28 carefully, then separate the rule from measurement quality.</w:t>
+      </w:r>
+    </w:p>
+    <w:p>
+      <w:pPr>
+        <w:pStyle w:val="Heading2"/>
+      </w:pPr>
+      <w:r>
+        <w:t>Your evidence record</w:t>
       </w:r>
     </w:p>
     <w:p>
@@ -60,43 +208,108 @@
         <w:rPr>
           <w:b w:val="0"/>
         </w:rPr>
-        <w:t xml:space="preserve">Without opening the old lesson, explain one key idea from </w:t>
+        <w:t xml:space="preserve">A warning rule is recorded temperature greater than 28 degrees C. State its </w:t>
       </w:r>
       <w:r>
         <w:rPr>
           <w:b/>
         </w:rPr>
-        <w:t>Input</w:t>
+        <w:t>output</w:t>
       </w:r>
       <w:r>
         <w:rPr>
           <w:b w:val="0"/>
         </w:rPr>
-        <w:t xml:space="preserve">, </w:t>
+        <w:t xml:space="preserve"> for 27, 28 and 29 degrees C. Explain why an off warning does not prove that the </w:t>
       </w:r>
       <w:r>
         <w:rPr>
           <w:b/>
         </w:rPr>
-        <w:t>Process</w:t>
+        <w:t>sensor</w:t>
       </w:r>
       <w:r>
         <w:rPr>
           <w:b w:val="0"/>
         </w:rPr>
-        <w:t xml:space="preserve">, </w:t>
+        <w:t xml:space="preserve"> is working correctly.</w:t>
+      </w:r>
+    </w:p>
+    <w:p>
+      <w:pPr>
+        <w:pStyle w:val="Heading3"/>
+      </w:pPr>
+      <w:r>
+        <w:t>My reasoning and evidence</w:t>
+      </w:r>
+    </w:p>
+    <w:p>
+      <w:r>
+        <w:t>________________________________________________________________</w:t>
+      </w:r>
+    </w:p>
+    <w:p>
+      <w:r>
+        <w:t>________________________________________________________________</w:t>
+      </w:r>
+    </w:p>
+    <w:p>
+      <w:r>
+        <w:t>________________________________________________________________</w:t>
+      </w:r>
+    </w:p>
+    <w:p>
+      <w:r>
+        <w:t>________________________________________________________________</w:t>
+      </w:r>
+    </w:p>
+    <w:p>
+      <w:r>
+        <w:t>________________________________________________________________</w:t>
+      </w:r>
+    </w:p>
+    <w:p>
+      <w:pPr>
+        <w:pStyle w:val="Heading1"/>
+      </w:pPr>
+      <w:r>
+        <w:t>14. W3 · Compare without choosing a winner</w:t>
+      </w:r>
+    </w:p>
+    <w:p>
+      <w:r>
+        <w:t>Calculate paired differences and explain what a reference would add.</w:t>
+      </w:r>
+    </w:p>
+    <w:p>
+      <w:pPr>
+        <w:pStyle w:val="Heading2"/>
+      </w:pPr>
+      <w:r>
+        <w:t>Your evidence record</w:t>
+      </w:r>
+    </w:p>
+    <w:p>
+      <w:pPr>
+        <w:spacing w:line="336" w:lineRule="auto" w:after="180"/>
+      </w:pPr>
+      <w:r>
+        <w:rPr>
+          <w:b w:val="0"/>
+        </w:rPr>
+        <w:t xml:space="preserve">At the same three times, A records 18, 19 and 18 degrees C and B records 21, 22 and 21 degrees C in the same location. Calculate the paired differences. What is established, and what further </w:t>
       </w:r>
       <w:r>
         <w:rPr>
           <w:b/>
         </w:rPr>
-        <w:t>Output</w:t>
+        <w:t>evidence</w:t>
       </w:r>
       <w:r>
         <w:rPr>
           <w:b w:val="0"/>
         </w:rPr>
-        <w:t>. Give an example and a mistake that the idea helps you avoid.</w:t>
+        <w:t xml:space="preserve"> would help judge accuracy?</w:t>
       </w:r>
     </w:p>
     <w:p>
@@ -104,7 +317,7 @@
         <w:pStyle w:val="Heading3"/>
       </w:pPr>
       <w:r>
-        <w:t>My remembered idea, example and correction</w:t>
+        <w:t>My reasoning and evidence</w:t>
       </w:r>
     </w:p>
     <w:p>
@@ -123,16 +336,39 @@
       </w:r>
     </w:p>
     <w:p>
+      <w:r>
+        <w:t>________________________________________________________________</w:t>
+      </w:r>
+    </w:p>
+    <w:p>
+      <w:r>
+        <w:t>________________________________________________________________</w:t>
+      </w:r>
+    </w:p>
+    <w:p>
+      <w:r>
+        <w:t>________________________________________________________________</w:t>
+      </w:r>
+    </w:p>
+    <w:p>
       <w:pPr>
         <w:pStyle w:val="Heading1"/>
       </w:pPr>
       <w:r>
-        <w:t>02. Practise with fading help</w:t>
-      </w:r>
-    </w:p>
-    <w:p>
-      <w:r>
-        <w:t>Complete the supported Sensors Are Messengers trace and record the first step you can explain without help.</w:t>
+        <w:t>16. W5 · Limit the watering conclusion</w:t>
+      </w:r>
+    </w:p>
+    <w:p>
+      <w:r>
+        <w:t>Distinguish a temperature warning from evidence about roots and watering.</w:t>
+      </w:r>
+    </w:p>
+    <w:p>
+      <w:pPr>
+        <w:pStyle w:val="Heading2"/>
+      </w:pPr>
+      <w:r>
+        <w:t>Your evidence record</w:t>
       </w:r>
     </w:p>
     <w:p>
@@ -143,131 +379,38 @@
         <w:rPr>
           <w:b w:val="0"/>
         </w:rPr>
-        <w:t xml:space="preserve">Use W2: Trace a boundary for </w:t>
+        <w:t xml:space="preserve">An air-temperature </w:t>
       </w:r>
       <w:r>
         <w:rPr>
           <w:b/>
         </w:rPr>
-        <w:t>Sensor</w:t>
+        <w:t>sensor</w:t>
       </w:r>
       <w:r>
         <w:rPr>
           <w:b w:val="0"/>
         </w:rPr>
-        <w:t xml:space="preserve">s and </w:t>
-      </w:r>
-      <w:r>
-        <w:rPr>
-          <w:b/>
-        </w:rPr>
-        <w:t>measurement</w:t>
-      </w:r>
+        <w:t xml:space="preserve"> reports 29 degrees C and a rule turns on a warning. Someone writes The plant is thirsty.</w:t>
+      </w:r>
+    </w:p>
+    <w:p>
+      <w:pPr>
+        <w:spacing w:line="336" w:lineRule="auto" w:after="180"/>
+      </w:pPr>
       <w:r>
         <w:rPr>
           <w:b w:val="0"/>
         </w:rPr>
-        <w:t>. Record the answer once; the lesson and workbook refer to the same attempt.</w:t>
-      </w:r>
-    </w:p>
-    <w:tbl>
-      <w:tblPr>
-        <w:tblStyle w:val="LightShading-Accent1"/>
-        <w:tblW w:type="auto" w:w="0"/>
-        <w:tblLook w:firstColumn="1" w:firstRow="1" w:lastColumn="0" w:lastRow="0" w:noHBand="0" w:noVBand="1" w:val="04A0"/>
-      </w:tblPr>
-      <w:tblGrid>
-        <w:gridCol w:w="2556"/>
-        <w:gridCol w:w="2556"/>
-        <w:gridCol w:w="2556"/>
-        <w:gridCol w:w="2556"/>
-      </w:tblGrid>
-      <w:tr>
-        <w:trPr>
-          <w:tblHeader/>
-        </w:trPr>
-        <w:tc>
-          <w:tcPr>
-            <w:tcW w:type="dxa" w:w="2556"/>
-          </w:tcPr>
-          <w:p>
-            <w:r>
-              <w:t>Given inputs</w:t>
-            </w:r>
-          </w:p>
-        </w:tc>
-        <w:tc>
-          <w:tcPr>
-            <w:tcW w:type="dxa" w:w="2556"/>
-          </w:tcPr>
-          <w:p>
-            <w:r>
-              <w:t>Procedure I chose</w:t>
-            </w:r>
-          </w:p>
-        </w:tc>
-        <w:tc>
-          <w:tcPr>
-            <w:tcW w:type="dxa" w:w="2556"/>
-          </w:tcPr>
-          <w:p>
-            <w:r>
-              <w:t>Middle steps</w:t>
-            </w:r>
-          </w:p>
-        </w:tc>
-        <w:tc>
-          <w:tcPr>
-            <w:tcW w:type="dxa" w:w="2556"/>
-          </w:tcPr>
-          <w:p>
-            <w:r>
-              <w:t>Result and check</w:t>
-            </w:r>
-          </w:p>
-        </w:tc>
-      </w:tr>
-      <w:tr>
-        <w:tc>
-          <w:tcPr>
-            <w:tcW w:type="dxa" w:w="2556"/>
-          </w:tcPr>
-          <w:p>
-            <w:r/>
-          </w:p>
-        </w:tc>
-        <w:tc>
-          <w:tcPr>
-            <w:tcW w:type="dxa" w:w="2556"/>
-          </w:tcPr>
-          <w:p>
-            <w:r/>
-          </w:p>
-        </w:tc>
-        <w:tc>
-          <w:tcPr>
-            <w:tcW w:type="dxa" w:w="2556"/>
-          </w:tcPr>
-          <w:p>
-            <w:r/>
-          </w:p>
-        </w:tc>
-        <w:tc>
-          <w:tcPr>
-            <w:tcW w:type="dxa" w:w="2556"/>
-          </w:tcPr>
-          <w:p>
-            <w:r/>
-          </w:p>
-        </w:tc>
-      </w:tr>
-    </w:tbl>
+        <w:t>Explain the unsupported step and name information more directly relevant to deciding whether watering is needed.</w:t>
+      </w:r>
+    </w:p>
     <w:p>
       <w:pPr>
         <w:pStyle w:val="Heading3"/>
       </w:pPr>
       <w:r>
-        <w:t>The step I completed without help, and the hint I needed</w:t>
+        <w:t>My reasoning and evidence</w:t>
       </w:r>
     </w:p>
     <w:p>
@@ -286,111 +429,34 @@
       </w:r>
     </w:p>
     <w:p>
+      <w:r>
+        <w:t>________________________________________________________________</w:t>
+      </w:r>
+    </w:p>
+    <w:p>
+      <w:r>
+        <w:t>________________________________________________________________</w:t>
+      </w:r>
+    </w:p>
+    <w:p>
       <w:pPr>
         <w:pStyle w:val="Heading1"/>
       </w:pPr>
       <w:r>
-        <w:t>03. Individual reasoning check</w:t>
-      </w:r>
-    </w:p>
-    <w:p>
-      <w:r>
-        <w:t>Check the proposed Sensors Are Messengers explanation against the supplied facts before discussing it.</w:t>
-      </w:r>
-    </w:p>
-    <w:p>
-      <w:pPr>
-        <w:spacing w:line="336" w:lineRule="auto" w:after="180"/>
-      </w:pPr>
-      <w:r>
-        <w:rPr>
-          <w:b w:val="0"/>
-        </w:rPr>
-        <w:t xml:space="preserve">Use the worked case for </w:t>
-      </w:r>
-      <w:r>
-        <w:rPr>
-          <w:b/>
-        </w:rPr>
-        <w:t>Sensor</w:t>
-      </w:r>
-      <w:r>
-        <w:rPr>
-          <w:b w:val="0"/>
-        </w:rPr>
-        <w:t xml:space="preserve">s and </w:t>
-      </w:r>
-      <w:r>
-        <w:rPr>
-          <w:b/>
-        </w:rPr>
-        <w:t>measurement</w:t>
-      </w:r>
-      <w:r>
-        <w:rPr>
-          <w:b w:val="0"/>
-        </w:rPr>
-        <w:t>. Proposed explanation: “The more stable device must be accurate”. Decide whether this explanation is supported.</w:t>
-      </w:r>
-    </w:p>
-    <w:p>
-      <w:pPr>
-        <w:spacing w:line="336" w:lineRule="auto" w:after="180"/>
-      </w:pPr>
-      <w:r>
-        <w:rPr>
-          <w:b w:val="0"/>
-        </w:rPr>
-        <w:t>Point to the step or supplied fact that decides; explain your repair if needed.</w:t>
-      </w:r>
-    </w:p>
-    <w:p>
-      <w:pPr>
-        <w:pStyle w:val="Heading3"/>
-      </w:pPr>
-      <w:r>
-        <w:t>My explanation before partner discussion</w:t>
-      </w:r>
-    </w:p>
-    <w:p>
-      <w:r>
-        <w:t>________________________________________________________________</w:t>
-      </w:r>
-    </w:p>
-    <w:p>
-      <w:r>
-        <w:t>________________________________________________________________</w:t>
-      </w:r>
-    </w:p>
-    <w:p>
-      <w:r>
-        <w:t>________________________________________________________________</w:t>
-      </w:r>
-    </w:p>
-    <w:p>
-      <w:r>
-        <w:t>________________________________________________________________</w:t>
-      </w:r>
-    </w:p>
-    <w:p>
-      <w:pPr>
-        <w:pStyle w:val="Heading1"/>
-      </w:pPr>
-      <w:r>
-        <w:t>04. Independent transfer case</w:t>
-      </w:r>
-    </w:p>
-    <w:p>
-      <w:r>
-        <w:t>Write one first attempt at the reserved independent case before feedback. Repeated copies of that case refer to the same recorded attempt.</w:t>
-      </w:r>
-    </w:p>
-    <w:p>
-      <w:pPr>
-        <w:pStyle w:val="Heading3"/>
-      </w:pPr>
-      <w:r>
-        <w:t>Independent case: Investigate a new measurement dispute</w:t>
+        <w:t>04. W4 · Investigate a new measurement dispute</w:t>
+      </w:r>
+    </w:p>
+    <w:p>
+      <w:r>
+        <w:t>Make one first attempt on the sound-display case before feedback.</w:t>
+      </w:r>
+    </w:p>
+    <w:p>
+      <w:pPr>
+        <w:pStyle w:val="Heading2"/>
+      </w:pPr>
+      <w:r>
+        <w:t>Read and explain independently</w:t>
       </w:r>
     </w:p>
     <w:p>
@@ -460,6 +526,14 @@
     </w:p>
     <w:p>
       <w:pPr>
+        <w:pStyle w:val="Heading2"/>
+      </w:pPr>
+      <w:r>
+        <w:t>Keep a fair record</w:t>
+      </w:r>
+    </w:p>
+    <w:p>
+      <w:pPr>
         <w:spacing w:line="336" w:lineRule="auto" w:after="180"/>
       </w:pPr>
       <w:r>
@@ -471,62 +545,88 @@
     </w:p>
     <w:p>
       <w:pPr>
+        <w:pStyle w:val="Heading2"/>
+      </w:pPr>
+      <w:r>
+        <w:t>Earlier wording, alternative practice and picture transcripts · reference / check after trying</w:t>
+      </w:r>
+    </w:p>
+    <w:p>
+      <w:pPr>
+        <w:pStyle w:val="Heading3"/>
+      </w:pPr>
+      <w:r>
+        <w:t>Independent case: Investigate a new measurement dispute</w:t>
+      </w:r>
+    </w:p>
+    <w:p>
+      <w:pPr>
         <w:pStyle w:val="Heading1"/>
       </w:pPr>
       <w:r>
-        <w:t>05. Your learning target</w:t>
-      </w:r>
-    </w:p>
-    <w:p>
-      <w:r>
-        <w:t>Connect the Sensors Are Messengers target to a trace and a justified conclusion.</w:t>
-      </w:r>
-    </w:p>
-    <w:p>
-      <w:pPr>
-        <w:spacing w:line="336" w:lineRule="auto" w:after="180"/>
-      </w:pPr>
-      <w:r>
-        <w:rPr>
-          <w:b w:val="0"/>
-        </w:rPr>
-        <w:t xml:space="preserve">Two light </w:t>
-      </w:r>
-      <w:r>
-        <w:rPr>
-          <w:b/>
-        </w:rPr>
-        <w:t>sensor</w:t>
-      </w:r>
-      <w:r>
-        <w:rPr>
-          <w:b w:val="0"/>
-        </w:rPr>
-        <w:t xml:space="preserve">s report 40 and 80 in different rooms. Their settings and </w:t>
-      </w:r>
-      <w:r>
-        <w:rPr>
-          <w:b/>
-        </w:rPr>
-        <w:t>unit</w:t>
-      </w:r>
-      <w:r>
-        <w:rPr>
-          <w:b w:val="0"/>
-        </w:rPr>
-        <w:t xml:space="preserve">s are unknown. Can you conclude the second room is twice as bright? Design a fair comparison without using a camera or personal </w:t>
-      </w:r>
-      <w:r>
-        <w:rPr>
-          <w:b/>
-        </w:rPr>
-        <w:t>data</w:t>
-      </w:r>
-      <w:r>
-        <w:rPr>
-          <w:b w:val="0"/>
-        </w:rPr>
-        <w:t>.</w:t>
+        <w:t>09. Project · Choose the measurement you need</w:t>
+      </w:r>
+    </w:p>
+    <w:p>
+      <w:r>
+        <w:t>Name a sensor only when it serves the sorter’s real task.</w:t>
+      </w:r>
+    </w:p>
+    <w:p>
+      <w:pPr>
+        <w:pStyle w:val="Heading2"/>
+      </w:pPr>
+      <w:r>
+        <w:t>Your project map</w:t>
+      </w:r>
+    </w:p>
+    <w:p>
+      <w:pPr>
+        <w:pStyle w:val="ListBullet"/>
+      </w:pPr>
+      <w:r>
+        <w:t>Mark which sensor, if any, would collect each Classroom Sorter input; prefer direct human entry when a sensor is unnecessary.</w:t>
+      </w:r>
+    </w:p>
+    <w:p>
+      <w:pPr>
+        <w:pStyle w:val="ListBullet"/>
+      </w:pPr>
+      <w:r>
+        <w:t>The project change and evidence I will keep</w:t>
+      </w:r>
+    </w:p>
+    <w:p>
+      <w:pPr>
+        <w:pStyle w:val="Heading3"/>
+      </w:pPr>
+      <w:r>
+        <w:t>Write or draw your reasoning and evidence.</w:t>
+      </w:r>
+    </w:p>
+    <w:p>
+      <w:r>
+        <w:t>________________________________________________________________</w:t>
+      </w:r>
+    </w:p>
+    <w:p>
+      <w:r>
+        <w:t>________________________________________________________________</w:t>
+      </w:r>
+    </w:p>
+    <w:p>
+      <w:r>
+        <w:t>________________________________________________________________</w:t>
+      </w:r>
+    </w:p>
+    <w:p>
+      <w:r>
+        <w:t>________________________________________________________________</w:t>
+      </w:r>
+    </w:p>
+    <w:p>
+      <w:r>
+        <w:t>________________________________________________________________</w:t>
       </w:r>
     </w:p>
     <w:p>
@@ -534,1024 +634,20 @@
         <w:pStyle w:val="Heading1"/>
       </w:pPr>
       <w:r>
-        <w:t>06. Solve the given case</w:t>
-      </w:r>
-    </w:p>
-    <w:p>
-      <w:r>
-        <w:t>Solve the supplied Sensors Are Messengers case and show the deciding evidence.</w:t>
-      </w:r>
-    </w:p>
-    <w:p>
-      <w:pPr>
-        <w:spacing w:line="336" w:lineRule="auto" w:after="180"/>
-      </w:pPr>
-      <w:r>
-        <w:rPr>
-          <w:b w:val="0"/>
-        </w:rPr>
-        <w:t xml:space="preserve">A light </w:t>
-      </w:r>
-      <w:r>
-        <w:rPr>
-          <w:b/>
-        </w:rPr>
-        <w:t>sensor</w:t>
-      </w:r>
-      <w:r>
-        <w:rPr>
-          <w:b w:val="0"/>
-        </w:rPr>
-        <w:t xml:space="preserve"> reads 15 in a cupboard and 90 near a window. A microphone records a clap.</w:t>
-      </w:r>
-    </w:p>
-    <w:p>
-      <w:pPr>
-        <w:spacing w:line="336" w:lineRule="auto" w:after="180"/>
-        <w:shd w:fill="F5F1FB"/>
-      </w:pPr>
-      <w:r>
-        <w:rPr>
-          <w:b w:val="0"/>
-        </w:rPr>
-        <w:t xml:space="preserve">Which measures a light-related </w:t>
-      </w:r>
-      <w:r>
-        <w:rPr>
-          <w:b/>
-        </w:rPr>
-        <w:t>signal</w:t>
-      </w:r>
-      <w:r>
-        <w:rPr>
-          <w:b w:val="0"/>
-        </w:rPr>
-        <w:t>? Can either directly measure happiness?</w:t>
-      </w:r>
-    </w:p>
-    <w:p>
-      <w:pPr>
-        <w:spacing w:line="336" w:lineRule="auto" w:after="180"/>
-      </w:pPr>
-      <w:r>
-        <w:rPr>
-          <w:b w:val="0"/>
-        </w:rPr>
-        <w:t xml:space="preserve">Show your trace, calculation or </w:t>
-      </w:r>
-      <w:r>
-        <w:rPr>
-          <w:b/>
-        </w:rPr>
-        <w:t>evidence</w:t>
-      </w:r>
-    </w:p>
-    <w:p>
-      <w:pPr>
-        <w:pStyle w:val="Heading3"/>
-      </w:pPr>
-      <w:r>
-        <w:t>Write or draw your reasoning and evidence.</w:t>
-      </w:r>
-    </w:p>
-    <w:p>
-      <w:r>
-        <w:t>________________________________________________________________</w:t>
-      </w:r>
-    </w:p>
-    <w:p>
-      <w:r>
-        <w:t>________________________________________________________________</w:t>
-      </w:r>
-    </w:p>
-    <w:p>
-      <w:r>
-        <w:t>________________________________________________________________</w:t>
-      </w:r>
-    </w:p>
-    <w:p>
-      <w:r>
-        <w:t>________________________________________________________________</w:t>
-      </w:r>
-    </w:p>
-    <w:p>
-      <w:r>
-        <w:t>________________________________________________________________</w:t>
-      </w:r>
-    </w:p>
-    <w:p>
-      <w:pPr>
-        <w:pStyle w:val="Heading1"/>
-      </w:pPr>
-      <w:r>
-        <w:t>07. Check a changed case</w:t>
-      </w:r>
-    </w:p>
-    <w:p>
-      <w:r>
-        <w:t>Apply the procedure to the changed case and record why the conclusion follows.</w:t>
-      </w:r>
-    </w:p>
-    <w:p>
-      <w:pPr>
-        <w:spacing w:line="336" w:lineRule="auto" w:after="180"/>
-      </w:pPr>
-      <w:r>
-        <w:rPr>
-          <w:b w:val="0"/>
-        </w:rPr>
-        <w:t xml:space="preserve">A station reports light level 18 and temperature 22 degrees C. Which </w:t>
-      </w:r>
-      <w:r>
-        <w:rPr>
-          <w:b/>
-        </w:rPr>
-        <w:t>sensor</w:t>
-      </w:r>
-      <w:r>
-        <w:rPr>
-          <w:b w:val="0"/>
-        </w:rPr>
-        <w:t xml:space="preserve"> produced each reading? Can either reading alone tell whether a child feels comfortable? Explain.</w:t>
-      </w:r>
-    </w:p>
-    <w:p>
-      <w:pPr>
-        <w:spacing w:line="336" w:lineRule="auto" w:after="180"/>
-      </w:pPr>
-      <w:r>
-        <w:rPr>
-          <w:b w:val="0"/>
-        </w:rPr>
-        <w:t>My independent answer and reason</w:t>
-      </w:r>
-    </w:p>
-    <w:p>
-      <w:pPr>
-        <w:pStyle w:val="Heading3"/>
-      </w:pPr>
-      <w:r>
-        <w:t>Write or draw your reasoning and evidence.</w:t>
-      </w:r>
-    </w:p>
-    <w:p>
-      <w:r>
-        <w:t>________________________________________________________________</w:t>
-      </w:r>
-    </w:p>
-    <w:p>
-      <w:r>
-        <w:t>________________________________________________________________</w:t>
-      </w:r>
-    </w:p>
-    <w:p>
-      <w:r>
-        <w:t>________________________________________________________________</w:t>
-      </w:r>
-    </w:p>
-    <w:p>
-      <w:r>
-        <w:t>________________________________________________________________</w:t>
-      </w:r>
-    </w:p>
-    <w:p>
-      <w:r>
-        <w:t>________________________________________________________________</w:t>
-      </w:r>
-    </w:p>
-    <w:p>
-      <w:pPr>
-        <w:pStyle w:val="Heading3"/>
-      </w:pPr>
-      <w:r>
-        <w:t>Week 3 Test and reflect</w:t>
-      </w:r>
-    </w:p>
-    <w:p>
-      <w:pPr>
-        <w:pStyle w:val="Heading1"/>
-      </w:pPr>
-      <w:r>
-        <w:t>08. Design a revealing test</w:t>
-      </w:r>
-    </w:p>
-    <w:p>
-      <w:r>
-        <w:t>Specify a changed input, expected result and observation separately.</w:t>
-      </w:r>
-    </w:p>
-    <w:p>
-      <w:pPr>
-        <w:spacing w:line="336" w:lineRule="auto" w:after="180"/>
-      </w:pPr>
-      <w:r>
-        <w:rPr>
-          <w:b w:val="0"/>
-        </w:rPr>
-        <w:t xml:space="preserve">Create a changed </w:t>
-      </w:r>
-      <w:r>
-        <w:rPr>
-          <w:b/>
-        </w:rPr>
-        <w:t>input</w:t>
-      </w:r>
-      <w:r>
-        <w:rPr>
-          <w:b w:val="0"/>
-        </w:rPr>
-        <w:t>, boundary case or missing-information case. Write the expected answer or safe response before testing.</w:t>
-      </w:r>
-    </w:p>
-    <w:tbl>
-      <w:tblPr>
-        <w:tblStyle w:val="LightShading-Accent1"/>
-        <w:tblW w:type="auto" w:w="0"/>
-        <w:tblLook w:firstColumn="1" w:firstRow="1" w:lastColumn="0" w:lastRow="0" w:noHBand="0" w:noVBand="1" w:val="04A0"/>
-      </w:tblPr>
-      <w:tblGrid>
-        <w:gridCol w:w="5112"/>
-        <w:gridCol w:w="5112"/>
-      </w:tblGrid>
-      <w:tr>
-        <w:trPr>
-          <w:tblHeader/>
-        </w:trPr>
-        <w:tc>
-          <w:tcPr>
-            <w:tcW w:type="dxa" w:w="5112"/>
-          </w:tcPr>
-          <w:p>
-            <w:r>
-              <w:t>Test record</w:t>
-            </w:r>
-          </w:p>
-        </w:tc>
-        <w:tc>
-          <w:tcPr>
-            <w:tcW w:type="dxa" w:w="5112"/>
-          </w:tcPr>
-          <w:p>
-            <w:r>
-              <w:t>My evidence</w:t>
-            </w:r>
-          </w:p>
-        </w:tc>
-      </w:tr>
-      <w:tr>
-        <w:tc>
-          <w:tcPr>
-            <w:tcW w:type="dxa" w:w="5112"/>
-          </w:tcPr>
-          <w:p>
-            <w:r>
-              <w:t>Changed input or condition</w:t>
-            </w:r>
-          </w:p>
-        </w:tc>
-        <w:tc>
-          <w:tcPr>
-            <w:tcW w:type="dxa" w:w="5112"/>
-          </w:tcPr>
-          <w:p>
-            <w:r/>
-          </w:p>
-        </w:tc>
-      </w:tr>
-      <w:tr>
-        <w:tc>
-          <w:tcPr>
-            <w:tcW w:type="dxa" w:w="5112"/>
-          </w:tcPr>
-          <w:p>
-            <w:r>
-              <w:t>Expected answer or fallback</w:t>
-            </w:r>
-          </w:p>
-        </w:tc>
-        <w:tc>
-          <w:tcPr>
-            <w:tcW w:type="dxa" w:w="5112"/>
-          </w:tcPr>
-          <w:p>
-            <w:r/>
-          </w:p>
-        </w:tc>
-      </w:tr>
-      <w:tr>
-        <w:tc>
-          <w:tcPr>
-            <w:tcW w:type="dxa" w:w="5112"/>
-          </w:tcPr>
-          <w:p>
-            <w:r>
-              <w:t>Observed result</w:t>
-            </w:r>
-          </w:p>
-        </w:tc>
-        <w:tc>
-          <w:tcPr>
-            <w:tcW w:type="dxa" w:w="5112"/>
-          </w:tcPr>
-          <w:p>
-            <w:r/>
-          </w:p>
-        </w:tc>
-      </w:tr>
-      <w:tr>
-        <w:tc>
-          <w:tcPr>
-            <w:tcW w:type="dxa" w:w="5112"/>
-          </w:tcPr>
-          <w:p>
-            <w:r>
-              <w:t>Why the result occurred</w:t>
-            </w:r>
-          </w:p>
-        </w:tc>
-        <w:tc>
-          <w:tcPr>
-            <w:tcW w:type="dxa" w:w="5112"/>
-          </w:tcPr>
-          <w:p>
-            <w:r/>
-          </w:p>
-        </w:tc>
-      </w:tr>
-    </w:tbl>
-    <w:p>
-      <w:pPr>
-        <w:pStyle w:val="Heading1"/>
-      </w:pPr>
-      <w:r>
-        <w:t>09. Project checkpoint</w:t>
-      </w:r>
-    </w:p>
-    <w:p>
-      <w:r>
-        <w:t>Justify what Sensors Are Messengers adds to Helpful Classroom Sorter and keep the evidence.</w:t>
-      </w:r>
-    </w:p>
-    <w:p>
-      <w:pPr>
-        <w:spacing w:line="336" w:lineRule="auto" w:after="180"/>
-      </w:pPr>
-      <w:r>
-        <w:rPr>
-          <w:b w:val="0"/>
-        </w:rPr>
-        <w:t xml:space="preserve">Mark which </w:t>
-      </w:r>
-      <w:r>
-        <w:rPr>
-          <w:b/>
-        </w:rPr>
-        <w:t>sensor</w:t>
-      </w:r>
-      <w:r>
-        <w:rPr>
-          <w:b w:val="0"/>
-        </w:rPr>
-        <w:t xml:space="preserve">, if any, would collect each Classroom Sorter </w:t>
-      </w:r>
-      <w:r>
-        <w:rPr>
-          <w:b/>
-        </w:rPr>
-        <w:t>input</w:t>
-      </w:r>
-      <w:r>
-        <w:rPr>
-          <w:b w:val="0"/>
-        </w:rPr>
-        <w:t xml:space="preserve">; prefer direct human entry when a </w:t>
-      </w:r>
-      <w:r>
-        <w:rPr>
-          <w:b/>
-        </w:rPr>
-        <w:t>sensor</w:t>
-      </w:r>
-      <w:r>
-        <w:rPr>
-          <w:b w:val="0"/>
-        </w:rPr>
-        <w:t xml:space="preserve"> is unnecessary.</w:t>
-      </w:r>
-    </w:p>
-    <w:p>
-      <w:pPr>
-        <w:spacing w:line="336" w:lineRule="auto" w:after="180"/>
-      </w:pPr>
-      <w:r>
-        <w:rPr>
-          <w:b w:val="0"/>
-        </w:rPr>
-        <w:t xml:space="preserve">The project change and </w:t>
-      </w:r>
-      <w:r>
-        <w:rPr>
-          <w:b/>
-        </w:rPr>
-        <w:t>evidence</w:t>
-      </w:r>
-      <w:r>
-        <w:rPr>
-          <w:b w:val="0"/>
-        </w:rPr>
-        <w:t xml:space="preserve"> I will keep</w:t>
-      </w:r>
-    </w:p>
-    <w:p>
-      <w:pPr>
-        <w:pStyle w:val="Heading3"/>
-      </w:pPr>
-      <w:r>
-        <w:t>Write or draw your reasoning and evidence.</w:t>
-      </w:r>
-    </w:p>
-    <w:p>
-      <w:r>
-        <w:t>________________________________________________________________</w:t>
-      </w:r>
-    </w:p>
-    <w:p>
-      <w:r>
-        <w:t>________________________________________________________________</w:t>
-      </w:r>
-    </w:p>
-    <w:p>
-      <w:r>
-        <w:t>________________________________________________________________</w:t>
-      </w:r>
-    </w:p>
-    <w:p>
-      <w:r>
-        <w:t>________________________________________________________________</w:t>
-      </w:r>
-    </w:p>
-    <w:p>
-      <w:r>
-        <w:t>________________________________________________________________</w:t>
-      </w:r>
-    </w:p>
-    <w:p>
-      <w:pPr>
-        <w:pStyle w:val="Heading1"/>
-      </w:pPr>
-      <w:r>
-        <w:t>10. Self check</w:t>
-      </w:r>
-    </w:p>
-    <w:p>
-      <w:r>
-        <w:t>Judge explanation, evidence, transfer and limits separately; attach the work behind your judgement.</w:t>
-      </w:r>
-    </w:p>
-    <w:p>
-      <w:pPr>
-        <w:pStyle w:val="ListBullet"/>
-      </w:pPr>
-      <w:r>
-        <w:t>I can explain the mechanism.</w:t>
-      </w:r>
-    </w:p>
-    <w:p>
-      <w:pPr>
-        <w:pStyle w:val="ListBullet"/>
-      </w:pPr>
-      <w:r>
-        <w:t>I can show evidence.</w:t>
-      </w:r>
-    </w:p>
-    <w:p>
-      <w:pPr>
-        <w:pStyle w:val="ListBullet"/>
-      </w:pPr>
-      <w:r>
-        <w:t>I can handle a changed case.</w:t>
-      </w:r>
-    </w:p>
-    <w:p>
-      <w:pPr>
-        <w:pStyle w:val="ListBullet"/>
-      </w:pPr>
-      <w:r>
-        <w:t>I can name a limit.</w:t>
-      </w:r>
-    </w:p>
-    <w:p>
-      <w:r>
-        <w:t>Mark each as not yet, with help or independently, and attach supporting work.</w:t>
-      </w:r>
-    </w:p>
-    <w:p>
-      <w:pPr>
-        <w:spacing w:line="336" w:lineRule="auto" w:after="180"/>
-      </w:pPr>
-      <w:r>
-        <w:rPr>
-          <w:b w:val="0"/>
-        </w:rPr>
-        <w:t>Teacher review ____________________  Next step ____________________</w:t>
-      </w:r>
-    </w:p>
-    <w:p>
-      <w:pPr>
-        <w:pStyle w:val="Heading1"/>
-      </w:pPr>
-      <w:r>
-        <w:t>11. Transfer practice from the original programme</w:t>
-      </w:r>
-    </w:p>
-    <w:p>
-      <w:r>
-        <w:t>Use this earlier case as transfer practice. A case already discussed with feedback is not fresh assessment evidence.</w:t>
-      </w:r>
-    </w:p>
-    <w:p>
-      <w:pPr>
-        <w:spacing w:line="336" w:lineRule="auto" w:after="180"/>
-      </w:pPr>
-      <w:r>
-        <w:rPr>
-          <w:b w:val="0"/>
-        </w:rPr>
-        <w:t xml:space="preserve">Two light </w:t>
-      </w:r>
-      <w:r>
-        <w:rPr>
-          <w:b/>
-        </w:rPr>
-        <w:t>sensor</w:t>
-      </w:r>
-      <w:r>
-        <w:rPr>
-          <w:b w:val="0"/>
-        </w:rPr>
-        <w:t xml:space="preserve">s report 40 and 80 in different rooms. Their settings and </w:t>
-      </w:r>
-      <w:r>
-        <w:rPr>
-          <w:b/>
-        </w:rPr>
-        <w:t>unit</w:t>
-      </w:r>
-      <w:r>
-        <w:rPr>
-          <w:b w:val="0"/>
-        </w:rPr>
-        <w:t xml:space="preserve">s are unknown. Can you conclude the second room is twice as bright? Design a fair comparison without using a camera or personal </w:t>
-      </w:r>
-      <w:r>
-        <w:rPr>
-          <w:b/>
-        </w:rPr>
-        <w:t>data</w:t>
-      </w:r>
-      <w:r>
-        <w:rPr>
-          <w:b w:val="0"/>
-        </w:rPr>
-        <w:t>.</w:t>
-      </w:r>
-    </w:p>
-    <w:p>
-      <w:pPr>
-        <w:pStyle w:val="Heading3"/>
-      </w:pPr>
-      <w:r>
-        <w:t>My independently reasoned answer</w:t>
-      </w:r>
-    </w:p>
-    <w:p>
-      <w:r>
-        <w:t>________________________________________________________________</w:t>
-      </w:r>
-    </w:p>
-    <w:p>
-      <w:r>
-        <w:t>________________________________________________________________</w:t>
-      </w:r>
-    </w:p>
-    <w:p>
-      <w:r>
-        <w:t>________________________________________________________________</w:t>
-      </w:r>
-    </w:p>
-    <w:p>
-      <w:r>
-        <w:t>________________________________________________________________</w:t>
-      </w:r>
-    </w:p>
-    <w:p>
-      <w:r>
-        <w:t>________________________________________________________________</w:t>
-      </w:r>
-    </w:p>
-    <w:p>
-      <w:r>
-        <w:t>________________________________________________________________</w:t>
-      </w:r>
-    </w:p>
-    <w:p>
-      <w:r>
-        <w:t>________________________________________________________________</w:t>
-      </w:r>
-    </w:p>
-    <w:p>
-      <w:pPr>
-        <w:spacing w:line="336" w:lineRule="auto" w:after="180"/>
-      </w:pPr>
-      <w:r>
-        <w:rPr>
-          <w:b w:val="0"/>
-        </w:rPr>
-        <w:t>Record support used: none, hint or teacher explanation.</w:t>
-      </w:r>
-    </w:p>
-    <w:p>
-      <w:pPr>
-        <w:pStyle w:val="Heading1"/>
-      </w:pPr>
-      <w:r>
-        <w:t>12. W1 Repair an incomplete record</w:t>
-      </w:r>
-    </w:p>
-    <w:p>
-      <w:r>
-        <w:t>Repair an incomplete record. Apply the supplied Sensors Are Messengers facts and keep your reasoning.</w:t>
-      </w:r>
-    </w:p>
-    <w:p>
-      <w:pPr>
-        <w:spacing w:line="336" w:lineRule="auto" w:after="180"/>
-      </w:pPr>
-      <w:r>
-        <w:rPr>
-          <w:b w:val="0"/>
-        </w:rPr>
-        <w:t>A notebook entry says 24 at lunchtime. Rewrite it as a useful air-temperature record by stating which missing fields must be collected. Do not invent values that were not observed.</w:t>
-      </w:r>
-    </w:p>
-    <w:p>
-      <w:pPr>
-        <w:pStyle w:val="Heading3"/>
-      </w:pPr>
-      <w:r>
-        <w:t>My reasoning and evidence</w:t>
-      </w:r>
-    </w:p>
-    <w:p>
-      <w:r>
-        <w:t>________________________________________________________________</w:t>
-      </w:r>
-    </w:p>
-    <w:p>
-      <w:r>
-        <w:t>________________________________________________________________</w:t>
-      </w:r>
-    </w:p>
-    <w:p>
-      <w:r>
-        <w:t>________________________________________________________________</w:t>
-      </w:r>
-    </w:p>
-    <w:p>
-      <w:r>
-        <w:t>________________________________________________________________</w:t>
-      </w:r>
-    </w:p>
-    <w:p>
-      <w:r>
-        <w:t>________________________________________________________________</w:t>
-      </w:r>
-    </w:p>
-    <w:p>
-      <w:pPr>
-        <w:pStyle w:val="Heading1"/>
-      </w:pPr>
-      <w:r>
-        <w:t>13. W2 Trace a boundary</w:t>
-      </w:r>
-    </w:p>
-    <w:p>
-      <w:r>
-        <w:t>Trace a boundary. Apply the supplied Sensors Are Messengers facts and keep your reasoning.</w:t>
-      </w:r>
-    </w:p>
-    <w:p>
-      <w:pPr>
-        <w:spacing w:line="336" w:lineRule="auto" w:after="180"/>
-      </w:pPr>
-      <w:r>
-        <w:rPr>
-          <w:b w:val="0"/>
-        </w:rPr>
-        <w:t xml:space="preserve">A warning rule is recorded temperature greater than 28 degrees C. State its </w:t>
-      </w:r>
-      <w:r>
-        <w:rPr>
-          <w:b/>
-        </w:rPr>
-        <w:t>output</w:t>
-      </w:r>
-      <w:r>
-        <w:rPr>
-          <w:b w:val="0"/>
-        </w:rPr>
-        <w:t xml:space="preserve"> for 27, 28 and 29 degrees C. Explain why an off warning does not prove that the </w:t>
-      </w:r>
-      <w:r>
-        <w:rPr>
-          <w:b/>
-        </w:rPr>
-        <w:t>sensor</w:t>
-      </w:r>
-      <w:r>
-        <w:rPr>
-          <w:b w:val="0"/>
-        </w:rPr>
-        <w:t xml:space="preserve"> is working correctly.</w:t>
-      </w:r>
-    </w:p>
-    <w:p>
-      <w:pPr>
-        <w:pStyle w:val="Heading3"/>
-      </w:pPr>
-      <w:r>
-        <w:t>My reasoning and evidence</w:t>
-      </w:r>
-    </w:p>
-    <w:p>
-      <w:r>
-        <w:t>________________________________________________________________</w:t>
-      </w:r>
-    </w:p>
-    <w:p>
-      <w:r>
-        <w:t>________________________________________________________________</w:t>
-      </w:r>
-    </w:p>
-    <w:p>
-      <w:r>
-        <w:t>________________________________________________________________</w:t>
-      </w:r>
-    </w:p>
-    <w:p>
-      <w:r>
-        <w:t>________________________________________________________________</w:t>
-      </w:r>
-    </w:p>
-    <w:p>
-      <w:r>
-        <w:t>________________________________________________________________</w:t>
-      </w:r>
-    </w:p>
-    <w:p>
-      <w:pPr>
-        <w:pStyle w:val="Heading1"/>
-      </w:pPr>
-      <w:r>
-        <w:t>14. W3 Compare without choosing a winner</w:t>
-      </w:r>
-    </w:p>
-    <w:p>
-      <w:r>
-        <w:t>Compare without choosing a winner. Apply the supplied Sensors Are Messengers facts and keep your reasoning.</w:t>
-      </w:r>
-    </w:p>
-    <w:p>
-      <w:pPr>
-        <w:spacing w:line="336" w:lineRule="auto" w:after="180"/>
-        <w:shd w:fill="F5F1FB"/>
-      </w:pPr>
-      <w:r>
-        <w:rPr>
-          <w:b w:val="0"/>
-        </w:rPr>
-        <w:t xml:space="preserve">At the same three times, A records 18, 19 and 18 degrees C and B records 21, 22 and 21 degrees C in the same location. Calculate the paired differences. What is established, and what further </w:t>
-      </w:r>
-      <w:r>
-        <w:rPr>
-          <w:b/>
-        </w:rPr>
-        <w:t>evidence</w:t>
-      </w:r>
-      <w:r>
-        <w:rPr>
-          <w:b w:val="0"/>
-        </w:rPr>
-        <w:t xml:space="preserve"> would help judge accuracy?</w:t>
-      </w:r>
-    </w:p>
-    <w:p>
-      <w:pPr>
-        <w:pStyle w:val="Heading3"/>
-      </w:pPr>
-      <w:r>
-        <w:t>My reasoning and evidence</w:t>
-      </w:r>
-    </w:p>
-    <w:p>
-      <w:r>
-        <w:t>________________________________________________________________</w:t>
-      </w:r>
-    </w:p>
-    <w:p>
-      <w:r>
-        <w:t>________________________________________________________________</w:t>
-      </w:r>
-    </w:p>
-    <w:p>
-      <w:r>
-        <w:t>________________________________________________________________</w:t>
-      </w:r>
-    </w:p>
-    <w:p>
-      <w:r>
-        <w:t>________________________________________________________________</w:t>
-      </w:r>
-    </w:p>
-    <w:p>
-      <w:r>
-        <w:t>________________________________________________________________</w:t>
-      </w:r>
-    </w:p>
-    <w:p>
-      <w:r>
-        <w:t>________________________________________________________________</w:t>
-      </w:r>
-    </w:p>
-    <w:p>
-      <w:pPr>
-        <w:pStyle w:val="Heading1"/>
-      </w:pPr>
-      <w:r>
-        <w:t>15. W4 Investigate a new measurement dispute</w:t>
-      </w:r>
-    </w:p>
-    <w:p>
-      <w:r>
-        <w:t>Attempt before feedback. If this repeats the selected independent case, reuse that first attempt; otherwise keep a separate record. Investigate a new measurement dispute. Apply the supplied Sensors Are Messengers facts and keep your reasoning.</w:t>
-      </w:r>
-    </w:p>
-    <w:p>
-      <w:pPr>
-        <w:spacing w:line="336" w:lineRule="auto" w:after="180"/>
-      </w:pPr>
-      <w:r>
-        <w:rPr>
-          <w:b w:val="0"/>
-        </w:rPr>
-        <w:t>A classroom sound display near a speaker reads higher than one near the door. A student declares the door device broken. Propose a safe comparison using normal classroom sound.</w:t>
-      </w:r>
-    </w:p>
-    <w:p>
-      <w:pPr>
-        <w:spacing w:line="336" w:lineRule="auto" w:after="180"/>
-      </w:pPr>
-      <w:r>
-        <w:rPr>
-          <w:b w:val="0"/>
-        </w:rPr>
-        <w:t>Predict one result consistent with location explaining the difference and one result that would leave a device difference worth investigating.</w:t>
-      </w:r>
-    </w:p>
-    <w:p>
-      <w:pPr>
-        <w:pStyle w:val="Heading3"/>
-      </w:pPr>
-      <w:r>
-        <w:t>My reasoning and evidence</w:t>
-      </w:r>
-    </w:p>
-    <w:p>
-      <w:r>
-        <w:t>________________________________________________________________</w:t>
-      </w:r>
-    </w:p>
-    <w:p>
-      <w:r>
-        <w:t>________________________________________________________________</w:t>
-      </w:r>
-    </w:p>
-    <w:p>
-      <w:r>
-        <w:t>________________________________________________________________</w:t>
-      </w:r>
-    </w:p>
-    <w:p>
-      <w:r>
-        <w:t>________________________________________________________________</w:t>
-      </w:r>
-    </w:p>
-    <w:p>
-      <w:r>
-        <w:t>________________________________________________________________</w:t>
-      </w:r>
-    </w:p>
-    <w:p>
-      <w:r>
-        <w:t>________________________________________________________________</w:t>
-      </w:r>
-    </w:p>
-    <w:p>
-      <w:r>
-        <w:t>________________________________________________________________</w:t>
-      </w:r>
-    </w:p>
-    <w:p>
-      <w:pPr>
-        <w:pStyle w:val="Heading1"/>
-      </w:pPr>
-      <w:r>
-        <w:t>16. W5 Limit a system's conclusion</w:t>
-      </w:r>
-    </w:p>
-    <w:p>
-      <w:r>
-        <w:t>Limit a system's conclusion. Apply the supplied Sensors Are Messengers facts and keep your reasoning.</w:t>
-      </w:r>
-    </w:p>
-    <w:p>
-      <w:pPr>
-        <w:spacing w:line="336" w:lineRule="auto" w:after="180"/>
-      </w:pPr>
-      <w:r>
-        <w:rPr>
-          <w:b w:val="0"/>
-        </w:rPr>
-        <w:t xml:space="preserve">An air-temperature </w:t>
-      </w:r>
-      <w:r>
-        <w:rPr>
-          <w:b/>
-        </w:rPr>
-        <w:t>sensor</w:t>
-      </w:r>
-      <w:r>
-        <w:rPr>
-          <w:b w:val="0"/>
-        </w:rPr>
-        <w:t xml:space="preserve"> reports 29 degrees C and a rule turns on a warning. Someone writes The plant is thirsty.</w:t>
-      </w:r>
-    </w:p>
-    <w:p>
-      <w:pPr>
-        <w:spacing w:line="336" w:lineRule="auto" w:after="180"/>
-      </w:pPr>
-      <w:r>
-        <w:rPr>
-          <w:b w:val="0"/>
-        </w:rPr>
-        <w:t>Explain the unsupported step and name information more directly relevant to deciding whether watering is needed.</w:t>
-      </w:r>
-    </w:p>
-    <w:p>
-      <w:pPr>
-        <w:pStyle w:val="Heading3"/>
-      </w:pPr>
-      <w:r>
-        <w:t>My reasoning and evidence</w:t>
-      </w:r>
-    </w:p>
-    <w:p>
-      <w:r>
-        <w:t>________________________________________________________________</w:t>
-      </w:r>
-    </w:p>
-    <w:p>
-      <w:r>
-        <w:t>________________________________________________________________</w:t>
-      </w:r>
-    </w:p>
-    <w:p>
-      <w:r>
-        <w:t>________________________________________________________________</w:t>
-      </w:r>
-    </w:p>
-    <w:p>
-      <w:r>
-        <w:t>________________________________________________________________</w:t>
-      </w:r>
-    </w:p>
-    <w:p>
-      <w:r>
-        <w:t>________________________________________________________________</w:t>
-      </w:r>
-    </w:p>
-    <w:p>
-      <w:pPr>
-        <w:pStyle w:val="Heading1"/>
-      </w:pPr>
-      <w:r>
-        <w:t>17. Feedback, return check and learning record</w:t>
-      </w:r>
-    </w:p>
-    <w:p>
-      <w:r>
-        <w:t>Record the first repaired step and a different case to revisit after a delay.</w:t>
+        <w:t>17. Feedback · Repair and revisit</w:t>
+      </w:r>
+    </w:p>
+    <w:p>
+      <w:r>
+        <w:t>Keep the first attempt, its repair and a later changed-case check.</w:t>
+      </w:r>
+    </w:p>
+    <w:p>
+      <w:pPr>
+        <w:pStyle w:val="Heading2"/>
+      </w:pPr>
+      <w:r>
+        <w:t>Your evidence record</w:t>
       </w:r>
     </w:p>
     <w:tbl>
@@ -1706,12 +802,1012 @@
         <w:pStyle w:val="Heading1"/>
       </w:pPr>
       <w:r>
-        <w:t>18. Pictorial case practice: Sensors Are Messengers</w:t>
-      </w:r>
-    </w:p>
-    <w:p>
-      <w:r>
-        <w:t>Two fictional light sensors disagree in a classroom. Compare them fairly rather than declaring one broken. Explain the labelled step before checking the changed condition.</w:t>
+        <w:t>10. Finish · Check what your evidence shows</w:t>
+      </w:r>
+    </w:p>
+    <w:p>
+      <w:r>
+        <w:t>Use work you can point to when judging independence.</w:t>
+      </w:r>
+    </w:p>
+    <w:p>
+      <w:pPr>
+        <w:pStyle w:val="Heading2"/>
+      </w:pPr>
+      <w:r>
+        <w:t>Your evidence record</w:t>
+      </w:r>
+    </w:p>
+    <w:p>
+      <w:pPr>
+        <w:pStyle w:val="ListBullet"/>
+      </w:pPr>
+      <w:r>
+        <w:t>I can explain the mechanism.</w:t>
+      </w:r>
+    </w:p>
+    <w:p>
+      <w:pPr>
+        <w:pStyle w:val="ListBullet"/>
+      </w:pPr>
+      <w:r>
+        <w:t>I can show evidence.</w:t>
+      </w:r>
+    </w:p>
+    <w:p>
+      <w:pPr>
+        <w:pStyle w:val="ListBullet"/>
+      </w:pPr>
+      <w:r>
+        <w:t>I can handle a changed case.</w:t>
+      </w:r>
+    </w:p>
+    <w:p>
+      <w:pPr>
+        <w:pStyle w:val="ListBullet"/>
+      </w:pPr>
+      <w:r>
+        <w:t>I can name a limit.</w:t>
+      </w:r>
+    </w:p>
+    <w:p>
+      <w:r>
+        <w:t>Mark each as not yet, with help or independently, and attach supporting work.</w:t>
+      </w:r>
+    </w:p>
+    <w:p>
+      <w:pPr>
+        <w:spacing w:line="336" w:lineRule="auto" w:after="180"/>
+      </w:pPr>
+      <w:r>
+        <w:rPr>
+          <w:b w:val="0"/>
+        </w:rPr>
+        <w:t>Teacher review ____________________  Next step ____________________</w:t>
+      </w:r>
+    </w:p>
+    <w:p>
+      <w:pPr>
+        <w:pStyle w:val="Heading1"/>
+      </w:pPr>
+      <w:r>
+        <w:t>Reference bank and extra practice</w:t>
+      </w:r>
+    </w:p>
+    <w:p>
+      <w:pPr>
+        <w:pStyle w:val="Heading1"/>
+      </w:pPr>
+      <w:r>
+        <w:t>02. Reference · Boundary practice copy</w:t>
+      </w:r>
+    </w:p>
+    <w:p>
+      <w:r>
+        <w:t>This is the same W2 attempt. Use one response record.</w:t>
+      </w:r>
+    </w:p>
+    <w:p>
+      <w:pPr>
+        <w:pStyle w:val="Heading2"/>
+      </w:pPr>
+      <w:r>
+        <w:t>Use this when helpful</w:t>
+      </w:r>
+    </w:p>
+    <w:p>
+      <w:pPr>
+        <w:spacing w:line="336" w:lineRule="auto" w:after="180"/>
+      </w:pPr>
+      <w:r>
+        <w:rPr>
+          <w:b w:val="0"/>
+        </w:rPr>
+        <w:t xml:space="preserve">Use W2: Trace a boundary for </w:t>
+      </w:r>
+      <w:r>
+        <w:rPr>
+          <w:b/>
+        </w:rPr>
+        <w:t>Sensor</w:t>
+      </w:r>
+      <w:r>
+        <w:rPr>
+          <w:b w:val="0"/>
+        </w:rPr>
+        <w:t xml:space="preserve">s and </w:t>
+      </w:r>
+      <w:r>
+        <w:rPr>
+          <w:b/>
+        </w:rPr>
+        <w:t>measurement</w:t>
+      </w:r>
+      <w:r>
+        <w:rPr>
+          <w:b w:val="0"/>
+        </w:rPr>
+        <w:t>. Record the answer once; the lesson and workbook refer to the same attempt.</w:t>
+      </w:r>
+    </w:p>
+    <w:tbl>
+      <w:tblPr>
+        <w:tblStyle w:val="LightShading-Accent1"/>
+        <w:tblW w:type="auto" w:w="0"/>
+        <w:tblLook w:firstColumn="1" w:firstRow="1" w:lastColumn="0" w:lastRow="0" w:noHBand="0" w:noVBand="1" w:val="04A0"/>
+      </w:tblPr>
+      <w:tblGrid>
+        <w:gridCol w:w="2556"/>
+        <w:gridCol w:w="2556"/>
+        <w:gridCol w:w="2556"/>
+        <w:gridCol w:w="2556"/>
+      </w:tblGrid>
+      <w:tr>
+        <w:trPr>
+          <w:tblHeader/>
+        </w:trPr>
+        <w:tc>
+          <w:tcPr>
+            <w:tcW w:type="dxa" w:w="2556"/>
+          </w:tcPr>
+          <w:p>
+            <w:r>
+              <w:t>Given inputs</w:t>
+            </w:r>
+          </w:p>
+        </w:tc>
+        <w:tc>
+          <w:tcPr>
+            <w:tcW w:type="dxa" w:w="2556"/>
+          </w:tcPr>
+          <w:p>
+            <w:r>
+              <w:t>Procedure I chose</w:t>
+            </w:r>
+          </w:p>
+        </w:tc>
+        <w:tc>
+          <w:tcPr>
+            <w:tcW w:type="dxa" w:w="2556"/>
+          </w:tcPr>
+          <w:p>
+            <w:r>
+              <w:t>Middle steps</w:t>
+            </w:r>
+          </w:p>
+        </w:tc>
+        <w:tc>
+          <w:tcPr>
+            <w:tcW w:type="dxa" w:w="2556"/>
+          </w:tcPr>
+          <w:p>
+            <w:r>
+              <w:t>Result and check</w:t>
+            </w:r>
+          </w:p>
+        </w:tc>
+      </w:tr>
+      <w:tr>
+        <w:tc>
+          <w:tcPr>
+            <w:tcW w:type="dxa" w:w="2556"/>
+          </w:tcPr>
+          <w:p>
+            <w:r/>
+          </w:p>
+        </w:tc>
+        <w:tc>
+          <w:tcPr>
+            <w:tcW w:type="dxa" w:w="2556"/>
+          </w:tcPr>
+          <w:p>
+            <w:r/>
+          </w:p>
+        </w:tc>
+        <w:tc>
+          <w:tcPr>
+            <w:tcW w:type="dxa" w:w="2556"/>
+          </w:tcPr>
+          <w:p>
+            <w:r/>
+          </w:p>
+        </w:tc>
+        <w:tc>
+          <w:tcPr>
+            <w:tcW w:type="dxa" w:w="2556"/>
+          </w:tcPr>
+          <w:p>
+            <w:r/>
+          </w:p>
+        </w:tc>
+      </w:tr>
+    </w:tbl>
+    <w:p>
+      <w:pPr>
+        <w:pStyle w:val="Heading3"/>
+      </w:pPr>
+      <w:r>
+        <w:t>The step I completed without help, and the hint I needed</w:t>
+      </w:r>
+    </w:p>
+    <w:p>
+      <w:r>
+        <w:t>________________________________________________________________</w:t>
+      </w:r>
+    </w:p>
+    <w:p>
+      <w:r>
+        <w:t>________________________________________________________________</w:t>
+      </w:r>
+    </w:p>
+    <w:p>
+      <w:r>
+        <w:t>________________________________________________________________</w:t>
+      </w:r>
+    </w:p>
+    <w:p>
+      <w:pPr>
+        <w:pStyle w:val="Heading1"/>
+      </w:pPr>
+      <w:r>
+        <w:t>03. Extra practice · Does stability prove accuracy?</w:t>
+      </w:r>
+    </w:p>
+    <w:p>
+      <w:r>
+        <w:t>Explain which evidence would support closeness to a reference.</w:t>
+      </w:r>
+    </w:p>
+    <w:p>
+      <w:pPr>
+        <w:pStyle w:val="Heading2"/>
+      </w:pPr>
+      <w:r>
+        <w:t>Use this when helpful</w:t>
+      </w:r>
+    </w:p>
+    <w:p>
+      <w:pPr>
+        <w:spacing w:line="336" w:lineRule="auto" w:after="180"/>
+      </w:pPr>
+      <w:r>
+        <w:rPr>
+          <w:b w:val="0"/>
+        </w:rPr>
+        <w:t xml:space="preserve">Use the worked case for </w:t>
+      </w:r>
+      <w:r>
+        <w:rPr>
+          <w:b/>
+        </w:rPr>
+        <w:t>Sensor</w:t>
+      </w:r>
+      <w:r>
+        <w:rPr>
+          <w:b w:val="0"/>
+        </w:rPr>
+        <w:t xml:space="preserve">s and </w:t>
+      </w:r>
+      <w:r>
+        <w:rPr>
+          <w:b/>
+        </w:rPr>
+        <w:t>measurement</w:t>
+      </w:r>
+      <w:r>
+        <w:rPr>
+          <w:b w:val="0"/>
+        </w:rPr>
+        <w:t>. Proposed explanation: “The more stable device must be accurate”. Decide whether this explanation is supported.</w:t>
+      </w:r>
+    </w:p>
+    <w:p>
+      <w:pPr>
+        <w:spacing w:line="336" w:lineRule="auto" w:after="180"/>
+      </w:pPr>
+      <w:r>
+        <w:rPr>
+          <w:b w:val="0"/>
+        </w:rPr>
+        <w:t>Point to the step or supplied fact that decides; explain your repair if needed.</w:t>
+      </w:r>
+    </w:p>
+    <w:p>
+      <w:pPr>
+        <w:pStyle w:val="Heading3"/>
+      </w:pPr>
+      <w:r>
+        <w:t>My explanation before partner discussion</w:t>
+      </w:r>
+    </w:p>
+    <w:p>
+      <w:r>
+        <w:t>________________________________________________________________</w:t>
+      </w:r>
+    </w:p>
+    <w:p>
+      <w:r>
+        <w:t>________________________________________________________________</w:t>
+      </w:r>
+    </w:p>
+    <w:p>
+      <w:r>
+        <w:t>________________________________________________________________</w:t>
+      </w:r>
+    </w:p>
+    <w:p>
+      <w:r>
+        <w:t>________________________________________________________________</w:t>
+      </w:r>
+    </w:p>
+    <w:p>
+      <w:pPr>
+        <w:pStyle w:val="Heading1"/>
+      </w:pPr>
+      <w:r>
+        <w:t>05. Reference · The light-sensor target</w:t>
+      </w:r>
+    </w:p>
+    <w:p>
+      <w:r>
+        <w:t>Use the target to check what the original unknown units permit.</w:t>
+      </w:r>
+    </w:p>
+    <w:p>
+      <w:pPr>
+        <w:pStyle w:val="Heading2"/>
+      </w:pPr>
+      <w:r>
+        <w:t>Use this when helpful</w:t>
+      </w:r>
+    </w:p>
+    <w:p>
+      <w:pPr>
+        <w:spacing w:line="336" w:lineRule="auto" w:after="180"/>
+      </w:pPr>
+      <w:r>
+        <w:rPr>
+          <w:b w:val="0"/>
+        </w:rPr>
+        <w:t xml:space="preserve">Two light </w:t>
+      </w:r>
+      <w:r>
+        <w:rPr>
+          <w:b/>
+        </w:rPr>
+        <w:t>sensor</w:t>
+      </w:r>
+      <w:r>
+        <w:rPr>
+          <w:b w:val="0"/>
+        </w:rPr>
+        <w:t xml:space="preserve">s report 40 and 80 in different rooms. Their settings and </w:t>
+      </w:r>
+      <w:r>
+        <w:rPr>
+          <w:b/>
+        </w:rPr>
+        <w:t>unit</w:t>
+      </w:r>
+      <w:r>
+        <w:rPr>
+          <w:b w:val="0"/>
+        </w:rPr>
+        <w:t xml:space="preserve">s are unknown. Can you conclude the second room is twice as bright? Design a fair comparison without using a camera or personal </w:t>
+      </w:r>
+      <w:r>
+        <w:rPr>
+          <w:b/>
+        </w:rPr>
+        <w:t>data</w:t>
+      </w:r>
+      <w:r>
+        <w:rPr>
+          <w:b w:val="0"/>
+        </w:rPr>
+        <w:t>.</w:t>
+      </w:r>
+    </w:p>
+    <w:p>
+      <w:pPr>
+        <w:pStyle w:val="Heading1"/>
+      </w:pPr>
+      <w:r>
+        <w:t>06. Extra practice · Light and sound</w:t>
+      </w:r>
+    </w:p>
+    <w:p>
+      <w:r>
+        <w:t>Try before checking the worked explanation.</w:t>
+      </w:r>
+    </w:p>
+    <w:p>
+      <w:pPr>
+        <w:pStyle w:val="Heading2"/>
+      </w:pPr>
+      <w:r>
+        <w:t>Use this when helpful</w:t>
+      </w:r>
+    </w:p>
+    <w:p>
+      <w:pPr>
+        <w:spacing w:line="336" w:lineRule="auto" w:after="180"/>
+      </w:pPr>
+      <w:r>
+        <w:rPr>
+          <w:b w:val="0"/>
+        </w:rPr>
+        <w:t xml:space="preserve">A light </w:t>
+      </w:r>
+      <w:r>
+        <w:rPr>
+          <w:b/>
+        </w:rPr>
+        <w:t>sensor</w:t>
+      </w:r>
+      <w:r>
+        <w:rPr>
+          <w:b w:val="0"/>
+        </w:rPr>
+        <w:t xml:space="preserve"> reads 15 in a cupboard and 90 near a window. A microphone records a clap.</w:t>
+      </w:r>
+    </w:p>
+    <w:p>
+      <w:pPr>
+        <w:spacing w:line="336" w:lineRule="auto" w:after="180"/>
+      </w:pPr>
+      <w:r>
+        <w:rPr>
+          <w:b w:val="0"/>
+        </w:rPr>
+        <w:t xml:space="preserve">Which measures a light-related </w:t>
+      </w:r>
+      <w:r>
+        <w:rPr>
+          <w:b/>
+        </w:rPr>
+        <w:t>signal</w:t>
+      </w:r>
+      <w:r>
+        <w:rPr>
+          <w:b w:val="0"/>
+        </w:rPr>
+        <w:t>? Can either directly measure happiness?</w:t>
+      </w:r>
+    </w:p>
+    <w:p>
+      <w:pPr>
+        <w:spacing w:line="336" w:lineRule="auto" w:after="180"/>
+      </w:pPr>
+      <w:r>
+        <w:rPr>
+          <w:b w:val="0"/>
+        </w:rPr>
+        <w:t xml:space="preserve">Show your trace, calculation or </w:t>
+      </w:r>
+      <w:r>
+        <w:rPr>
+          <w:b/>
+        </w:rPr>
+        <w:t>evidence</w:t>
+      </w:r>
+    </w:p>
+    <w:p>
+      <w:pPr>
+        <w:pStyle w:val="Heading3"/>
+      </w:pPr>
+      <w:r>
+        <w:t>Write or draw your reasoning and evidence.</w:t>
+      </w:r>
+    </w:p>
+    <w:p>
+      <w:r>
+        <w:t>________________________________________________________________</w:t>
+      </w:r>
+    </w:p>
+    <w:p>
+      <w:r>
+        <w:t>________________________________________________________________</w:t>
+      </w:r>
+    </w:p>
+    <w:p>
+      <w:r>
+        <w:t>________________________________________________________________</w:t>
+      </w:r>
+    </w:p>
+    <w:p>
+      <w:r>
+        <w:t>________________________________________________________________</w:t>
+      </w:r>
+    </w:p>
+    <w:p>
+      <w:r>
+        <w:t>________________________________________________________________</w:t>
+      </w:r>
+    </w:p>
+    <w:p>
+      <w:pPr>
+        <w:pStyle w:val="Heading1"/>
+      </w:pPr>
+      <w:r>
+        <w:t>07. Extra practice · Readings and comfort</w:t>
+      </w:r>
+    </w:p>
+    <w:p>
+      <w:r>
+        <w:t>Keep this practice distinct from the reserved independent case.</w:t>
+      </w:r>
+    </w:p>
+    <w:p>
+      <w:pPr>
+        <w:pStyle w:val="Heading2"/>
+      </w:pPr>
+      <w:r>
+        <w:t>Use this when helpful</w:t>
+      </w:r>
+    </w:p>
+    <w:p>
+      <w:pPr>
+        <w:spacing w:line="336" w:lineRule="auto" w:after="180"/>
+      </w:pPr>
+      <w:r>
+        <w:rPr>
+          <w:b w:val="0"/>
+        </w:rPr>
+        <w:t xml:space="preserve">A station reports light level 18 and temperature 22 degrees C. Which </w:t>
+      </w:r>
+      <w:r>
+        <w:rPr>
+          <w:b/>
+        </w:rPr>
+        <w:t>sensor</w:t>
+      </w:r>
+      <w:r>
+        <w:rPr>
+          <w:b w:val="0"/>
+        </w:rPr>
+        <w:t xml:space="preserve"> produced each reading? Can either reading alone tell whether a child feels comfortable? Explain.</w:t>
+      </w:r>
+    </w:p>
+    <w:p>
+      <w:pPr>
+        <w:spacing w:line="336" w:lineRule="auto" w:after="180"/>
+      </w:pPr>
+      <w:r>
+        <w:rPr>
+          <w:b w:val="0"/>
+        </w:rPr>
+        <w:t>My practice answer and reason</w:t>
+      </w:r>
+    </w:p>
+    <w:p>
+      <w:pPr>
+        <w:pStyle w:val="Heading3"/>
+      </w:pPr>
+      <w:r>
+        <w:t>Write or draw your reasoning and evidence.</w:t>
+      </w:r>
+    </w:p>
+    <w:p>
+      <w:r>
+        <w:t>________________________________________________________________</w:t>
+      </w:r>
+    </w:p>
+    <w:p>
+      <w:r>
+        <w:t>________________________________________________________________</w:t>
+      </w:r>
+    </w:p>
+    <w:p>
+      <w:r>
+        <w:t>________________________________________________________________</w:t>
+      </w:r>
+    </w:p>
+    <w:p>
+      <w:r>
+        <w:t>________________________________________________________________</w:t>
+      </w:r>
+    </w:p>
+    <w:p>
+      <w:r>
+        <w:t>________________________________________________________________</w:t>
+      </w:r>
+    </w:p>
+    <w:p>
+      <w:pPr>
+        <w:pStyle w:val="Heading3"/>
+      </w:pPr>
+      <w:r>
+        <w:t>Week 3 Test and reflect</w:t>
+      </w:r>
+    </w:p>
+    <w:p>
+      <w:pPr>
+        <w:pStyle w:val="Heading1"/>
+      </w:pPr>
+      <w:r>
+        <w:t>08. Extra practice · Design a comparison</w:t>
+      </w:r>
+    </w:p>
+    <w:p>
+      <w:r>
+        <w:t>State a prediction before tracing or testing.</w:t>
+      </w:r>
+    </w:p>
+    <w:p>
+      <w:pPr>
+        <w:pStyle w:val="Heading2"/>
+      </w:pPr>
+      <w:r>
+        <w:t>Use this when helpful</w:t>
+      </w:r>
+    </w:p>
+    <w:p>
+      <w:pPr>
+        <w:spacing w:line="336" w:lineRule="auto" w:after="180"/>
+      </w:pPr>
+      <w:r>
+        <w:rPr>
+          <w:b w:val="0"/>
+        </w:rPr>
+        <w:t xml:space="preserve">Create a changed </w:t>
+      </w:r>
+      <w:r>
+        <w:rPr>
+          <w:b/>
+        </w:rPr>
+        <w:t>input</w:t>
+      </w:r>
+      <w:r>
+        <w:rPr>
+          <w:b w:val="0"/>
+        </w:rPr>
+        <w:t>, boundary case or missing-information case. Write the expected answer or safe response before testing.</w:t>
+      </w:r>
+    </w:p>
+    <w:tbl>
+      <w:tblPr>
+        <w:tblStyle w:val="LightShading-Accent1"/>
+        <w:tblW w:type="auto" w:w="0"/>
+        <w:tblLook w:firstColumn="1" w:firstRow="1" w:lastColumn="0" w:lastRow="0" w:noHBand="0" w:noVBand="1" w:val="04A0"/>
+      </w:tblPr>
+      <w:tblGrid>
+        <w:gridCol w:w="5112"/>
+        <w:gridCol w:w="5112"/>
+      </w:tblGrid>
+      <w:tr>
+        <w:trPr>
+          <w:tblHeader/>
+        </w:trPr>
+        <w:tc>
+          <w:tcPr>
+            <w:tcW w:type="dxa" w:w="5112"/>
+          </w:tcPr>
+          <w:p>
+            <w:r>
+              <w:t>Test record</w:t>
+            </w:r>
+          </w:p>
+        </w:tc>
+        <w:tc>
+          <w:tcPr>
+            <w:tcW w:type="dxa" w:w="5112"/>
+          </w:tcPr>
+          <w:p>
+            <w:r>
+              <w:t>My evidence</w:t>
+            </w:r>
+          </w:p>
+        </w:tc>
+      </w:tr>
+      <w:tr>
+        <w:tc>
+          <w:tcPr>
+            <w:tcW w:type="dxa" w:w="5112"/>
+          </w:tcPr>
+          <w:p>
+            <w:r>
+              <w:t>Changed input or condition</w:t>
+            </w:r>
+          </w:p>
+        </w:tc>
+        <w:tc>
+          <w:tcPr>
+            <w:tcW w:type="dxa" w:w="5112"/>
+          </w:tcPr>
+          <w:p>
+            <w:r/>
+          </w:p>
+        </w:tc>
+      </w:tr>
+      <w:tr>
+        <w:tc>
+          <w:tcPr>
+            <w:tcW w:type="dxa" w:w="5112"/>
+          </w:tcPr>
+          <w:p>
+            <w:r>
+              <w:t>Expected answer or fallback</w:t>
+            </w:r>
+          </w:p>
+        </w:tc>
+        <w:tc>
+          <w:tcPr>
+            <w:tcW w:type="dxa" w:w="5112"/>
+          </w:tcPr>
+          <w:p>
+            <w:r/>
+          </w:p>
+        </w:tc>
+      </w:tr>
+      <w:tr>
+        <w:tc>
+          <w:tcPr>
+            <w:tcW w:type="dxa" w:w="5112"/>
+          </w:tcPr>
+          <w:p>
+            <w:r>
+              <w:t>Observed result</w:t>
+            </w:r>
+          </w:p>
+        </w:tc>
+        <w:tc>
+          <w:tcPr>
+            <w:tcW w:type="dxa" w:w="5112"/>
+          </w:tcPr>
+          <w:p>
+            <w:r/>
+          </w:p>
+        </w:tc>
+      </w:tr>
+      <w:tr>
+        <w:tc>
+          <w:tcPr>
+            <w:tcW w:type="dxa" w:w="5112"/>
+          </w:tcPr>
+          <w:p>
+            <w:r>
+              <w:t>Why the result occurred</w:t>
+            </w:r>
+          </w:p>
+        </w:tc>
+        <w:tc>
+          <w:tcPr>
+            <w:tcW w:type="dxa" w:w="5112"/>
+          </w:tcPr>
+          <w:p>
+            <w:r/>
+          </w:p>
+        </w:tc>
+      </w:tr>
+    </w:tbl>
+    <w:p>
+      <w:pPr>
+        <w:pStyle w:val="Heading1"/>
+      </w:pPr>
+      <w:r>
+        <w:t>11. Reference · Light-comparison response</w:t>
+      </w:r>
+    </w:p>
+    <w:p>
+      <w:r>
+        <w:t>This teaching case is practice, not a fresh assessment.</w:t>
+      </w:r>
+    </w:p>
+    <w:p>
+      <w:pPr>
+        <w:pStyle w:val="Heading2"/>
+      </w:pPr>
+      <w:r>
+        <w:t>Use this when helpful</w:t>
+      </w:r>
+    </w:p>
+    <w:p>
+      <w:pPr>
+        <w:spacing w:line="336" w:lineRule="auto" w:after="180"/>
+      </w:pPr>
+      <w:r>
+        <w:rPr>
+          <w:b w:val="0"/>
+        </w:rPr>
+        <w:t xml:space="preserve">Two light </w:t>
+      </w:r>
+      <w:r>
+        <w:rPr>
+          <w:b/>
+        </w:rPr>
+        <w:t>sensor</w:t>
+      </w:r>
+      <w:r>
+        <w:rPr>
+          <w:b w:val="0"/>
+        </w:rPr>
+        <w:t xml:space="preserve">s report 40 and 80 in different rooms. Their settings and </w:t>
+      </w:r>
+      <w:r>
+        <w:rPr>
+          <w:b/>
+        </w:rPr>
+        <w:t>unit</w:t>
+      </w:r>
+      <w:r>
+        <w:rPr>
+          <w:b w:val="0"/>
+        </w:rPr>
+        <w:t xml:space="preserve">s are unknown. Can you conclude the second room is twice as bright? Design a fair comparison without using a camera or personal </w:t>
+      </w:r>
+      <w:r>
+        <w:rPr>
+          <w:b/>
+        </w:rPr>
+        <w:t>data</w:t>
+      </w:r>
+      <w:r>
+        <w:rPr>
+          <w:b w:val="0"/>
+        </w:rPr>
+        <w:t>.</w:t>
+      </w:r>
+    </w:p>
+    <w:p>
+      <w:pPr>
+        <w:pStyle w:val="Heading3"/>
+      </w:pPr>
+      <w:r>
+        <w:t>My independently reasoned answer</w:t>
+      </w:r>
+    </w:p>
+    <w:p>
+      <w:r>
+        <w:t>________________________________________________________________</w:t>
+      </w:r>
+    </w:p>
+    <w:p>
+      <w:r>
+        <w:t>________________________________________________________________</w:t>
+      </w:r>
+    </w:p>
+    <w:p>
+      <w:r>
+        <w:t>________________________________________________________________</w:t>
+      </w:r>
+    </w:p>
+    <w:p>
+      <w:r>
+        <w:t>________________________________________________________________</w:t>
+      </w:r>
+    </w:p>
+    <w:p>
+      <w:r>
+        <w:t>________________________________________________________________</w:t>
+      </w:r>
+    </w:p>
+    <w:p>
+      <w:r>
+        <w:t>________________________________________________________________</w:t>
+      </w:r>
+    </w:p>
+    <w:p>
+      <w:r>
+        <w:t>________________________________________________________________</w:t>
+      </w:r>
+    </w:p>
+    <w:p>
+      <w:pPr>
+        <w:spacing w:line="336" w:lineRule="auto" w:after="180"/>
+      </w:pPr>
+      <w:r>
+        <w:rPr>
+          <w:b w:val="0"/>
+        </w:rPr>
+        <w:t>Record support used: none, hint or teacher explanation.</w:t>
+      </w:r>
+    </w:p>
+    <w:p>
+      <w:pPr>
+        <w:pStyle w:val="Heading1"/>
+      </w:pPr>
+      <w:r>
+        <w:t>15. Reference · Sound-display response copy</w:t>
+      </w:r>
+    </w:p>
+    <w:p>
+      <w:r>
+        <w:t>This duplicates W4. Reuse its first-attempt record.</w:t>
+      </w:r>
+    </w:p>
+    <w:p>
+      <w:pPr>
+        <w:pStyle w:val="Heading2"/>
+      </w:pPr>
+      <w:r>
+        <w:t>Use this when helpful</w:t>
+      </w:r>
+    </w:p>
+    <w:p>
+      <w:pPr>
+        <w:spacing w:line="336" w:lineRule="auto" w:after="180"/>
+      </w:pPr>
+      <w:r>
+        <w:rPr>
+          <w:b w:val="0"/>
+        </w:rPr>
+        <w:t>A classroom sound display near a speaker reads higher than one near the door. A student declares the door device broken. Propose a safe comparison using normal classroom sound.</w:t>
+      </w:r>
+    </w:p>
+    <w:p>
+      <w:pPr>
+        <w:spacing w:line="336" w:lineRule="auto" w:after="180"/>
+      </w:pPr>
+      <w:r>
+        <w:rPr>
+          <w:b w:val="0"/>
+        </w:rPr>
+        <w:t>Predict one result consistent with location explaining the difference and one result that would leave a device difference worth investigating.</w:t>
+      </w:r>
+    </w:p>
+    <w:p>
+      <w:pPr>
+        <w:pStyle w:val="Heading3"/>
+      </w:pPr>
+      <w:r>
+        <w:t>My reasoning and evidence</w:t>
+      </w:r>
+    </w:p>
+    <w:p>
+      <w:r>
+        <w:t>________________________________________________________________</w:t>
+      </w:r>
+    </w:p>
+    <w:p>
+      <w:r>
+        <w:t>________________________________________________________________</w:t>
+      </w:r>
+    </w:p>
+    <w:p>
+      <w:r>
+        <w:t>________________________________________________________________</w:t>
+      </w:r>
+    </w:p>
+    <w:p>
+      <w:r>
+        <w:t>________________________________________________________________</w:t>
+      </w:r>
+    </w:p>
+    <w:p>
+      <w:r>
+        <w:t>________________________________________________________________</w:t>
+      </w:r>
+    </w:p>
+    <w:p>
+      <w:r>
+        <w:t>________________________________________________________________</w:t>
+      </w:r>
+    </w:p>
+    <w:p>
+      <w:r>
+        <w:t>________________________________________________________________</w:t>
+      </w:r>
+    </w:p>
+    <w:p>
+      <w:pPr>
+        <w:pStyle w:val="Heading1"/>
+      </w:pPr>
+      <w:r>
+        <w:t>18. Extra practice · Paired light readings</w:t>
+      </w:r>
+    </w:p>
+    <w:p>
+      <w:r>
+        <w:t>Use the picture and name the support you needed.</w:t>
+      </w:r>
+    </w:p>
+    <w:p>
+      <w:pPr>
+        <w:pStyle w:val="Heading2"/>
+      </w:pPr>
+      <w:r>
+        <w:t>Use this when helpful</w:t>
       </w:r>
     </w:p>
     <w:p>
@@ -1846,7 +1942,6 @@
     <w:p>
       <w:pPr>
         <w:spacing w:line="336" w:lineRule="auto" w:after="180"/>
-        <w:shd w:fill="F5F1FB"/>
       </w:pPr>
       <w:r>
         <w:rPr>
@@ -1895,16 +1990,7 @@
     </w:p>
     <w:p>
       <w:pPr>
-        <w:pStyle w:val="Heading3"/>
-      </w:pPr>
-      <w:r>
-        <w:t>Record the help used</w:t>
-      </w:r>
-    </w:p>
-    <w:p>
-      <w:pPr>
         <w:spacing w:line="336" w:lineRule="auto" w:after="180"/>
-        <w:shd w:fill="F1F6F8"/>
       </w:pPr>
       <w:r>
         <w:rPr>
@@ -1965,12 +2051,20 @@
         <w:pStyle w:val="Heading1"/>
       </w:pPr>
       <w:r>
-        <w:t>19. Project portfolio milestone</w:t>
-      </w:r>
-    </w:p>
-    <w:p>
-      <w:r>
-        <w:t>Keep this week’s input, deciding step, result and limit together in the Helpful Classroom Sorter record.</w:t>
+        <w:t>19. Reference · Sorter portfolio record</w:t>
+      </w:r>
+    </w:p>
+    <w:p>
+      <w:r>
+        <w:t>Extend your main project record if needed.</w:t>
+      </w:r>
+    </w:p>
+    <w:p>
+      <w:pPr>
+        <w:pStyle w:val="Heading2"/>
+      </w:pPr>
+      <w:r>
+        <w:t>Use this when helpful</w:t>
       </w:r>
     </w:p>
     <w:p>
@@ -2196,12 +2290,407 @@
         <w:pStyle w:val="Heading1"/>
       </w:pPr>
       <w:r>
-        <w:t>20. Supported practice and learning evidence</w:t>
-      </w:r>
-    </w:p>
-    <w:p>
-      <w:r>
-        <w:t>Try the supported questions before comparing with hints and feedback. Record what you repaired and the evidence you retained.</w:t>
+        <w:t>20. Extra practice: sensor pictures and feedback</w:t>
+      </w:r>
+    </w:p>
+    <w:p>
+      <w:r>
+        <w:t>Try each question before opening its explanation. Use one paper or browser copy.</w:t>
+      </w:r>
+    </w:p>
+    <w:p>
+      <w:pPr>
+        <w:pStyle w:val="Heading2"/>
+      </w:pPr>
+      <w:r>
+        <w:t>First supported question</w:t>
+      </w:r>
+    </w:p>
+    <w:p>
+      <w:pPr>
+        <w:pStyle w:val="ListBullet"/>
+      </w:pPr>
+      <w:r>
+        <w:t>Two fictional light sensors disagree in a classroom. Compare them fairly rather than declaring one broken.</w:t>
+      </w:r>
+    </w:p>
+    <w:p>
+      <w:pPr>
+        <w:pStyle w:val="Heading3"/>
+      </w:pPr>
+      <w:r>
+        <w:t>Practice 1: explain the deciding evidence</w:t>
+      </w:r>
+    </w:p>
+    <w:p>
+      <w:pPr>
+        <w:pStyle w:val="ListBullet"/>
+      </w:pPr>
+      <w:r>
+        <w:t>Which labelled step matches this detail? A trusted reference is needed to decide which reading is closer.</w:t>
+      </w:r>
+    </w:p>
+    <w:p>
+      <w:pPr>
+        <w:pStyle w:val="ListBullet"/>
+      </w:pPr>
+      <w:r>
+        <w:t>1. Compare gaps</w:t>
+      </w:r>
+    </w:p>
+    <w:p>
+      <w:pPr>
+        <w:pStyle w:val="ListBullet"/>
+      </w:pPr>
+      <w:r>
+        <w:t>2. Check a reference</w:t>
+      </w:r>
+    </w:p>
+    <w:p>
+      <w:pPr>
+        <w:pStyle w:val="ListBullet"/>
+      </w:pPr>
+      <w:r>
+        <w:t>3. Paired readings</w:t>
+      </w:r>
+    </w:p>
+    <w:p>
+      <w:pPr>
+        <w:pStyle w:val="ListBullet"/>
+      </w:pPr>
+      <w:r>
+        <w:t>4. Same shelf</w:t>
+      </w:r>
+    </w:p>
+    <w:p>
+      <w:pPr>
+        <w:pStyle w:val="Heading3"/>
+      </w:pPr>
+      <w:r>
+        <w:t>My selected conclusion, deciding fact and explanation</w:t>
+      </w:r>
+    </w:p>
+    <w:p>
+      <w:r>
+        <w:t>________________________________________________________________</w:t>
+      </w:r>
+    </w:p>
+    <w:p>
+      <w:r>
+        <w:t>________________________________________________________________</w:t>
+      </w:r>
+    </w:p>
+    <w:p>
+      <w:r>
+        <w:t>________________________________________________________________</w:t>
+      </w:r>
+    </w:p>
+    <w:p>
+      <w:r>
+        <w:t>________________________________________________________________</w:t>
+      </w:r>
+    </w:p>
+    <w:p>
+      <w:r>
+        <w:t>________________________________________________________________</w:t>
+      </w:r>
+    </w:p>
+    <w:p>
+      <w:pPr>
+        <w:pStyle w:val="ListBullet"/>
+      </w:pPr>
+      <w:r>
+        <w:t>Hint if needed: Read the steps in the pictorial case. Match the supplied detail to the stage that performs or records it.</w:t>
+      </w:r>
+    </w:p>
+    <w:p>
+      <w:pPr>
+        <w:pStyle w:val="Heading2"/>
+      </w:pPr>
+      <w:r>
+        <w:t>Check the first explanation · reference / check after trying</w:t>
+      </w:r>
+    </w:p>
+    <w:p>
+      <w:pPr>
+        <w:spacing w:line="336" w:lineRule="auto" w:after="180"/>
+      </w:pPr>
+      <w:r>
+        <w:rPr>
+          <w:b w:val="0"/>
+        </w:rPr>
+        <w:t>After your attempt, compare with the supported explanation: Check a reference A trusted reference is needed to decide which reading is closer. A repeated difference of 5 supports investigating an offset between devices.</w:t>
+      </w:r>
+    </w:p>
+    <w:p>
+      <w:pPr>
+        <w:spacing w:line="336" w:lineRule="auto" w:after="180"/>
+      </w:pPr>
+      <w:r>
+        <w:rPr>
+          <w:b w:val="0"/>
+        </w:rPr>
+        <w:t>Matching time and location removes two obvious comparison problems. It does not show which device is correct: both could have errors. Preserve paired readings instead of adjusting them silently.</w:t>
+      </w:r>
+    </w:p>
+    <w:p>
+      <w:pPr>
+        <w:pStyle w:val="Heading2"/>
+      </w:pPr>
+      <w:r>
+        <w:t>Changed-condition question</w:t>
+      </w:r>
+    </w:p>
+    <w:p>
+      <w:pPr>
+        <w:pStyle w:val="Heading3"/>
+      </w:pPr>
+      <w:r>
+        <w:t>Practice 2: explain the deciding evidence</w:t>
+      </w:r>
+    </w:p>
+    <w:p>
+      <w:pPr>
+        <w:pStyle w:val="ListBullet"/>
+      </w:pPr>
+      <w:r>
+        <w:t>Changed-case practice: Move only B into brighter light. Which conclusion is supported by the supplied facts?</w:t>
+      </w:r>
+    </w:p>
+    <w:p>
+      <w:pPr>
+        <w:pStyle w:val="ListBullet"/>
+      </w:pPr>
+      <w:r>
+        <w:t>1. The next gap could change for reasons other than a difference in device accuracy.</w:t>
+      </w:r>
+    </w:p>
+    <w:p>
+      <w:pPr>
+        <w:pStyle w:val="ListBullet"/>
+      </w:pPr>
+      <w:r>
+        <w:t>2. This one example guarantees correct results for every future input.</w:t>
+      </w:r>
+    </w:p>
+    <w:p>
+      <w:pPr>
+        <w:pStyle w:val="ListBullet"/>
+      </w:pPr>
+      <w:r>
+        <w:t>3. We can decide the result without examining the changed input or the procedure.</w:t>
+      </w:r>
+    </w:p>
+    <w:p>
+      <w:pPr>
+        <w:pStyle w:val="Heading3"/>
+      </w:pPr>
+      <w:r>
+        <w:t>My selected conclusion, deciding fact and explanation</w:t>
+      </w:r>
+    </w:p>
+    <w:p>
+      <w:r>
+        <w:t>________________________________________________________________</w:t>
+      </w:r>
+    </w:p>
+    <w:p>
+      <w:r>
+        <w:t>________________________________________________________________</w:t>
+      </w:r>
+    </w:p>
+    <w:p>
+      <w:r>
+        <w:t>________________________________________________________________</w:t>
+      </w:r>
+    </w:p>
+    <w:p>
+      <w:r>
+        <w:t>________________________________________________________________</w:t>
+      </w:r>
+    </w:p>
+    <w:p>
+      <w:r>
+        <w:t>________________________________________________________________</w:t>
+      </w:r>
+    </w:p>
+    <w:p>
+      <w:pPr>
+        <w:pStyle w:val="ListBullet"/>
+      </w:pPr>
+      <w:r>
+        <w:t>Hint if needed: Use the changed condition and the deciding step in the pictorial trace. The answer must say what follows from those facts.</w:t>
+      </w:r>
+    </w:p>
+    <w:p>
+      <w:pPr>
+        <w:pStyle w:val="Heading2"/>
+      </w:pPr>
+      <w:r>
+        <w:t>Check the changed condition · reference / check after trying</w:t>
+      </w:r>
+    </w:p>
+    <w:p>
+      <w:pPr>
+        <w:spacing w:line="336" w:lineRule="auto" w:after="180"/>
+      </w:pPr>
+      <w:r>
+        <w:rPr>
+          <w:b w:val="0"/>
+        </w:rPr>
+        <w:t>After your attempt, compare with the supported explanation: The next gap could change for reasons other than a difference in device accuracy.</w:t>
+      </w:r>
+    </w:p>
+    <w:p>
+      <w:pPr>
+        <w:spacing w:line="336" w:lineRule="auto" w:after="180"/>
+      </w:pPr>
+      <w:r>
+        <w:rPr>
+          <w:b w:val="0"/>
+        </w:rPr>
+        <w:t>The comparison now changes location as well as device; there is no supplied reading from the new location.</w:t>
+      </w:r>
+    </w:p>
+    <w:p>
+      <w:pPr>
+        <w:pStyle w:val="Heading2"/>
+      </w:pPr>
+      <w:r>
+        <w:t>Repair and save</w:t>
+      </w:r>
+    </w:p>
+    <w:p>
+      <w:pPr>
+        <w:spacing w:line="336" w:lineRule="auto" w:after="180"/>
+      </w:pPr>
+      <w:r>
+        <w:rPr>
+          <w:b w:val="0"/>
+        </w:rPr>
+        <w:t xml:space="preserve">Review </w:t>
+      </w:r>
+      <w:r>
+        <w:rPr>
+          <w:b/>
+        </w:rPr>
+        <w:t>Input</w:t>
+      </w:r>
+      <w:r>
+        <w:rPr>
+          <w:b w:val="0"/>
+        </w:rPr>
+        <w:t xml:space="preserve">, </w:t>
+      </w:r>
+      <w:r>
+        <w:rPr>
+          <w:b/>
+        </w:rPr>
+        <w:t>Process</w:t>
+      </w:r>
+      <w:r>
+        <w:rPr>
+          <w:b w:val="0"/>
+        </w:rPr>
+        <w:t xml:space="preserve">, </w:t>
+      </w:r>
+      <w:r>
+        <w:rPr>
+          <w:b/>
+        </w:rPr>
+        <w:t>Output</w:t>
+      </w:r>
+      <w:r>
+        <w:rPr>
+          <w:b w:val="0"/>
+        </w:rPr>
+        <w:t xml:space="preserve"> (ai-1/2). Goal: Trace information through a system without confusing information with a physical action. Short practice: Use the richer record to find blue pencils in Box B.</w:t>
+      </w:r>
+    </w:p>
+    <w:p>
+      <w:pPr>
+        <w:spacing w:line="336" w:lineRule="auto" w:after="180"/>
+      </w:pPr>
+      <w:r>
+        <w:rPr>
+          <w:b w:val="0"/>
+        </w:rPr>
+        <w:t>Explain why total alone was insufficient.. Return to this week and explain what you changed.</w:t>
+      </w:r>
+    </w:p>
+    <w:p>
+      <w:pPr>
+        <w:spacing w:line="336" w:lineRule="auto" w:after="180"/>
+      </w:pPr>
+      <w:r>
+        <w:rPr>
+          <w:b w:val="0"/>
+        </w:rPr>
+        <w:t xml:space="preserve">Use Download completed work in the hosted lesson to export your answers, reflections, practice feedback and code-run </w:t>
+      </w:r>
+      <w:r>
+        <w:rPr>
+          <w:b/>
+        </w:rPr>
+        <w:t>evidence</w:t>
+      </w:r>
+      <w:r>
+        <w:rPr>
+          <w:b w:val="0"/>
+        </w:rPr>
+        <w:t>. Open the HTML copy to read or print it.</w:t>
+      </w:r>
+    </w:p>
+    <w:p>
+      <w:pPr>
+        <w:spacing w:line="336" w:lineRule="auto" w:after="180"/>
+      </w:pPr>
+      <w:r>
+        <w:rPr>
+          <w:b w:val="0"/>
+        </w:rPr>
+        <w:t>Drafts stay in this browser when storage is available; clear drafts on a shared device.</w:t>
+      </w:r>
+    </w:p>
+    <w:p>
+      <w:pPr>
+        <w:pStyle w:val="Heading3"/>
+      </w:pPr>
+      <w:r>
+        <w:t>What I repaired, the evidence I kept and the next test</w:t>
+      </w:r>
+    </w:p>
+    <w:p>
+      <w:r>
+        <w:t>________________________________________________________________</w:t>
+      </w:r>
+    </w:p>
+    <w:p>
+      <w:r>
+        <w:t>________________________________________________________________</w:t>
+      </w:r>
+    </w:p>
+    <w:p>
+      <w:r>
+        <w:t>________________________________________________________________</w:t>
+      </w:r>
+    </w:p>
+    <w:p>
+      <w:r>
+        <w:t>________________________________________________________________</w:t>
+      </w:r>
+    </w:p>
+    <w:p>
+      <w:r>
+        <w:t>________________________________________________________________</w:t>
+      </w:r>
+    </w:p>
+    <w:p>
+      <w:pPr>
+        <w:pStyle w:val="Heading2"/>
+      </w:pPr>
+      <w:r>
+        <w:t>Earlier wording, alternative practice and picture transcripts · reference / check after trying</w:t>
       </w:r>
     </w:p>
     <w:p>
@@ -2217,92 +2706,10 @@
     </w:p>
     <w:p>
       <w:pPr>
-        <w:spacing w:line="336" w:lineRule="auto" w:after="180"/>
-      </w:pPr>
-      <w:r>
-        <w:rPr>
-          <w:b w:val="0"/>
-        </w:rPr>
-        <w:t xml:space="preserve">Two fictional light </w:t>
-      </w:r>
-      <w:r>
-        <w:rPr>
-          <w:b/>
-        </w:rPr>
-        <w:t>sensor</w:t>
-      </w:r>
-      <w:r>
-        <w:rPr>
-          <w:b w:val="0"/>
-        </w:rPr>
-        <w:t>s disagree in a classroom. Compare them fairly rather than declaring one broken.</w:t>
-      </w:r>
-    </w:p>
-    <w:p>
-      <w:pPr>
         <w:pStyle w:val="Heading3"/>
       </w:pPr>
       <w:r>
-        <w:t>Practice 1: explain the deciding evidence</w:t>
-      </w:r>
-    </w:p>
-    <w:p>
-      <w:pPr>
-        <w:spacing w:line="336" w:lineRule="auto" w:after="180"/>
-      </w:pPr>
-      <w:r>
-        <w:rPr>
-          <w:b w:val="0"/>
-        </w:rPr>
-        <w:t>Which labelled step matches this detail? A trusted reference is needed to decide which reading is closer.</w:t>
-      </w:r>
-    </w:p>
-    <w:p>
-      <w:pPr>
-        <w:spacing w:line="336" w:lineRule="auto" w:after="180"/>
-        <w:shd w:fill="F4F9FC"/>
-      </w:pPr>
-      <w:r>
-        <w:rPr>
-          <w:b w:val="0"/>
-        </w:rPr>
-        <w:t>1. Compare gaps</w:t>
-      </w:r>
-    </w:p>
-    <w:p>
-      <w:pPr>
-        <w:spacing w:line="336" w:lineRule="auto" w:after="180"/>
-        <w:shd w:fill="F4F9FC"/>
-      </w:pPr>
-      <w:r>
-        <w:rPr>
-          <w:b w:val="0"/>
-        </w:rPr>
-        <w:t>2. Check a reference</w:t>
-      </w:r>
-    </w:p>
-    <w:p>
-      <w:pPr>
-        <w:spacing w:line="336" w:lineRule="auto" w:after="180"/>
-        <w:shd w:fill="F4F9FC"/>
-      </w:pPr>
-      <w:r>
-        <w:rPr>
-          <w:b w:val="0"/>
-        </w:rPr>
-        <w:t>3. Paired readings</w:t>
-      </w:r>
-    </w:p>
-    <w:p>
-      <w:pPr>
-        <w:spacing w:line="336" w:lineRule="auto" w:after="180"/>
-        <w:shd w:fill="F4F9FC"/>
-      </w:pPr>
-      <w:r>
-        <w:rPr>
-          <w:b w:val="0"/>
-        </w:rPr>
-        <w:t>4. Same shelf</w:t>
+        <w:t>Repair a missing building block</w:t>
       </w:r>
     </w:p>
     <w:p>
@@ -2310,416 +2717,25 @@
         <w:pStyle w:val="Heading3"/>
       </w:pPr>
       <w:r>
-        <w:t>My selected conclusion, deciding fact and explanation</w:t>
-      </w:r>
-    </w:p>
-    <w:p>
-      <w:r>
-        <w:t>________________________________________________________________</w:t>
-      </w:r>
-    </w:p>
-    <w:p>
-      <w:r>
-        <w:t>________________________________________________________________</w:t>
-      </w:r>
-    </w:p>
-    <w:p>
-      <w:r>
-        <w:t>________________________________________________________________</w:t>
-      </w:r>
-    </w:p>
-    <w:p>
-      <w:r>
-        <w:t>________________________________________________________________</w:t>
-      </w:r>
-    </w:p>
-    <w:p>
-      <w:r>
-        <w:t>________________________________________________________________</w:t>
-      </w:r>
-    </w:p>
-    <w:p>
-      <w:pPr>
-        <w:pStyle w:val="Heading3"/>
-      </w:pPr>
-      <w:r>
-        <w:t>Hint · try first</w:t>
-      </w:r>
-    </w:p>
-    <w:p>
-      <w:pPr>
-        <w:spacing w:line="336" w:lineRule="auto" w:after="180"/>
-        <w:shd w:fill="F1F6F8"/>
-      </w:pPr>
-      <w:r>
-        <w:rPr>
-          <w:b w:val="0"/>
-        </w:rPr>
-        <w:t>Hint if needed: Read the steps in the pictorial case. Match the supplied detail to the stage that performs or records it.</w:t>
-      </w:r>
-    </w:p>
-    <w:p>
-      <w:pPr>
-        <w:pStyle w:val="Heading3"/>
-      </w:pPr>
-      <w:r>
-        <w:t>Feedback · compare after trying</w:t>
-      </w:r>
-    </w:p>
-    <w:p>
-      <w:pPr>
-        <w:spacing w:line="336" w:lineRule="auto" w:after="180"/>
-        <w:shd w:fill="F1F6FC"/>
-      </w:pPr>
-      <w:r>
-        <w:rPr>
-          <w:b w:val="0"/>
-        </w:rPr>
-        <w:t>After your attempt, compare with the supported explanation: Check a reference A trusted reference is needed to decide which reading is closer. A repeated difference of 5 supports investigating an offset between devices.</w:t>
-      </w:r>
-    </w:p>
-    <w:p>
-      <w:pPr>
-        <w:spacing w:line="336" w:lineRule="auto" w:after="180"/>
-        <w:shd w:fill="F1F6FC"/>
-      </w:pPr>
-      <w:r>
-        <w:rPr>
-          <w:b w:val="0"/>
-        </w:rPr>
-        <w:t>Matching time and location removes two obvious comparison problems. It does not show which device is correct: both could have errors. Preserve paired readings instead of adjusting them silently.</w:t>
-      </w:r>
-    </w:p>
-    <w:p>
-      <w:pPr>
-        <w:pStyle w:val="Heading3"/>
-      </w:pPr>
-      <w:r>
-        <w:t>Practice 2: explain the deciding evidence</w:t>
-      </w:r>
-    </w:p>
-    <w:p>
-      <w:pPr>
-        <w:pStyle w:val="Heading3"/>
-      </w:pPr>
-      <w:r>
-        <w:t>Changed case · predict first</w:t>
-      </w:r>
-    </w:p>
-    <w:p>
-      <w:pPr>
-        <w:spacing w:line="336" w:lineRule="auto" w:after="180"/>
-        <w:shd w:fill="F5F1FB"/>
-      </w:pPr>
-      <w:r>
-        <w:rPr>
-          <w:b w:val="0"/>
-        </w:rPr>
-        <w:t>Changed-case practice: Move only B into brighter light. Which conclusion is supported by the supplied facts?</w:t>
-      </w:r>
-    </w:p>
-    <w:p>
-      <w:pPr>
-        <w:spacing w:line="336" w:lineRule="auto" w:after="180"/>
-        <w:shd w:fill="F4F9FC"/>
-      </w:pPr>
-      <w:r>
-        <w:rPr>
-          <w:b w:val="0"/>
-        </w:rPr>
-        <w:t>1. The next gap could change for reasons other than a difference in device accuracy.</w:t>
-      </w:r>
-    </w:p>
-    <w:p>
-      <w:pPr>
-        <w:spacing w:line="336" w:lineRule="auto" w:after="180"/>
-        <w:shd w:fill="F4F9FC"/>
-      </w:pPr>
-      <w:r>
-        <w:rPr>
-          <w:b w:val="0"/>
-        </w:rPr>
-        <w:t xml:space="preserve">2. This one example guarantees correct results for every future </w:t>
-      </w:r>
-      <w:r>
-        <w:rPr>
-          <w:b/>
-        </w:rPr>
-        <w:t>input</w:t>
-      </w:r>
-      <w:r>
-        <w:rPr>
-          <w:b w:val="0"/>
-        </w:rPr>
-        <w:t>.</w:t>
-      </w:r>
-    </w:p>
-    <w:p>
-      <w:pPr>
-        <w:spacing w:line="336" w:lineRule="auto" w:after="180"/>
-        <w:shd w:fill="F4F9FC"/>
-      </w:pPr>
-      <w:r>
-        <w:rPr>
-          <w:b w:val="0"/>
-        </w:rPr>
-        <w:t xml:space="preserve">3. We can decide the result without examining the changed </w:t>
-      </w:r>
-      <w:r>
-        <w:rPr>
-          <w:b/>
-        </w:rPr>
-        <w:t>input</w:t>
-      </w:r>
-      <w:r>
-        <w:rPr>
-          <w:b w:val="0"/>
-        </w:rPr>
-        <w:t xml:space="preserve"> or the procedure.</w:t>
-      </w:r>
-    </w:p>
-    <w:p>
-      <w:pPr>
-        <w:pStyle w:val="Heading3"/>
-      </w:pPr>
-      <w:r>
-        <w:t>My selected conclusion, deciding fact and explanation</w:t>
-      </w:r>
-    </w:p>
-    <w:p>
-      <w:r>
-        <w:t>________________________________________________________________</w:t>
-      </w:r>
-    </w:p>
-    <w:p>
-      <w:r>
-        <w:t>________________________________________________________________</w:t>
-      </w:r>
-    </w:p>
-    <w:p>
-      <w:r>
-        <w:t>________________________________________________________________</w:t>
-      </w:r>
-    </w:p>
-    <w:p>
-      <w:r>
-        <w:t>________________________________________________________________</w:t>
-      </w:r>
-    </w:p>
-    <w:p>
-      <w:r>
-        <w:t>________________________________________________________________</w:t>
-      </w:r>
-    </w:p>
-    <w:p>
-      <w:pPr>
-        <w:pStyle w:val="Heading3"/>
-      </w:pPr>
-      <w:r>
-        <w:t>Hint · try first</w:t>
-      </w:r>
-    </w:p>
-    <w:p>
-      <w:pPr>
-        <w:spacing w:line="336" w:lineRule="auto" w:after="180"/>
-        <w:shd w:fill="F1F6F8"/>
-      </w:pPr>
-      <w:r>
-        <w:rPr>
-          <w:b w:val="0"/>
-        </w:rPr>
-        <w:t>Hint if needed: Use the changed condition and the deciding step in the pictorial trace. The answer must say what follows from those facts.</w:t>
-      </w:r>
-    </w:p>
-    <w:p>
-      <w:pPr>
-        <w:pStyle w:val="Heading3"/>
-      </w:pPr>
-      <w:r>
-        <w:t>Feedback · compare after trying</w:t>
-      </w:r>
-    </w:p>
-    <w:p>
-      <w:pPr>
-        <w:spacing w:line="336" w:lineRule="auto" w:after="180"/>
-        <w:shd w:fill="F1F6FC"/>
-      </w:pPr>
-      <w:r>
-        <w:rPr>
-          <w:b w:val="0"/>
-        </w:rPr>
-        <w:t>After your attempt, compare with the supported explanation: The next gap could change for reasons other than a difference in device accuracy.</w:t>
-      </w:r>
-    </w:p>
-    <w:p>
-      <w:pPr>
-        <w:spacing w:line="336" w:lineRule="auto" w:after="180"/>
-        <w:shd w:fill="F1F6FC"/>
-      </w:pPr>
-      <w:r>
-        <w:rPr>
-          <w:b w:val="0"/>
-        </w:rPr>
-        <w:t>The comparison now changes location as well as device; there is no supplied reading from the new location.</w:t>
-      </w:r>
-    </w:p>
-    <w:p>
-      <w:pPr>
-        <w:pStyle w:val="Heading3"/>
-      </w:pPr>
-      <w:r>
-        <w:t>Repair a missing building block</w:t>
-      </w:r>
-    </w:p>
-    <w:p>
-      <w:pPr>
-        <w:spacing w:line="336" w:lineRule="auto" w:after="180"/>
-      </w:pPr>
-      <w:r>
-        <w:rPr>
-          <w:b w:val="0"/>
-        </w:rPr>
-        <w:t xml:space="preserve">Review </w:t>
-      </w:r>
-      <w:r>
-        <w:rPr>
-          <w:b/>
-        </w:rPr>
-        <w:t>Input</w:t>
-      </w:r>
-      <w:r>
-        <w:rPr>
-          <w:b w:val="0"/>
-        </w:rPr>
-        <w:t xml:space="preserve">, </w:t>
-      </w:r>
-      <w:r>
-        <w:rPr>
-          <w:b/>
-        </w:rPr>
-        <w:t>Process</w:t>
-      </w:r>
-      <w:r>
-        <w:rPr>
-          <w:b w:val="0"/>
-        </w:rPr>
-        <w:t xml:space="preserve">, </w:t>
-      </w:r>
-      <w:r>
-        <w:rPr>
-          <w:b/>
-        </w:rPr>
-        <w:t>Output</w:t>
-      </w:r>
-      <w:r>
-        <w:rPr>
-          <w:b w:val="0"/>
-        </w:rPr>
-        <w:t xml:space="preserve"> (ai-1/2). Goal: Trace information through a system without confusing information with a physical action. Short practice: Use the richer record to find blue pencils in Box B.</w:t>
-      </w:r>
-    </w:p>
-    <w:p>
-      <w:pPr>
-        <w:spacing w:line="336" w:lineRule="auto" w:after="180"/>
-      </w:pPr>
-      <w:r>
-        <w:rPr>
-          <w:b w:val="0"/>
-        </w:rPr>
-        <w:t>Explain why total alone was insufficient.. Return to this week and explain what you changed.</w:t>
-      </w:r>
-    </w:p>
-    <w:p>
-      <w:pPr>
-        <w:pStyle w:val="Heading3"/>
-      </w:pPr>
-      <w:r>
         <w:t>Keep your completed work</w:t>
       </w:r>
     </w:p>
     <w:p>
       <w:pPr>
-        <w:spacing w:line="336" w:lineRule="auto" w:after="180"/>
-      </w:pPr>
-      <w:r>
-        <w:rPr>
-          <w:b w:val="0"/>
-        </w:rPr>
-        <w:t xml:space="preserve">Use Download completed work in the hosted lesson to export your answers, reflections, practice feedback and code-run </w:t>
-      </w:r>
-      <w:r>
-        <w:rPr>
-          <w:b/>
-        </w:rPr>
-        <w:t>evidence</w:t>
-      </w:r>
-      <w:r>
-        <w:rPr>
-          <w:b w:val="0"/>
-        </w:rPr>
-        <w:t>. Open the HTML copy to read or print it.</w:t>
-      </w:r>
-    </w:p>
-    <w:p>
-      <w:pPr>
-        <w:spacing w:line="336" w:lineRule="auto" w:after="180"/>
-      </w:pPr>
-      <w:r>
-        <w:rPr>
-          <w:b w:val="0"/>
-        </w:rPr>
-        <w:t>Drafts stay in this browser when storage is available; clear drafts on a shared device.</w:t>
-      </w:r>
-    </w:p>
-    <w:p>
-      <w:pPr>
-        <w:pStyle w:val="Heading3"/>
-      </w:pPr>
-      <w:r>
-        <w:t>What I repaired, the evidence I kept and the next test</w:t>
-      </w:r>
-    </w:p>
-    <w:p>
-      <w:r>
-        <w:t>________________________________________________________________</w:t>
-      </w:r>
-    </w:p>
-    <w:p>
-      <w:r>
-        <w:t>________________________________________________________________</w:t>
-      </w:r>
-    </w:p>
-    <w:p>
-      <w:r>
-        <w:t>________________________________________________________________</w:t>
-      </w:r>
-    </w:p>
-    <w:p>
-      <w:r>
-        <w:t>________________________________________________________________</w:t>
-      </w:r>
-    </w:p>
-    <w:p>
-      <w:r>
-        <w:t>________________________________________________________________</w:t>
-      </w:r>
-    </w:p>
-    <w:p>
-      <w:pPr>
         <w:pStyle w:val="Heading1"/>
       </w:pPr>
       <w:r>
-        <w:t>21. Visual concept journey</w:t>
-      </w:r>
-    </w:p>
-    <w:p>
-      <w:r>
-        <w:t>Explain each Sensors Are Messengers picture from its labels, then record a relevant limit.</w:t>
-      </w:r>
-    </w:p>
-    <w:p>
-      <w:pPr>
-        <w:pStyle w:val="Heading3"/>
+        <w:t>21. Reference · Six-picture response sheets</w:t>
+      </w:r>
+    </w:p>
+    <w:p>
+      <w:r>
+        <w:t>Choose a useful image; completing all six again is optional.</w:t>
+      </w:r>
+    </w:p>
+    <w:p>
+      <w:pPr>
+        <w:pStyle w:val="Heading2"/>
       </w:pPr>
       <w:r>
         <w:t>01. Sensors Are Messengers: the case</w:t>
@@ -2810,7 +2826,6 @@
     <w:p>
       <w:pPr>
         <w:spacing w:line="336" w:lineRule="auto" w:after="180"/>
-        <w:shd w:fill="F5F1FB"/>
       </w:pPr>
       <w:r>
         <w:rPr>
@@ -2849,7 +2864,7 @@
     </w:p>
     <w:p>
       <w:pPr>
-        <w:pStyle w:val="Heading3"/>
+        <w:pStyle w:val="Heading2"/>
       </w:pPr>
       <w:r>
         <w:t>02. Follow the deciding steps</w:t>
@@ -2917,7 +2932,6 @@
     <w:p>
       <w:pPr>
         <w:spacing w:line="336" w:lineRule="auto" w:after="180"/>
-        <w:shd w:fill="F5F1FB"/>
       </w:pPr>
       <w:r>
         <w:rPr>
@@ -2968,7 +2982,7 @@
     </w:p>
     <w:p>
       <w:pPr>
-        <w:pStyle w:val="Heading3"/>
+        <w:pStyle w:val="Heading2"/>
       </w:pPr>
       <w:r>
         <w:t>03. Simultaneous light readings</w:t>
@@ -3096,7 +3110,6 @@
     <w:p>
       <w:pPr>
         <w:spacing w:line="336" w:lineRule="auto" w:after="180"/>
-        <w:shd w:fill="F5F1FB"/>
       </w:pPr>
       <w:r>
         <w:rPr>
@@ -3135,7 +3148,7 @@
     </w:p>
     <w:p>
       <w:pPr>
-        <w:pStyle w:val="Heading3"/>
+        <w:pStyle w:val="Heading2"/>
       </w:pPr>
       <w:r>
         <w:t>04. Change one thing. Trace what follows.</w:t>
@@ -3202,7 +3215,6 @@
     <w:p>
       <w:pPr>
         <w:spacing w:line="336" w:lineRule="auto" w:after="180"/>
-        <w:shd w:fill="F5F1FB"/>
       </w:pPr>
       <w:r>
         <w:rPr>
@@ -3241,7 +3253,7 @@
     </w:p>
     <w:p>
       <w:pPr>
-        <w:pStyle w:val="Heading3"/>
+        <w:pStyle w:val="Heading2"/>
       </w:pPr>
       <w:r>
         <w:t>05. Connect the explanation to its limit</w:t>
@@ -3308,7 +3320,6 @@
     <w:p>
       <w:pPr>
         <w:spacing w:line="336" w:lineRule="auto" w:after="180"/>
-        <w:shd w:fill="F5F1FB"/>
       </w:pPr>
       <w:r>
         <w:rPr>
@@ -3347,7 +3358,7 @@
     </w:p>
     <w:p>
       <w:pPr>
-        <w:pStyle w:val="Heading3"/>
+        <w:pStyle w:val="Heading2"/>
       </w:pPr>
       <w:r>
         <w:t>06. Make the idea visible in your project</w:t>
@@ -3392,7 +3403,6 @@
     <w:p>
       <w:pPr>
         <w:spacing w:line="336" w:lineRule="auto" w:after="180"/>
-        <w:shd w:fill="F5F1FB"/>
       </w:pPr>
       <w:r>
         <w:rPr>
@@ -3440,7 +3450,6 @@
     <w:p>
       <w:pPr>
         <w:spacing w:line="336" w:lineRule="auto" w:after="180"/>
-        <w:shd w:fill="F5F1FB"/>
       </w:pPr>
       <w:r>
         <w:rPr>
@@ -3452,7 +3461,6 @@
     <w:p>
       <w:pPr>
         <w:spacing w:line="336" w:lineRule="auto" w:after="180"/>
-        <w:shd w:fill="F5F1FB"/>
       </w:pPr>
       <w:r>
         <w:rPr>
@@ -3499,6 +3507,62 @@
     <w:p>
       <w:r>
         <w:t>________________________________________________________________</w:t>
+      </w:r>
+    </w:p>
+    <w:p>
+      <w:pPr>
+        <w:pStyle w:val="Heading2"/>
+      </w:pPr>
+      <w:r>
+        <w:t>Earlier wording, alternative practice and picture transcripts · reference / check after trying</w:t>
+      </w:r>
+    </w:p>
+    <w:p>
+      <w:pPr>
+        <w:pStyle w:val="Heading3"/>
+      </w:pPr>
+      <w:r>
+        <w:t>01. Sensors Are Messengers: the case</w:t>
+      </w:r>
+    </w:p>
+    <w:p>
+      <w:pPr>
+        <w:pStyle w:val="Heading3"/>
+      </w:pPr>
+      <w:r>
+        <w:t>02. Follow the deciding steps</w:t>
+      </w:r>
+    </w:p>
+    <w:p>
+      <w:pPr>
+        <w:pStyle w:val="Heading3"/>
+      </w:pPr>
+      <w:r>
+        <w:t>03. Simultaneous light readings</w:t>
+      </w:r>
+    </w:p>
+    <w:p>
+      <w:pPr>
+        <w:pStyle w:val="Heading3"/>
+      </w:pPr>
+      <w:r>
+        <w:t>04. Change one thing. Trace what follows.</w:t>
+      </w:r>
+    </w:p>
+    <w:p>
+      <w:pPr>
+        <w:pStyle w:val="Heading3"/>
+      </w:pPr>
+      <w:r>
+        <w:t>05. Connect the explanation to its limit</w:t>
+      </w:r>
+    </w:p>
+    <w:p>
+      <w:pPr>
+        <w:pStyle w:val="Heading3"/>
+      </w:pPr>
+      <w:r>
+        <w:t>06. Make the idea visible in your project</w:t>
       </w:r>
     </w:p>
     <w:sectPr>
